--- a/docs/01-需求规格说明书/实验一需求规格说明书.docx
+++ b/docs/01-需求规格说明书/实验一需求规格说明书.docx
@@ -29,11 +29,7 @@
         <w:widowControl/>
       </w:pPr>
       <w:r>
-        <w:rPr>
-          <w:rFonts w:ascii="微软雅黑" w:hAnsi="微软雅黑" w:eastAsia="微软雅黑" w:cs="微软雅黑"/>
-          <w:sz w:val="19"/>
-        </w:rPr>
-        <w:t>实验一：需求分析与迭代规划｜整合版 v1.1</w:t>
+        <w:t>实验一：需求分析与迭代规划｜整合版 v1.2</w:t>
       </w:r>
     </w:p>
     <w:p>
@@ -41,75 +37,7 @@
         <w:widowControl/>
       </w:pPr>
       <w:r>
-        <w:rPr>
-          <w:rFonts w:ascii="微软雅黑" w:hAnsi="微软雅黑" w:eastAsia="微软雅黑" w:cs="微软雅黑"/>
-          <w:sz w:val="19"/>
-        </w:rPr>
-        <w:t>本说明书以</w:t>
-      </w:r>
-      <w:r>
-        <w:fldChar w:fldCharType="begin"/>
-      </w:r>
-      <w:r>
-        <w:instrText xml:space="preserve"> HYPERLINK "需求确认会议纪要.md" \h </w:instrText>
-      </w:r>
-      <w:r>
-        <w:fldChar w:fldCharType="separate"/>
-      </w:r>
-      <w:r>
-        <w:rPr>
-          <w:rFonts w:ascii="微软雅黑" w:hAnsi="微软雅黑" w:eastAsia="微软雅黑" w:cs="微软雅黑"/>
-          <w:color w:val="175A78"/>
-          <w:u w:val="single"/>
-        </w:rPr>
-        <w:t>需求讨论纪要</w:t>
-      </w:r>
-      <w:r>
-        <w:rPr>
-          <w:rFonts w:ascii="微软雅黑" w:hAnsi="微软雅黑" w:eastAsia="微软雅黑" w:cs="微软雅黑"/>
-          <w:color w:val="175A78"/>
-          <w:u w:val="single"/>
-        </w:rPr>
-        <w:fldChar w:fldCharType="end"/>
-      </w:r>
-      <w:r>
-        <w:rPr>
-          <w:rFonts w:ascii="微软雅黑" w:hAnsi="微软雅黑" w:eastAsia="微软雅黑" w:cs="微软雅黑"/>
-          <w:sz w:val="19"/>
-        </w:rPr>
-        <w:t xml:space="preserve">和项目 </w:t>
-      </w:r>
-      <w:r>
-        <w:fldChar w:fldCharType="begin"/>
-      </w:r>
-      <w:r>
-        <w:instrText xml:space="preserve"> HYPERLINK "../../BACKLOG.md" \h </w:instrText>
-      </w:r>
-      <w:r>
-        <w:fldChar w:fldCharType="separate"/>
-      </w:r>
-      <w:r>
-        <w:rPr>
-          <w:rFonts w:ascii="微软雅黑" w:hAnsi="微软雅黑" w:eastAsia="微软雅黑" w:cs="微软雅黑"/>
-          <w:color w:val="175A78"/>
-          <w:u w:val="single"/>
-        </w:rPr>
-        <w:t>Backlog</w:t>
-      </w:r>
-      <w:r>
-        <w:rPr>
-          <w:rFonts w:ascii="微软雅黑" w:hAnsi="微软雅黑" w:eastAsia="微软雅黑" w:cs="微软雅黑"/>
-          <w:color w:val="175A78"/>
-          <w:u w:val="single"/>
-        </w:rPr>
-        <w:fldChar w:fldCharType="end"/>
-      </w:r>
-      <w:r>
-        <w:rPr>
-          <w:rFonts w:ascii="微软雅黑" w:hAnsi="微软雅黑" w:eastAsia="微软雅黑" w:cs="微软雅黑"/>
-          <w:sz w:val="19"/>
-        </w:rPr>
-        <w:t xml:space="preserve"> 为待确认的工作基线，整合 S2 的账户与交易用例、S3 的角色与风控及非功能需求、S4 的用户故事地图、S5 的候选类与 CRC。各组员的完整分析稿作为需求追溯材料保留。</w:t>
+        <w:t>本说明书整合 S2 的账户与交易专项稿、S3 的角色与风控稿、S4 的《用户故事清单》及故事地图、S5 的候选类与 CRC；Backlog用于跟踪这些材料，不作为覆盖组员原稿的独立依据。需求讨论纪要中的不同编号和建议值仍须组内复核。各组员的完整分析稿作为需求追溯材料保留。</w:t>
       </w:r>
     </w:p>
     <w:p>
@@ -155,11 +83,7 @@
         <w:widowControl/>
       </w:pPr>
       <w:r>
-        <w:rPr>
-          <w:rFonts w:ascii="微软雅黑" w:hAnsi="微软雅黑" w:eastAsia="微软雅黑" w:cs="微软雅黑"/>
-          <w:sz w:val="19"/>
-        </w:rPr>
-        <w:t>系统面向客户、系统管理员、风控管理员及必要的运营人员。客户可以注册登录、维护实名信息、开立活期账户、查询账户状态与余额，办理存款、取款、本行转账和模拟跨行转账，并查询交易流水。管理员依据授权冻结或解冻账户、查看拦截记录。系统在出账前检查账户状态、可用余额和限额；同一请求重复提交不得重复扣款或入账。本行转账的双方资金变化必须同时成立；跨行转账通过模拟外部结果呈现处理中、成功或失败，并在失败时释放预留资金。</w:t>
+        <w:t>系统面向客户、系统管理员、风控专员及运营人员。客户可以注册登录、维护实名信息、开立和注销符合条件的活期账户、查询账户状态与余额，办理存款、取款、本行转账和模拟跨行转账，并查询交易结果与流水。授权人员可冻结账户，运营人员依据解除结论解冻；风控人员可查看拦截记录。冻结账户不能发起新存款、取款、转账或接收新的行内转入，已受理交易仍须继续确认或恢复。同一请求重复提交不得产生第二次资金效果；本行转账双方资金变化必须同时成立；跨行转账通过模拟外部结果区分处理中、待确认、成功、恢复中和失败。</w:t>
       </w:r>
     </w:p>
     <w:p>
@@ -235,15 +159,7 @@
             <w:vAlign w:val="center"/>
           </w:tcPr>
           <w:p>
-            <w:pPr>
-              <w:spacing w:after="0" w:line="264" w:lineRule="auto"/>
-            </w:pPr>
-            <w:r>
-              <w:rPr>
-                <w:rFonts w:ascii="微软雅黑" w:hAnsi="微软雅黑" w:eastAsia="微软雅黑" w:cs="微软雅黑"/>
-                <w:b/>
-                <w:sz w:val="16"/>
-              </w:rPr>
+            <w:r>
               <w:t>类别</w:t>
             </w:r>
           </w:p>
@@ -255,15 +171,7 @@
             <w:vAlign w:val="center"/>
           </w:tcPr>
           <w:p>
-            <w:pPr>
-              <w:spacing w:after="0" w:line="264" w:lineRule="auto"/>
-            </w:pPr>
-            <w:r>
-              <w:rPr>
-                <w:rFonts w:ascii="微软雅黑" w:hAnsi="微软雅黑" w:eastAsia="微软雅黑" w:cs="微软雅黑"/>
-                <w:b/>
-                <w:sz w:val="16"/>
-              </w:rPr>
+            <w:r>
               <w:t>内容</w:t>
             </w:r>
           </w:p>
@@ -296,15 +204,8 @@
             <w:vAlign w:val="center"/>
           </w:tcPr>
           <w:p>
-            <w:pPr>
-              <w:spacing w:after="0" w:line="264" w:lineRule="auto"/>
-            </w:pPr>
-            <w:r>
-              <w:rPr>
-                <w:rFonts w:ascii="微软雅黑" w:hAnsi="微软雅黑" w:eastAsia="微软雅黑" w:cs="微软雅黑"/>
-                <w:sz w:val="16"/>
-              </w:rPr>
-              <w:t>纳入</w:t>
+            <w:r>
+              <w:t>纳入分析</w:t>
             </w:r>
           </w:p>
         </w:tc>
@@ -314,15 +215,8 @@
             <w:vAlign w:val="center"/>
           </w:tcPr>
           <w:p>
-            <w:pPr>
-              <w:spacing w:after="0" w:line="264" w:lineRule="auto"/>
-            </w:pPr>
-            <w:r>
-              <w:rPr>
-                <w:rFonts w:ascii="微软雅黑" w:hAnsi="微软雅黑" w:eastAsia="微软雅黑" w:cs="微软雅黑"/>
-                <w:sz w:val="16"/>
-              </w:rPr>
-              <w:t>客户注册与认证、活期账户开立及查询、账户冻结/解冻、存取款、本行及模拟跨行转账、交易结果与流水查询、基础风控。</w:t>
+            <w:r>
+              <w:t>客户注册与认证、账户开立/注销及查询、冻结/解冻、存取款、本行及模拟跨行转账、交易结果与流水查询、未决核对和失败恢复、基本风控。</w:t>
             </w:r>
           </w:p>
         </w:tc>
@@ -354,15 +248,8 @@
             <w:vAlign w:val="center"/>
           </w:tcPr>
           <w:p>
-            <w:pPr>
-              <w:spacing w:after="0" w:line="264" w:lineRule="auto"/>
-            </w:pPr>
-            <w:r>
-              <w:rPr>
-                <w:rFonts w:ascii="微软雅黑" w:hAnsi="微软雅黑" w:eastAsia="微软雅黑" w:cs="微软雅黑"/>
-                <w:sz w:val="16"/>
-              </w:rPr>
-              <w:t>排除</w:t>
+            <w:r>
+              <w:t>待评审候选</w:t>
             </w:r>
           </w:p>
         </w:tc>
@@ -372,15 +259,8 @@
             <w:vAlign w:val="center"/>
           </w:tcPr>
           <w:p>
-            <w:pPr>
-              <w:spacing w:after="0" w:line="264" w:lineRule="auto"/>
-            </w:pPr>
-            <w:r>
-              <w:rPr>
-                <w:rFonts w:ascii="微软雅黑" w:hAnsi="微软雅黑" w:eastAsia="微软雅黑" w:cs="微软雅黑"/>
-                <w:sz w:val="16"/>
-              </w:rPr>
-              <w:t>真实支付与清算接口、真实资金、计息、贷款、理财、生产级合规认证。独立对账功能、银行卡绑定、人脸识别、监管报表等不列为本次交付。</w:t>
+            <w:r>
+              <w:t>S4 综合草稿和 S5 候选类稿中的银行卡绑定、人脸识别、独立日终对账、监管报表等；专项材料尚未形成一致范围。</w:t>
             </w:r>
           </w:p>
         </w:tc>
@@ -412,15 +292,8 @@
             <w:vAlign w:val="center"/>
           </w:tcPr>
           <w:p>
-            <w:pPr>
-              <w:spacing w:after="0" w:line="264" w:lineRule="auto"/>
-            </w:pPr>
-            <w:r>
-              <w:rPr>
-                <w:rFonts w:ascii="微软雅黑" w:hAnsi="微软雅黑" w:eastAsia="微软雅黑" w:cs="微软雅黑"/>
-                <w:sz w:val="16"/>
-              </w:rPr>
-              <w:t>P0 必须</w:t>
+            <w:r>
+              <w:t>P0（专项稿）</w:t>
             </w:r>
           </w:p>
         </w:tc>
@@ -430,15 +303,8 @@
             <w:vAlign w:val="center"/>
           </w:tcPr>
           <w:p>
-            <w:pPr>
-              <w:spacing w:after="0" w:line="264" w:lineRule="auto"/>
-            </w:pPr>
-            <w:r>
-              <w:rPr>
-                <w:rFonts w:ascii="微软雅黑" w:hAnsi="微软雅黑" w:eastAsia="微软雅黑" w:cs="微软雅黑"/>
-                <w:sz w:val="16"/>
-              </w:rPr>
-              <w:t>US-01、02、10—13、20—22、24、25、30、40—43；实验一的故事地图、用例与领域模型。存款 US-20 是原型的必验流程。</w:t>
+            <w:r>
+              <w:t>US-01、02、10—14、20—24、25、26、30、40—43；实验一的故事地图、用例与领域模型。S2 与 S4 建议先完成存款闭环。</w:t>
             </w:r>
           </w:p>
         </w:tc>
@@ -470,15 +336,8 @@
             <w:vAlign w:val="center"/>
           </w:tcPr>
           <w:p>
-            <w:pPr>
-              <w:spacing w:after="0" w:line="264" w:lineRule="auto"/>
-            </w:pPr>
-            <w:r>
-              <w:rPr>
-                <w:rFonts w:ascii="微软雅黑" w:hAnsi="微软雅黑" w:eastAsia="微软雅黑" w:cs="微软雅黑"/>
-                <w:sz w:val="16"/>
-              </w:rPr>
-              <w:t>P1 应完成</w:t>
+            <w:r>
+              <w:t>P1（专项稿）</w:t>
             </w:r>
           </w:p>
         </w:tc>
@@ -488,15 +347,8 @@
             <w:vAlign w:val="center"/>
           </w:tcPr>
           <w:p>
-            <w:pPr>
-              <w:spacing w:after="0" w:line="264" w:lineRule="auto"/>
-            </w:pPr>
-            <w:r>
-              <w:rPr>
-                <w:rFonts w:ascii="微软雅黑" w:hAnsi="微软雅黑" w:eastAsia="微软雅黑" w:cs="微软雅黑"/>
-                <w:sz w:val="16"/>
-              </w:rPr>
-              <w:t>US-03、04、23、31、33；资料维护、客户列表、模拟跨行转账、日累计限额和风险记录查询。</w:t>
+            <w:r>
+              <w:t>US-03—05、15、16、28、29、31、33；资料维护、授权管理、个人限额、操作记录、待确认核对和资金恢复等。</w:t>
             </w:r>
           </w:p>
         </w:tc>
@@ -528,15 +380,8 @@
             <w:vAlign w:val="center"/>
           </w:tcPr>
           <w:p>
-            <w:pPr>
-              <w:spacing w:after="0" w:line="264" w:lineRule="auto"/>
-            </w:pPr>
-            <w:r>
-              <w:rPr>
-                <w:rFonts w:ascii="微软雅黑" w:hAnsi="微软雅黑" w:eastAsia="微软雅黑" w:cs="微软雅黑"/>
-                <w:sz w:val="16"/>
-              </w:rPr>
-              <w:t>P2 视工期</w:t>
+            <w:r>
+              <w:t>P2（专项稿）</w:t>
             </w:r>
           </w:p>
         </w:tc>
@@ -546,15 +391,8 @@
             <w:vAlign w:val="center"/>
           </w:tcPr>
           <w:p>
-            <w:pPr>
-              <w:spacing w:after="0" w:line="264" w:lineRule="auto"/>
-            </w:pPr>
-            <w:r>
-              <w:rPr>
-                <w:rFonts w:ascii="微软雅黑" w:hAnsi="微软雅黑" w:eastAsia="微软雅黑" w:cs="微软雅黑"/>
-                <w:sz w:val="16"/>
-              </w:rPr>
-              <w:t>US-32 高频交易可疑标记。</w:t>
+            <w:r>
+              <w:t>US-27、32、36；模拟回单、高频标记及风险告警处置。US-34、35 的实现优先级待组内确认。</w:t>
             </w:r>
           </w:p>
         </w:tc>
@@ -570,11 +408,7 @@
         <w:widowControl/>
       </w:pPr>
       <w:r>
-        <w:rPr>
-          <w:rFonts w:ascii="微软雅黑" w:hAnsi="微软雅黑" w:eastAsia="微软雅黑" w:cs="微软雅黑"/>
-          <w:sz w:val="19"/>
-        </w:rPr>
-        <w:t>优先级表示整个项目的验收次序，不表示实验一就要实现所有 P0 功能。P1 的跨行转账虽可晚于核心业务实现，但实验一仍需分析其事件流。前端故事 US-40—43 是上述业务的交互入口，不重复列为独立业务用例。</w:t>
+        <w:t>这些优先级来自 S2、S3 和 S4 的专项材料，仍须小组统一；不表示实验一就要实现所有 P0 功能。跨行转账、账户注销及未决处理均须在实验一分析。前端故事 US-40—43 是上述业务的交互入口，不重复列为独立业务用例。</w:t>
       </w:r>
     </w:p>
     <w:p>
@@ -595,11 +429,7 @@
         <w:widowControl/>
       </w:pPr>
       <w:r>
-        <w:rPr>
-          <w:rFonts w:ascii="微软雅黑" w:hAnsi="微软雅黑" w:eastAsia="微软雅黑" w:cs="微软雅黑"/>
-          <w:sz w:val="19"/>
-        </w:rPr>
-        <w:t>图 1-1 以“用户活动→任务→故事”的层次整理 S4 的故事地图。此处统一为本项目 Backlog 的优先级；原始故事地图中的账户注销、回单等扩展项不进入当前核心验收线。</w:t>
+        <w:t>图 1-1 引用 S4 的完整故事地图。其 Must/Should/Could 分层与 S4《用户故事清单》共同作为优先级依据；S4 较早的综合草稿有不同口径，待组内复核。</w:t>
       </w:r>
     </w:p>
     <w:tbl>
@@ -659,15 +489,7 @@
             <w:vAlign w:val="center"/>
           </w:tcPr>
           <w:p>
-            <w:pPr>
-              <w:spacing w:after="0" w:line="264" w:lineRule="auto"/>
-            </w:pPr>
-            <w:r>
-              <w:rPr>
-                <w:rFonts w:ascii="微软雅黑" w:hAnsi="微软雅黑" w:eastAsia="微软雅黑" w:cs="微软雅黑"/>
-                <w:b/>
-                <w:sz w:val="15"/>
-              </w:rPr>
+            <w:r>
               <w:t>用户活动</w:t>
             </w:r>
           </w:p>
@@ -679,15 +501,7 @@
             <w:vAlign w:val="center"/>
           </w:tcPr>
           <w:p>
-            <w:pPr>
-              <w:spacing w:after="0" w:line="264" w:lineRule="auto"/>
-            </w:pPr>
-            <w:r>
-              <w:rPr>
-                <w:rFonts w:ascii="微软雅黑" w:hAnsi="微软雅黑" w:eastAsia="微软雅黑" w:cs="微软雅黑"/>
-                <w:b/>
-                <w:sz w:val="15"/>
-              </w:rPr>
+            <w:r>
               <w:t>主要任务</w:t>
             </w:r>
           </w:p>
@@ -699,15 +513,7 @@
             <w:vAlign w:val="center"/>
           </w:tcPr>
           <w:p>
-            <w:pPr>
-              <w:spacing w:after="0" w:line="264" w:lineRule="auto"/>
-            </w:pPr>
-            <w:r>
-              <w:rPr>
-                <w:rFonts w:ascii="微软雅黑" w:hAnsi="微软雅黑" w:eastAsia="微软雅黑" w:cs="微软雅黑"/>
-                <w:b/>
-                <w:sz w:val="15"/>
-              </w:rPr>
+            <w:r>
               <w:t>P0 故事</w:t>
             </w:r>
           </w:p>
@@ -719,15 +525,7 @@
             <w:vAlign w:val="center"/>
           </w:tcPr>
           <w:p>
-            <w:pPr>
-              <w:spacing w:after="0" w:line="264" w:lineRule="auto"/>
-            </w:pPr>
-            <w:r>
-              <w:rPr>
-                <w:rFonts w:ascii="微软雅黑" w:hAnsi="微软雅黑" w:eastAsia="微软雅黑" w:cs="微软雅黑"/>
-                <w:b/>
-                <w:sz w:val="15"/>
-              </w:rPr>
+            <w:r>
               <w:t>P1 故事</w:t>
             </w:r>
           </w:p>
@@ -739,15 +537,7 @@
             <w:vAlign w:val="center"/>
           </w:tcPr>
           <w:p>
-            <w:pPr>
-              <w:spacing w:after="0" w:line="264" w:lineRule="auto"/>
-            </w:pPr>
-            <w:r>
-              <w:rPr>
-                <w:rFonts w:ascii="微软雅黑" w:hAnsi="微软雅黑" w:eastAsia="微软雅黑" w:cs="微软雅黑"/>
-                <w:b/>
-                <w:sz w:val="15"/>
-              </w:rPr>
+            <w:r>
               <w:t>P2 故事</w:t>
             </w:r>
           </w:p>
@@ -780,14 +570,7 @@
             <w:vAlign w:val="center"/>
           </w:tcPr>
           <w:p>
-            <w:pPr>
-              <w:spacing w:after="0" w:line="264" w:lineRule="auto"/>
-            </w:pPr>
-            <w:r>
-              <w:rPr>
-                <w:rFonts w:ascii="微软雅黑" w:hAnsi="微软雅黑" w:eastAsia="微软雅黑" w:cs="微软雅黑"/>
-                <w:sz w:val="15"/>
-              </w:rPr>
+            <w:r>
               <w:t>进入系统</w:t>
             </w:r>
           </w:p>
@@ -798,14 +581,7 @@
             <w:vAlign w:val="center"/>
           </w:tcPr>
           <w:p>
-            <w:pPr>
-              <w:spacing w:after="0" w:line="264" w:lineRule="auto"/>
-            </w:pPr>
-            <w:r>
-              <w:rPr>
-                <w:rFonts w:ascii="微软雅黑" w:hAnsi="微软雅黑" w:eastAsia="微软雅黑" w:cs="微软雅黑"/>
-                <w:sz w:val="15"/>
-              </w:rPr>
+            <w:r>
               <w:t>注册、实名、登录</w:t>
             </w:r>
           </w:p>
@@ -816,14 +592,7 @@
             <w:vAlign w:val="center"/>
           </w:tcPr>
           <w:p>
-            <w:pPr>
-              <w:spacing w:after="0" w:line="264" w:lineRule="auto"/>
-            </w:pPr>
-            <w:r>
-              <w:rPr>
-                <w:rFonts w:ascii="微软雅黑" w:hAnsi="微软雅黑" w:eastAsia="微软雅黑" w:cs="微软雅黑"/>
-                <w:sz w:val="15"/>
-              </w:rPr>
+            <w:r>
               <w:t>US-01、US-02、US-40</w:t>
             </w:r>
           </w:p>
@@ -834,14 +603,7 @@
             <w:vAlign w:val="center"/>
           </w:tcPr>
           <w:p>
-            <w:pPr>
-              <w:spacing w:after="0" w:line="264" w:lineRule="auto"/>
-            </w:pPr>
-            <w:r>
-              <w:rPr>
-                <w:rFonts w:ascii="微软雅黑" w:hAnsi="微软雅黑" w:eastAsia="微软雅黑" w:cs="微软雅黑"/>
-                <w:sz w:val="15"/>
-              </w:rPr>
+            <w:r>
               <w:t>US-03 维护资料</w:t>
             </w:r>
           </w:p>
@@ -852,14 +614,7 @@
             <w:vAlign w:val="center"/>
           </w:tcPr>
           <w:p>
-            <w:pPr>
-              <w:spacing w:after="0" w:line="264" w:lineRule="auto"/>
-            </w:pPr>
-            <w:r>
-              <w:rPr>
-                <w:rFonts w:ascii="微软雅黑" w:hAnsi="微软雅黑" w:eastAsia="微软雅黑" w:cs="微软雅黑"/>
-                <w:sz w:val="15"/>
-              </w:rPr>
+            <w:r>
               <w:t>—</w:t>
             </w:r>
           </w:p>
@@ -892,14 +647,7 @@
             <w:vAlign w:val="center"/>
           </w:tcPr>
           <w:p>
-            <w:pPr>
-              <w:spacing w:after="0" w:line="264" w:lineRule="auto"/>
-            </w:pPr>
-            <w:r>
-              <w:rPr>
-                <w:rFonts w:ascii="微软雅黑" w:hAnsi="微软雅黑" w:eastAsia="微软雅黑" w:cs="微软雅黑"/>
-                <w:sz w:val="15"/>
-              </w:rPr>
+            <w:r>
               <w:t>管理账户</w:t>
             </w:r>
           </w:p>
@@ -910,15 +658,8 @@
             <w:vAlign w:val="center"/>
           </w:tcPr>
           <w:p>
-            <w:pPr>
-              <w:spacing w:after="0" w:line="264" w:lineRule="auto"/>
-            </w:pPr>
-            <w:r>
-              <w:rPr>
-                <w:rFonts w:ascii="微软雅黑" w:hAnsi="微软雅黑" w:eastAsia="微软雅黑" w:cs="微软雅黑"/>
-                <w:sz w:val="15"/>
-              </w:rPr>
-              <w:t>开户、查账户与余额、处理冻结</w:t>
+            <w:r>
+              <w:t>开户、查询、冻结及注销</w:t>
             </w:r>
           </w:p>
         </w:tc>
@@ -928,15 +669,8 @@
             <w:vAlign w:val="center"/>
           </w:tcPr>
           <w:p>
-            <w:pPr>
-              <w:spacing w:after="0" w:line="264" w:lineRule="auto"/>
-            </w:pPr>
-            <w:r>
-              <w:rPr>
-                <w:rFonts w:ascii="微软雅黑" w:hAnsi="微软雅黑" w:eastAsia="微软雅黑" w:cs="微软雅黑"/>
-                <w:sz w:val="15"/>
-              </w:rPr>
-              <w:t>US-10—13、US-41</w:t>
+            <w:r>
+              <w:t>US-10—14、US-41</w:t>
             </w:r>
           </w:p>
         </w:tc>
@@ -946,15 +680,8 @@
             <w:vAlign w:val="center"/>
           </w:tcPr>
           <w:p>
-            <w:pPr>
-              <w:spacing w:after="0" w:line="264" w:lineRule="auto"/>
-            </w:pPr>
-            <w:r>
-              <w:rPr>
-                <w:rFonts w:ascii="微软雅黑" w:hAnsi="微软雅黑" w:eastAsia="微软雅黑" w:cs="微软雅黑"/>
-                <w:sz w:val="15"/>
-              </w:rPr>
-              <w:t>US-04 管理员查看客户</w:t>
+            <w:r>
+              <w:t>US-04、US-15、US-16</w:t>
             </w:r>
           </w:p>
         </w:tc>
@@ -964,14 +691,7 @@
             <w:vAlign w:val="center"/>
           </w:tcPr>
           <w:p>
-            <w:pPr>
-              <w:spacing w:after="0" w:line="264" w:lineRule="auto"/>
-            </w:pPr>
-            <w:r>
-              <w:rPr>
-                <w:rFonts w:ascii="微软雅黑" w:hAnsi="微软雅黑" w:eastAsia="微软雅黑" w:cs="微软雅黑"/>
-                <w:sz w:val="15"/>
-              </w:rPr>
+            <w:r>
               <w:t>—</w:t>
             </w:r>
           </w:p>
@@ -1004,14 +724,7 @@
             <w:vAlign w:val="center"/>
           </w:tcPr>
           <w:p>
-            <w:pPr>
-              <w:spacing w:after="0" w:line="264" w:lineRule="auto"/>
-            </w:pPr>
-            <w:r>
-              <w:rPr>
-                <w:rFonts w:ascii="微软雅黑" w:hAnsi="微软雅黑" w:eastAsia="微软雅黑" w:cs="微软雅黑"/>
-                <w:sz w:val="15"/>
-              </w:rPr>
+            <w:r>
               <w:t>办理交易</w:t>
             </w:r>
           </w:p>
@@ -1022,15 +735,8 @@
             <w:vAlign w:val="center"/>
           </w:tcPr>
           <w:p>
-            <w:pPr>
-              <w:spacing w:after="0" w:line="264" w:lineRule="auto"/>
-            </w:pPr>
-            <w:r>
-              <w:rPr>
-                <w:rFonts w:ascii="微软雅黑" w:hAnsi="微软雅黑" w:eastAsia="微软雅黑" w:cs="微软雅黑"/>
-                <w:sz w:val="15"/>
-              </w:rPr>
-              <w:t>存款、取款、本行与跨行转账</w:t>
+            <w:r>
+              <w:t>存款、取款、本行与模拟跨行转账</w:t>
             </w:r>
           </w:p>
         </w:tc>
@@ -1040,15 +746,8 @@
             <w:vAlign w:val="center"/>
           </w:tcPr>
           <w:p>
-            <w:pPr>
-              <w:spacing w:after="0" w:line="264" w:lineRule="auto"/>
-            </w:pPr>
-            <w:r>
-              <w:rPr>
-                <w:rFonts w:ascii="微软雅黑" w:hAnsi="微软雅黑" w:eastAsia="微软雅黑" w:cs="微软雅黑"/>
-                <w:sz w:val="15"/>
-              </w:rPr>
-              <w:t>US-20—22、US-25、US-42</w:t>
+            <w:r>
+              <w:t>US-20—23、US-25、US-42</w:t>
             </w:r>
           </w:p>
         </w:tc>
@@ -1058,15 +757,8 @@
             <w:vAlign w:val="center"/>
           </w:tcPr>
           <w:p>
-            <w:pPr>
-              <w:spacing w:after="0" w:line="264" w:lineRule="auto"/>
-            </w:pPr>
-            <w:r>
-              <w:rPr>
-                <w:rFonts w:ascii="微软雅黑" w:hAnsi="微软雅黑" w:eastAsia="微软雅黑" w:cs="微软雅黑"/>
-                <w:sz w:val="15"/>
-              </w:rPr>
-              <w:t>US-23 模拟跨行转账</w:t>
+            <w:r>
+              <w:t>US-28、US-29</w:t>
             </w:r>
           </w:p>
         </w:tc>
@@ -1076,14 +768,7 @@
             <w:vAlign w:val="center"/>
           </w:tcPr>
           <w:p>
-            <w:pPr>
-              <w:spacing w:after="0" w:line="264" w:lineRule="auto"/>
-            </w:pPr>
-            <w:r>
-              <w:rPr>
-                <w:rFonts w:ascii="微软雅黑" w:hAnsi="微软雅黑" w:eastAsia="微软雅黑" w:cs="微软雅黑"/>
-                <w:sz w:val="15"/>
-              </w:rPr>
+            <w:r>
               <w:t>—</w:t>
             </w:r>
           </w:p>
@@ -1116,14 +801,7 @@
             <w:vAlign w:val="center"/>
           </w:tcPr>
           <w:p>
-            <w:pPr>
-              <w:spacing w:after="0" w:line="264" w:lineRule="auto"/>
-            </w:pPr>
-            <w:r>
-              <w:rPr>
-                <w:rFonts w:ascii="微软雅黑" w:hAnsi="微软雅黑" w:eastAsia="微软雅黑" w:cs="微软雅黑"/>
-                <w:sz w:val="15"/>
-              </w:rPr>
+            <w:r>
               <w:t>查看结果</w:t>
             </w:r>
           </w:p>
@@ -1134,15 +812,8 @@
             <w:vAlign w:val="center"/>
           </w:tcPr>
           <w:p>
-            <w:pPr>
-              <w:spacing w:after="0" w:line="264" w:lineRule="auto"/>
-            </w:pPr>
-            <w:r>
-              <w:rPr>
-                <w:rFonts w:ascii="微软雅黑" w:hAnsi="微软雅黑" w:eastAsia="微软雅黑" w:cs="微软雅黑"/>
-                <w:sz w:val="15"/>
-              </w:rPr>
-              <w:t>查看余额、状态与交易流水</w:t>
+            <w:r>
+              <w:t>查询交易结果与资金流水</w:t>
             </w:r>
           </w:p>
         </w:tc>
@@ -1152,15 +823,8 @@
             <w:vAlign w:val="center"/>
           </w:tcPr>
           <w:p>
-            <w:pPr>
-              <w:spacing w:after="0" w:line="264" w:lineRule="auto"/>
-            </w:pPr>
-            <w:r>
-              <w:rPr>
-                <w:rFonts w:ascii="微软雅黑" w:hAnsi="微软雅黑" w:eastAsia="微软雅黑" w:cs="微软雅黑"/>
-                <w:sz w:val="15"/>
-              </w:rPr>
-              <w:t>US-11、US-24、US-43</w:t>
+            <w:r>
+              <w:t>US-11、US-24、US-26、US-43</w:t>
             </w:r>
           </w:p>
         </w:tc>
@@ -1170,15 +834,8 @@
             <w:vAlign w:val="center"/>
           </w:tcPr>
           <w:p>
-            <w:pPr>
-              <w:spacing w:after="0" w:line="264" w:lineRule="auto"/>
-            </w:pPr>
-            <w:r>
-              <w:rPr>
-                <w:rFonts w:ascii="微软雅黑" w:hAnsi="微软雅黑" w:eastAsia="微软雅黑" w:cs="微软雅黑"/>
-                <w:sz w:val="15"/>
-              </w:rPr>
-              <w:t>跨行状态查询</w:t>
+            <w:r>
+              <w:t>—</w:t>
             </w:r>
           </w:p>
         </w:tc>
@@ -1188,15 +845,8 @@
             <w:vAlign w:val="center"/>
           </w:tcPr>
           <w:p>
-            <w:pPr>
-              <w:spacing w:after="0" w:line="264" w:lineRule="auto"/>
-            </w:pPr>
-            <w:r>
-              <w:rPr>
-                <w:rFonts w:ascii="微软雅黑" w:hAnsi="微软雅黑" w:eastAsia="微软雅黑" w:cs="微软雅黑"/>
-                <w:sz w:val="15"/>
-              </w:rPr>
-              <w:t>—</w:t>
+            <w:r>
+              <w:t>US-27</w:t>
             </w:r>
           </w:p>
         </w:tc>
@@ -1228,14 +878,7 @@
             <w:vAlign w:val="center"/>
           </w:tcPr>
           <w:p>
-            <w:pPr>
-              <w:spacing w:after="0" w:line="264" w:lineRule="auto"/>
-            </w:pPr>
-            <w:r>
-              <w:rPr>
-                <w:rFonts w:ascii="微软雅黑" w:hAnsi="微软雅黑" w:eastAsia="微软雅黑" w:cs="微软雅黑"/>
-                <w:sz w:val="15"/>
-              </w:rPr>
+            <w:r>
               <w:t>控制风险</w:t>
             </w:r>
           </w:p>
@@ -1246,14 +889,7 @@
             <w:vAlign w:val="center"/>
           </w:tcPr>
           <w:p>
-            <w:pPr>
-              <w:spacing w:after="0" w:line="264" w:lineRule="auto"/>
-            </w:pPr>
-            <w:r>
-              <w:rPr>
-                <w:rFonts w:ascii="微软雅黑" w:hAnsi="微软雅黑" w:eastAsia="微软雅黑" w:cs="微软雅黑"/>
-                <w:sz w:val="15"/>
-              </w:rPr>
+            <w:r>
               <w:t>限额、拦截与风险记录</w:t>
             </w:r>
           </w:p>
@@ -1264,14 +900,7 @@
             <w:vAlign w:val="center"/>
           </w:tcPr>
           <w:p>
-            <w:pPr>
-              <w:spacing w:after="0" w:line="264" w:lineRule="auto"/>
-            </w:pPr>
-            <w:r>
-              <w:rPr>
-                <w:rFonts w:ascii="微软雅黑" w:hAnsi="微软雅黑" w:eastAsia="微软雅黑" w:cs="微软雅黑"/>
-                <w:sz w:val="15"/>
-              </w:rPr>
+            <w:r>
               <w:t>US-13、US-30</w:t>
             </w:r>
           </w:p>
@@ -1282,14 +911,7 @@
             <w:vAlign w:val="center"/>
           </w:tcPr>
           <w:p>
-            <w:pPr>
-              <w:spacing w:after="0" w:line="264" w:lineRule="auto"/>
-            </w:pPr>
-            <w:r>
-              <w:rPr>
-                <w:rFonts w:ascii="微软雅黑" w:hAnsi="微软雅黑" w:eastAsia="微软雅黑" w:cs="微软雅黑"/>
-                <w:sz w:val="15"/>
-              </w:rPr>
+            <w:r>
               <w:t>US-31、US-33</w:t>
             </w:r>
           </w:p>
@@ -1300,15 +922,8 @@
             <w:vAlign w:val="center"/>
           </w:tcPr>
           <w:p>
-            <w:pPr>
-              <w:spacing w:after="0" w:line="264" w:lineRule="auto"/>
-            </w:pPr>
-            <w:r>
-              <w:rPr>
-                <w:rFonts w:ascii="微软雅黑" w:hAnsi="微软雅黑" w:eastAsia="微软雅黑" w:cs="微软雅黑"/>
-                <w:sz w:val="15"/>
-              </w:rPr>
-              <w:t>US-32</w:t>
+            <w:r>
+              <w:t>US-32、US-36</w:t>
             </w:r>
           </w:p>
         </w:tc>
@@ -1372,11 +987,7 @@
         <w:jc w:val="center"/>
       </w:pPr>
       <w:r>
-        <w:rPr>
-          <w:rFonts w:ascii="微软雅黑" w:hAnsi="微软雅黑" w:eastAsia="微软雅黑" w:cs="微软雅黑"/>
-          <w:sz w:val="19"/>
-        </w:rPr>
-        <w:t>图 1-1 S4 用户故事地图。图片保留小组初稿的完整候选故事；账户注销、回单和图中原有的迭代划分不属于本版验收口径，最终范围与优先级以本节故事表和第 1.2 节为准。</w:t>
+        <w:t>图 1-1 S4 用户故事地图。账户注销属 Must，回单属 Could；图中的发布切片是产品增量规划，与下文按课程实验划分的 Sprint 不逐项等同。其他候选故事与《用户故事清单》不一致时保留待评审。</w:t>
       </w:r>
     </w:p>
     <w:p>
@@ -1448,15 +1059,7 @@
             <w:vAlign w:val="center"/>
           </w:tcPr>
           <w:p>
-            <w:pPr>
-              <w:spacing w:after="0" w:line="264" w:lineRule="auto"/>
-            </w:pPr>
-            <w:r>
-              <w:rPr>
-                <w:rFonts w:ascii="微软雅黑" w:hAnsi="微软雅黑" w:eastAsia="微软雅黑" w:cs="微软雅黑"/>
-                <w:b/>
-                <w:sz w:val="16"/>
-              </w:rPr>
+            <w:r>
               <w:t>迭代</w:t>
             </w:r>
           </w:p>
@@ -1468,15 +1071,7 @@
             <w:vAlign w:val="center"/>
           </w:tcPr>
           <w:p>
-            <w:pPr>
-              <w:spacing w:after="0" w:line="264" w:lineRule="auto"/>
-            </w:pPr>
-            <w:r>
-              <w:rPr>
-                <w:rFonts w:ascii="微软雅黑" w:hAnsi="微软雅黑" w:eastAsia="微软雅黑" w:cs="微软雅黑"/>
-                <w:b/>
-                <w:sz w:val="16"/>
-              </w:rPr>
+            <w:r>
               <w:t>周期</w:t>
             </w:r>
           </w:p>
@@ -1488,15 +1083,7 @@
             <w:vAlign w:val="center"/>
           </w:tcPr>
           <w:p>
-            <w:pPr>
-              <w:spacing w:after="0" w:line="264" w:lineRule="auto"/>
-            </w:pPr>
-            <w:r>
-              <w:rPr>
-                <w:rFonts w:ascii="微软雅黑" w:hAnsi="微软雅黑" w:eastAsia="微软雅黑" w:cs="微软雅黑"/>
-                <w:b/>
-                <w:sz w:val="16"/>
-              </w:rPr>
+            <w:r>
               <w:t>目标与验收切片</w:t>
             </w:r>
           </w:p>
@@ -1508,15 +1095,7 @@
             <w:vAlign w:val="center"/>
           </w:tcPr>
           <w:p>
-            <w:pPr>
-              <w:spacing w:after="0" w:line="264" w:lineRule="auto"/>
-            </w:pPr>
-            <w:r>
-              <w:rPr>
-                <w:rFonts w:ascii="微软雅黑" w:hAnsi="微软雅黑" w:eastAsia="微软雅黑" w:cs="微软雅黑"/>
-                <w:b/>
-                <w:sz w:val="16"/>
-              </w:rPr>
+            <w:r>
               <w:t>交付物</w:t>
             </w:r>
           </w:p>
@@ -1549,14 +1128,7 @@
             <w:vAlign w:val="center"/>
           </w:tcPr>
           <w:p>
-            <w:pPr>
-              <w:spacing w:after="0" w:line="264" w:lineRule="auto"/>
-            </w:pPr>
-            <w:r>
-              <w:rPr>
-                <w:rFonts w:ascii="微软雅黑" w:hAnsi="微软雅黑" w:eastAsia="微软雅黑" w:cs="微软雅黑"/>
-                <w:sz w:val="16"/>
-              </w:rPr>
+            <w:r>
               <w:t>Sprint 0</w:t>
             </w:r>
           </w:p>
@@ -1567,14 +1139,7 @@
             <w:vAlign w:val="center"/>
           </w:tcPr>
           <w:p>
-            <w:pPr>
-              <w:spacing w:after="0" w:line="264" w:lineRule="auto"/>
-            </w:pPr>
-            <w:r>
-              <w:rPr>
-                <w:rFonts w:ascii="微软雅黑" w:hAnsi="微软雅黑" w:eastAsia="微软雅黑" w:cs="微软雅黑"/>
-                <w:sz w:val="16"/>
-              </w:rPr>
+            <w:r>
               <w:t>第 1 周</w:t>
             </w:r>
           </w:p>
@@ -1585,14 +1150,7 @@
             <w:vAlign w:val="center"/>
           </w:tcPr>
           <w:p>
-            <w:pPr>
-              <w:spacing w:after="0" w:line="264" w:lineRule="auto"/>
-            </w:pPr>
-            <w:r>
-              <w:rPr>
-                <w:rFonts w:ascii="微软雅黑" w:hAnsi="微软雅黑" w:eastAsia="微软雅黑" w:cs="微软雅黑"/>
-                <w:sz w:val="16"/>
-              </w:rPr>
+            <w:r>
               <w:t>选题、协作规范和初始需求</w:t>
             </w:r>
           </w:p>
@@ -1603,14 +1161,7 @@
             <w:vAlign w:val="center"/>
           </w:tcPr>
           <w:p>
-            <w:pPr>
-              <w:spacing w:after="0" w:line="264" w:lineRule="auto"/>
-            </w:pPr>
-            <w:r>
-              <w:rPr>
-                <w:rFonts w:ascii="微软雅黑" w:hAnsi="微软雅黑" w:eastAsia="微软雅黑" w:cs="微软雅黑"/>
-                <w:sz w:val="16"/>
-              </w:rPr>
+            <w:r>
               <w:t>项目说明、初始 Backlog</w:t>
             </w:r>
           </w:p>
@@ -1643,14 +1194,7 @@
             <w:vAlign w:val="center"/>
           </w:tcPr>
           <w:p>
-            <w:pPr>
-              <w:spacing w:after="0" w:line="264" w:lineRule="auto"/>
-            </w:pPr>
-            <w:r>
-              <w:rPr>
-                <w:rFonts w:ascii="微软雅黑" w:hAnsi="微软雅黑" w:eastAsia="微软雅黑" w:cs="微软雅黑"/>
-                <w:sz w:val="16"/>
-              </w:rPr>
+            <w:r>
               <w:t>Sprint 1（实验一）</w:t>
             </w:r>
           </w:p>
@@ -1661,45 +1205,8 @@
             <w:vAlign w:val="center"/>
           </w:tcPr>
           <w:p>
-            <w:pPr>
-              <w:spacing w:after="0" w:line="264" w:lineRule="auto"/>
-            </w:pPr>
-            <w:r>
-              <w:rPr>
-                <w:rFonts w:ascii="微软雅黑" w:hAnsi="微软雅黑" w:eastAsia="微软雅黑" w:cs="微软雅黑"/>
-                <w:sz w:val="16"/>
-              </w:rPr>
-              <w:t xml:space="preserve">第 </w:t>
-            </w:r>
-            <w:r>
-              <w:rPr>
-                <w:rFonts w:hint="eastAsia" w:cs="微软雅黑"/>
-                <w:sz w:val="16"/>
-                <w:lang w:val="en-US" w:eastAsia="zh-CN"/>
-              </w:rPr>
-              <w:t>1</w:t>
-            </w:r>
-            <w:r>
-              <w:rPr>
-                <w:rFonts w:ascii="微软雅黑" w:hAnsi="微软雅黑" w:eastAsia="微软雅黑" w:cs="微软雅黑"/>
-                <w:sz w:val="16"/>
-              </w:rPr>
-              <w:t>—</w:t>
-            </w:r>
-            <w:r>
-              <w:rPr>
-                <w:rFonts w:hint="eastAsia" w:cs="微软雅黑"/>
-                <w:sz w:val="16"/>
-                <w:lang w:val="en-US" w:eastAsia="zh-CN"/>
-              </w:rPr>
-              <w:t>2</w:t>
-            </w:r>
-            <w:r>
-              <w:rPr>
-                <w:rFonts w:ascii="微软雅黑" w:hAnsi="微软雅黑" w:eastAsia="微软雅黑" w:cs="微软雅黑"/>
-                <w:sz w:val="16"/>
-              </w:rPr>
-              <w:t xml:space="preserve"> 周</w:t>
+            <w:r>
+              <w:t>第 1—2 周</w:t>
             </w:r>
           </w:p>
         </w:tc>
@@ -1709,14 +1216,7 @@
             <w:vAlign w:val="center"/>
           </w:tcPr>
           <w:p>
-            <w:pPr>
-              <w:spacing w:after="0" w:line="264" w:lineRule="auto"/>
-            </w:pPr>
-            <w:r>
-              <w:rPr>
-                <w:rFonts w:ascii="微软雅黑" w:hAnsi="微软雅黑" w:eastAsia="微软雅黑" w:cs="微软雅黑"/>
-                <w:sz w:val="16"/>
-              </w:rPr>
+            <w:r>
               <w:t>确认业务范围，完成需求分析与规划</w:t>
             </w:r>
           </w:p>
@@ -1727,14 +1227,7 @@
             <w:vAlign w:val="center"/>
           </w:tcPr>
           <w:p>
-            <w:pPr>
-              <w:spacing w:after="0" w:line="264" w:lineRule="auto"/>
-            </w:pPr>
-            <w:r>
-              <w:rPr>
-                <w:rFonts w:ascii="微软雅黑" w:hAnsi="微软雅黑" w:eastAsia="微软雅黑" w:cs="微软雅黑"/>
-                <w:sz w:val="16"/>
-              </w:rPr>
+            <w:r>
               <w:t>本说明书、故事地图、用例及分析模型</w:t>
             </w:r>
           </w:p>
@@ -1767,14 +1260,7 @@
             <w:vAlign w:val="center"/>
           </w:tcPr>
           <w:p>
-            <w:pPr>
-              <w:spacing w:after="0" w:line="264" w:lineRule="auto"/>
-            </w:pPr>
-            <w:r>
-              <w:rPr>
-                <w:rFonts w:ascii="微软雅黑" w:hAnsi="微软雅黑" w:eastAsia="微软雅黑" w:cs="微软雅黑"/>
-                <w:sz w:val="16"/>
-              </w:rPr>
+            <w:r>
               <w:t>Sprint 2（实验二）</w:t>
             </w:r>
           </w:p>
@@ -1785,30 +1271,8 @@
             <w:vAlign w:val="center"/>
           </w:tcPr>
           <w:p>
-            <w:pPr>
-              <w:spacing w:after="0" w:line="264" w:lineRule="auto"/>
-            </w:pPr>
-            <w:r>
-              <w:rPr>
-                <w:rFonts w:ascii="微软雅黑" w:hAnsi="微软雅黑" w:eastAsia="微软雅黑" w:cs="微软雅黑"/>
-                <w:sz w:val="16"/>
-              </w:rPr>
-              <w:t xml:space="preserve">第 </w:t>
-            </w:r>
-            <w:r>
-              <w:rPr>
-                <w:rFonts w:hint="eastAsia" w:cs="微软雅黑"/>
-                <w:sz w:val="16"/>
-                <w:lang w:val="en-US" w:eastAsia="zh-CN"/>
-              </w:rPr>
-              <w:t>3</w:t>
-            </w:r>
-            <w:r>
-              <w:rPr>
-                <w:rFonts w:ascii="微软雅黑" w:hAnsi="微软雅黑" w:eastAsia="微软雅黑" w:cs="微软雅黑"/>
-                <w:sz w:val="16"/>
-              </w:rPr>
-              <w:t xml:space="preserve"> 周</w:t>
+            <w:r>
+              <w:t>第 3 周</w:t>
             </w:r>
           </w:p>
         </w:tc>
@@ -1818,14 +1282,7 @@
             <w:vAlign w:val="center"/>
           </w:tcPr>
           <w:p>
-            <w:pPr>
-              <w:spacing w:after="0" w:line="264" w:lineRule="auto"/>
-            </w:pPr>
-            <w:r>
-              <w:rPr>
-                <w:rFonts w:ascii="微软雅黑" w:hAnsi="微软雅黑" w:eastAsia="微软雅黑" w:cs="微软雅黑"/>
-                <w:sz w:val="16"/>
-              </w:rPr>
+            <w:r>
               <w:t>比较架构方案，完成设计模型</w:t>
             </w:r>
           </w:p>
@@ -1836,14 +1293,7 @@
             <w:vAlign w:val="center"/>
           </w:tcPr>
           <w:p>
-            <w:pPr>
-              <w:spacing w:after="0" w:line="264" w:lineRule="auto"/>
-            </w:pPr>
-            <w:r>
-              <w:rPr>
-                <w:rFonts w:ascii="微软雅黑" w:hAnsi="微软雅黑" w:eastAsia="微软雅黑" w:cs="微软雅黑"/>
-                <w:sz w:val="16"/>
-              </w:rPr>
+            <w:r>
               <w:t>架构决策、包图、部署图、序列图、数据库设计</w:t>
             </w:r>
           </w:p>
@@ -1876,14 +1326,7 @@
             <w:vAlign w:val="center"/>
           </w:tcPr>
           <w:p>
-            <w:pPr>
-              <w:spacing w:after="0" w:line="264" w:lineRule="auto"/>
-            </w:pPr>
-            <w:r>
-              <w:rPr>
-                <w:rFonts w:ascii="微软雅黑" w:hAnsi="微软雅黑" w:eastAsia="微软雅黑" w:cs="微软雅黑"/>
-                <w:sz w:val="16"/>
-              </w:rPr>
+            <w:r>
               <w:t>Sprint 3（实验三）</w:t>
             </w:r>
           </w:p>
@@ -1894,45 +1337,8 @@
             <w:vAlign w:val="center"/>
           </w:tcPr>
           <w:p>
-            <w:pPr>
-              <w:spacing w:after="0" w:line="264" w:lineRule="auto"/>
-            </w:pPr>
-            <w:r>
-              <w:rPr>
-                <w:rFonts w:ascii="微软雅黑" w:hAnsi="微软雅黑" w:eastAsia="微软雅黑" w:cs="微软雅黑"/>
-                <w:sz w:val="16"/>
-              </w:rPr>
-              <w:t xml:space="preserve">第 </w:t>
-            </w:r>
-            <w:r>
-              <w:rPr>
-                <w:rFonts w:hint="eastAsia" w:cs="微软雅黑"/>
-                <w:sz w:val="16"/>
-                <w:lang w:val="en-US" w:eastAsia="zh-CN"/>
-              </w:rPr>
-              <w:t>4</w:t>
-            </w:r>
-            <w:r>
-              <w:rPr>
-                <w:rFonts w:ascii="微软雅黑" w:hAnsi="微软雅黑" w:eastAsia="微软雅黑" w:cs="微软雅黑"/>
-                <w:sz w:val="16"/>
-              </w:rPr>
-              <w:t>—</w:t>
-            </w:r>
-            <w:r>
-              <w:rPr>
-                <w:rFonts w:hint="eastAsia" w:cs="微软雅黑"/>
-                <w:sz w:val="16"/>
-                <w:lang w:val="en-US" w:eastAsia="zh-CN"/>
-              </w:rPr>
-              <w:t>5</w:t>
-            </w:r>
-            <w:r>
-              <w:rPr>
-                <w:rFonts w:ascii="微软雅黑" w:hAnsi="微软雅黑" w:eastAsia="微软雅黑" w:cs="微软雅黑"/>
-                <w:sz w:val="16"/>
-              </w:rPr>
-              <w:t xml:space="preserve"> 周</w:t>
+            <w:r>
+              <w:t>第 4-5 周</w:t>
             </w:r>
           </w:p>
         </w:tc>
@@ -1942,14 +1348,7 @@
             <w:vAlign w:val="center"/>
           </w:tcPr>
           <w:p>
-            <w:pPr>
-              <w:spacing w:after="0" w:line="264" w:lineRule="auto"/>
-            </w:pPr>
-            <w:r>
-              <w:rPr>
-                <w:rFonts w:ascii="微软雅黑" w:hAnsi="微软雅黑" w:eastAsia="微软雅黑" w:cs="微软雅黑"/>
-                <w:sz w:val="16"/>
-              </w:rPr>
+            <w:r>
               <w:t>先打通注册/开户/存款/查询，再扩展其他核心业务</w:t>
             </w:r>
           </w:p>
@@ -1960,14 +1359,7 @@
             <w:vAlign w:val="center"/>
           </w:tcPr>
           <w:p>
-            <w:pPr>
-              <w:spacing w:after="0" w:line="264" w:lineRule="auto"/>
-            </w:pPr>
-            <w:r>
-              <w:rPr>
-                <w:rFonts w:ascii="微软雅黑" w:hAnsi="微软雅黑" w:eastAsia="微软雅黑" w:cs="微软雅黑"/>
-                <w:sz w:val="16"/>
-              </w:rPr>
+            <w:r>
               <w:t>可运行原型及存款端到端演示</w:t>
             </w:r>
           </w:p>
@@ -2000,14 +1392,7 @@
             <w:vAlign w:val="center"/>
           </w:tcPr>
           <w:p>
-            <w:pPr>
-              <w:spacing w:after="0" w:line="264" w:lineRule="auto"/>
-            </w:pPr>
-            <w:r>
-              <w:rPr>
-                <w:rFonts w:ascii="微软雅黑" w:hAnsi="微软雅黑" w:eastAsia="微软雅黑" w:cs="微软雅黑"/>
-                <w:sz w:val="16"/>
-              </w:rPr>
+            <w:r>
               <w:t>Sprint 4（实验四）</w:t>
             </w:r>
           </w:p>
@@ -2018,45 +1403,8 @@
             <w:vAlign w:val="center"/>
           </w:tcPr>
           <w:p>
-            <w:pPr>
-              <w:spacing w:after="0" w:line="264" w:lineRule="auto"/>
-            </w:pPr>
-            <w:r>
-              <w:rPr>
-                <w:rFonts w:ascii="微软雅黑" w:hAnsi="微软雅黑" w:eastAsia="微软雅黑" w:cs="微软雅黑"/>
-                <w:sz w:val="16"/>
-              </w:rPr>
-              <w:t xml:space="preserve">第 </w:t>
-            </w:r>
-            <w:r>
-              <w:rPr>
-                <w:rFonts w:hint="eastAsia" w:cs="微软雅黑"/>
-                <w:sz w:val="16"/>
-                <w:lang w:val="en-US" w:eastAsia="zh-CN"/>
-              </w:rPr>
-              <w:t>6</w:t>
-            </w:r>
-            <w:r>
-              <w:rPr>
-                <w:rFonts w:ascii="微软雅黑" w:hAnsi="微软雅黑" w:eastAsia="微软雅黑" w:cs="微软雅黑"/>
-                <w:sz w:val="16"/>
-              </w:rPr>
-              <w:t>—</w:t>
-            </w:r>
-            <w:r>
-              <w:rPr>
-                <w:rFonts w:hint="eastAsia" w:cs="微软雅黑"/>
-                <w:sz w:val="16"/>
-                <w:lang w:val="en-US" w:eastAsia="zh-CN"/>
-              </w:rPr>
-              <w:t>7</w:t>
-            </w:r>
-            <w:r>
-              <w:rPr>
-                <w:rFonts w:ascii="微软雅黑" w:hAnsi="微软雅黑" w:eastAsia="微软雅黑" w:cs="微软雅黑"/>
-                <w:sz w:val="16"/>
-              </w:rPr>
-              <w:t>周</w:t>
+            <w:r>
+              <w:t>第 6-7 周</w:t>
             </w:r>
           </w:p>
         </w:tc>
@@ -2066,14 +1414,7 @@
             <w:vAlign w:val="center"/>
           </w:tcPr>
           <w:p>
-            <w:pPr>
-              <w:spacing w:after="0" w:line="264" w:lineRule="auto"/>
-            </w:pPr>
-            <w:r>
-              <w:rPr>
-                <w:rFonts w:ascii="微软雅黑" w:hAnsi="微软雅黑" w:eastAsia="微软雅黑" w:cs="微软雅黑"/>
-                <w:sz w:val="16"/>
-              </w:rPr>
+            <w:r>
               <w:t>验证成功和异常场景，整理部署方案</w:t>
             </w:r>
           </w:p>
@@ -2084,14 +1425,7 @@
             <w:vAlign w:val="center"/>
           </w:tcPr>
           <w:p>
-            <w:pPr>
-              <w:spacing w:after="0" w:line="264" w:lineRule="auto"/>
-            </w:pPr>
-            <w:r>
-              <w:rPr>
-                <w:rFonts w:ascii="微软雅黑" w:hAnsi="微软雅黑" w:eastAsia="微软雅黑" w:cs="微软雅黑"/>
-                <w:sz w:val="16"/>
-              </w:rPr>
+            <w:r>
               <w:t>测试用例、记录、部署方案和定稿报告</w:t>
             </w:r>
           </w:p>
@@ -2211,15 +1545,7 @@
             <w:vAlign w:val="center"/>
           </w:tcPr>
           <w:p>
-            <w:pPr>
-              <w:spacing w:after="0" w:line="264" w:lineRule="auto"/>
-            </w:pPr>
-            <w:r>
-              <w:rPr>
-                <w:rFonts w:ascii="微软雅黑" w:hAnsi="微软雅黑" w:eastAsia="微软雅黑" w:cs="微软雅黑"/>
-                <w:b/>
-                <w:sz w:val="16"/>
-              </w:rPr>
+            <w:r>
               <w:t>编号</w:t>
             </w:r>
           </w:p>
@@ -2231,15 +1557,7 @@
             <w:vAlign w:val="center"/>
           </w:tcPr>
           <w:p>
-            <w:pPr>
-              <w:spacing w:after="0" w:line="264" w:lineRule="auto"/>
-            </w:pPr>
-            <w:r>
-              <w:rPr>
-                <w:rFonts w:ascii="微软雅黑" w:hAnsi="微软雅黑" w:eastAsia="微软雅黑" w:cs="微软雅黑"/>
-                <w:b/>
-                <w:sz w:val="16"/>
-              </w:rPr>
+            <w:r>
               <w:t>角色</w:t>
             </w:r>
           </w:p>
@@ -2251,15 +1569,7 @@
             <w:vAlign w:val="center"/>
           </w:tcPr>
           <w:p>
-            <w:pPr>
-              <w:spacing w:after="0" w:line="264" w:lineRule="auto"/>
-            </w:pPr>
-            <w:r>
-              <w:rPr>
-                <w:rFonts w:ascii="微软雅黑" w:hAnsi="微软雅黑" w:eastAsia="微软雅黑" w:cs="微软雅黑"/>
-                <w:b/>
-                <w:sz w:val="16"/>
-              </w:rPr>
+            <w:r>
               <w:t>所属部门或身份</w:t>
             </w:r>
           </w:p>
@@ -2271,15 +1581,7 @@
             <w:vAlign w:val="center"/>
           </w:tcPr>
           <w:p>
-            <w:pPr>
-              <w:spacing w:after="0" w:line="264" w:lineRule="auto"/>
-            </w:pPr>
-            <w:r>
-              <w:rPr>
-                <w:rFonts w:ascii="微软雅黑" w:hAnsi="微软雅黑" w:eastAsia="微软雅黑" w:cs="微软雅黑"/>
-                <w:b/>
-                <w:sz w:val="16"/>
-              </w:rPr>
+            <w:r>
               <w:t>职责与权限边界</w:t>
             </w:r>
           </w:p>
@@ -2312,14 +1614,7 @@
             <w:vAlign w:val="center"/>
           </w:tcPr>
           <w:p>
-            <w:pPr>
-              <w:spacing w:after="0" w:line="264" w:lineRule="auto"/>
-            </w:pPr>
-            <w:r>
-              <w:rPr>
-                <w:rFonts w:ascii="微软雅黑" w:hAnsi="微软雅黑" w:eastAsia="微软雅黑" w:cs="微软雅黑"/>
-                <w:sz w:val="16"/>
-              </w:rPr>
+            <w:r>
               <w:t>ACT-C</w:t>
             </w:r>
           </w:p>
@@ -2330,14 +1625,7 @@
             <w:vAlign w:val="center"/>
           </w:tcPr>
           <w:p>
-            <w:pPr>
-              <w:spacing w:after="0" w:line="264" w:lineRule="auto"/>
-            </w:pPr>
-            <w:r>
-              <w:rPr>
-                <w:rFonts w:ascii="微软雅黑" w:hAnsi="微软雅黑" w:eastAsia="微软雅黑" w:cs="微软雅黑"/>
-                <w:sz w:val="16"/>
-              </w:rPr>
+            <w:r>
               <w:t>客户</w:t>
             </w:r>
           </w:p>
@@ -2348,14 +1636,7 @@
             <w:vAlign w:val="center"/>
           </w:tcPr>
           <w:p>
-            <w:pPr>
-              <w:spacing w:after="0" w:line="264" w:lineRule="auto"/>
-            </w:pPr>
-            <w:r>
-              <w:rPr>
-                <w:rFonts w:ascii="微软雅黑" w:hAnsi="微软雅黑" w:eastAsia="微软雅黑" w:cs="微软雅黑"/>
-                <w:sz w:val="16"/>
-              </w:rPr>
+            <w:r>
               <w:t>个人用户</w:t>
             </w:r>
           </w:p>
@@ -2366,14 +1647,7 @@
             <w:vAlign w:val="center"/>
           </w:tcPr>
           <w:p>
-            <w:pPr>
-              <w:spacing w:after="0" w:line="264" w:lineRule="auto"/>
-            </w:pPr>
-            <w:r>
-              <w:rPr>
-                <w:rFonts w:ascii="微软雅黑" w:hAnsi="微软雅黑" w:eastAsia="微软雅黑" w:cs="微软雅黑"/>
-                <w:sz w:val="16"/>
-              </w:rPr>
+            <w:r>
               <w:t>办理本人账户与交易，查询本人余额、状态和流水。</w:t>
             </w:r>
           </w:p>
@@ -2406,15 +1680,8 @@
             <w:vAlign w:val="center"/>
           </w:tcPr>
           <w:p>
-            <w:pPr>
-              <w:spacing w:after="0" w:line="264" w:lineRule="auto"/>
-            </w:pPr>
-            <w:r>
-              <w:rPr>
-                <w:rFonts w:ascii="微软雅黑" w:hAnsi="微软雅黑" w:eastAsia="微软雅黑" w:cs="微软雅黑"/>
-                <w:sz w:val="16"/>
-              </w:rPr>
-              <w:t>ACT-SA</w:t>
+            <w:r>
+              <w:t>ACT-S</w:t>
             </w:r>
           </w:p>
         </w:tc>
@@ -2424,14 +1691,7 @@
             <w:vAlign w:val="center"/>
           </w:tcPr>
           <w:p>
-            <w:pPr>
-              <w:spacing w:after="0" w:line="264" w:lineRule="auto"/>
-            </w:pPr>
-            <w:r>
-              <w:rPr>
-                <w:rFonts w:ascii="微软雅黑" w:hAnsi="微软雅黑" w:eastAsia="微软雅黑" w:cs="微软雅黑"/>
-                <w:sz w:val="16"/>
-              </w:rPr>
+            <w:r>
               <w:t>系统管理员</w:t>
             </w:r>
           </w:p>
@@ -2442,14 +1702,7 @@
             <w:vAlign w:val="center"/>
           </w:tcPr>
           <w:p>
-            <w:pPr>
-              <w:spacing w:after="0" w:line="264" w:lineRule="auto"/>
-            </w:pPr>
-            <w:r>
-              <w:rPr>
-                <w:rFonts w:ascii="微软雅黑" w:hAnsi="微软雅黑" w:eastAsia="微软雅黑" w:cs="微软雅黑"/>
-                <w:sz w:val="16"/>
-              </w:rPr>
+            <w:r>
               <w:t>模拟银行系统管理</w:t>
             </w:r>
           </w:p>
@@ -2460,15 +1713,8 @@
             <w:vAlign w:val="center"/>
           </w:tcPr>
           <w:p>
-            <w:pPr>
-              <w:spacing w:after="0" w:line="264" w:lineRule="auto"/>
-            </w:pPr>
-            <w:r>
-              <w:rPr>
-                <w:rFonts w:ascii="微软雅黑" w:hAnsi="微软雅黑" w:eastAsia="微软雅黑" w:cs="微软雅黑"/>
-                <w:sz w:val="16"/>
-              </w:rPr>
-              <w:t>维护账号与基础授权，不直接读取客户业务明细或修改资金余额。</w:t>
+            <w:r>
+              <w:t>分配角色与数据授权范围，不直接读取客户业务明细或修改资金余额。</w:t>
             </w:r>
           </w:p>
         </w:tc>
@@ -2500,14 +1746,7 @@
             <w:vAlign w:val="center"/>
           </w:tcPr>
           <w:p>
-            <w:pPr>
-              <w:spacing w:after="0" w:line="264" w:lineRule="auto"/>
-            </w:pPr>
-            <w:r>
-              <w:rPr>
-                <w:rFonts w:ascii="微软雅黑" w:hAnsi="微软雅黑" w:eastAsia="微软雅黑" w:cs="微软雅黑"/>
-                <w:sz w:val="16"/>
-              </w:rPr>
+            <w:r>
               <w:t>ACT-R</w:t>
             </w:r>
           </w:p>
@@ -2518,15 +1757,8 @@
             <w:vAlign w:val="center"/>
           </w:tcPr>
           <w:p>
-            <w:pPr>
-              <w:spacing w:after="0" w:line="264" w:lineRule="auto"/>
-            </w:pPr>
-            <w:r>
-              <w:rPr>
-                <w:rFonts w:ascii="微软雅黑" w:hAnsi="微软雅黑" w:eastAsia="微软雅黑" w:cs="微软雅黑"/>
-                <w:sz w:val="16"/>
-              </w:rPr>
-              <w:t>风控管理员</w:t>
+            <w:r>
+              <w:t>风控专员</w:t>
             </w:r>
           </w:p>
         </w:tc>
@@ -2536,14 +1768,7 @@
             <w:vAlign w:val="center"/>
           </w:tcPr>
           <w:p>
-            <w:pPr>
-              <w:spacing w:after="0" w:line="264" w:lineRule="auto"/>
-            </w:pPr>
-            <w:r>
-              <w:rPr>
-                <w:rFonts w:ascii="微软雅黑" w:hAnsi="微软雅黑" w:eastAsia="微软雅黑" w:cs="微软雅黑"/>
-                <w:sz w:val="16"/>
-              </w:rPr>
+            <w:r>
               <w:t>模拟银行风控</w:t>
             </w:r>
           </w:p>
@@ -2554,15 +1779,8 @@
             <w:vAlign w:val="center"/>
           </w:tcPr>
           <w:p>
-            <w:pPr>
-              <w:spacing w:after="0" w:line="264" w:lineRule="auto"/>
-            </w:pPr>
-            <w:r>
-              <w:rPr>
-                <w:rFonts w:ascii="微软雅黑" w:hAnsi="微软雅黑" w:eastAsia="微软雅黑" w:cs="微软雅黑"/>
-                <w:sz w:val="16"/>
-              </w:rPr>
-              <w:t>在授权范围内查看拦截记录、因风险冻结账户并记录原因；可提供解除依据，但不直接解冻。</w:t>
+            <w:r>
+              <w:t>在授权范围内查看风险记录、因风险冻结账户并记录原因；可提供解除依据，但不直接解冻。</w:t>
             </w:r>
           </w:p>
         </w:tc>
@@ -2594,14 +1812,7 @@
             <w:vAlign w:val="center"/>
           </w:tcPr>
           <w:p>
-            <w:pPr>
-              <w:spacing w:after="0" w:line="264" w:lineRule="auto"/>
-            </w:pPr>
-            <w:r>
-              <w:rPr>
-                <w:rFonts w:ascii="微软雅黑" w:hAnsi="微软雅黑" w:eastAsia="微软雅黑" w:cs="微软雅黑"/>
-                <w:sz w:val="16"/>
-              </w:rPr>
+            <w:r>
               <w:t>ACT-O</w:t>
             </w:r>
           </w:p>
@@ -2612,14 +1823,7 @@
             <w:vAlign w:val="center"/>
           </w:tcPr>
           <w:p>
-            <w:pPr>
-              <w:spacing w:after="0" w:line="264" w:lineRule="auto"/>
-            </w:pPr>
-            <w:r>
-              <w:rPr>
-                <w:rFonts w:ascii="微软雅黑" w:hAnsi="微软雅黑" w:eastAsia="微软雅黑" w:cs="微软雅黑"/>
-                <w:sz w:val="16"/>
-              </w:rPr>
+            <w:r>
               <w:t>运营人员</w:t>
             </w:r>
           </w:p>
@@ -2630,14 +1834,7 @@
             <w:vAlign w:val="center"/>
           </w:tcPr>
           <w:p>
-            <w:pPr>
-              <w:spacing w:after="0" w:line="264" w:lineRule="auto"/>
-            </w:pPr>
-            <w:r>
-              <w:rPr>
-                <w:rFonts w:ascii="微软雅黑" w:hAnsi="微软雅黑" w:eastAsia="微软雅黑" w:cs="微软雅黑"/>
-                <w:sz w:val="16"/>
-              </w:rPr>
+            <w:r>
               <w:t>模拟银行运营</w:t>
             </w:r>
           </w:p>
@@ -2648,14 +1845,7 @@
             <w:vAlign w:val="center"/>
           </w:tcPr>
           <w:p>
-            <w:pPr>
-              <w:spacing w:after="0" w:line="264" w:lineRule="auto"/>
-            </w:pPr>
-            <w:r>
-              <w:rPr>
-                <w:rFonts w:ascii="微软雅黑" w:hAnsi="微软雅黑" w:eastAsia="微软雅黑" w:cs="微软雅黑"/>
-                <w:sz w:val="16"/>
-              </w:rPr>
+            <w:r>
               <w:t>在授权范围内查看客户列表、执行冻结/解冻；不得手工改余额或凭超时认定交易成功。</w:t>
             </w:r>
           </w:p>
@@ -2688,14 +1878,7 @@
             <w:vAlign w:val="center"/>
           </w:tcPr>
           <w:p>
-            <w:pPr>
-              <w:spacing w:after="0" w:line="264" w:lineRule="auto"/>
-            </w:pPr>
-            <w:r>
-              <w:rPr>
-                <w:rFonts w:ascii="微软雅黑" w:hAnsi="微软雅黑" w:eastAsia="微软雅黑" w:cs="微软雅黑"/>
-                <w:sz w:val="16"/>
-              </w:rPr>
+            <w:r>
               <w:t>ACT-F</w:t>
             </w:r>
           </w:p>
@@ -2706,14 +1889,7 @@
             <w:vAlign w:val="center"/>
           </w:tcPr>
           <w:p>
-            <w:pPr>
-              <w:spacing w:after="0" w:line="264" w:lineRule="auto"/>
-            </w:pPr>
-            <w:r>
-              <w:rPr>
-                <w:rFonts w:ascii="微软雅黑" w:hAnsi="微软雅黑" w:eastAsia="微软雅黑" w:cs="微软雅黑"/>
-                <w:sz w:val="16"/>
-              </w:rPr>
+            <w:r>
               <w:t>模拟资金渠道</w:t>
             </w:r>
           </w:p>
@@ -2724,14 +1900,7 @@
             <w:vAlign w:val="center"/>
           </w:tcPr>
           <w:p>
-            <w:pPr>
-              <w:spacing w:after="0" w:line="264" w:lineRule="auto"/>
-            </w:pPr>
-            <w:r>
-              <w:rPr>
-                <w:rFonts w:ascii="微软雅黑" w:hAnsi="微软雅黑" w:eastAsia="微软雅黑" w:cs="微软雅黑"/>
-                <w:sz w:val="16"/>
-              </w:rPr>
+            <w:r>
               <w:t>系统外的教学模拟器</w:t>
             </w:r>
           </w:p>
@@ -2742,14 +1911,7 @@
             <w:vAlign w:val="center"/>
           </w:tcPr>
           <w:p>
-            <w:pPr>
-              <w:spacing w:after="0" w:line="264" w:lineRule="auto"/>
-            </w:pPr>
-            <w:r>
-              <w:rPr>
-                <w:rFonts w:ascii="微软雅黑" w:hAnsi="微软雅黑" w:eastAsia="微软雅黑" w:cs="微软雅黑"/>
-                <w:sz w:val="16"/>
-              </w:rPr>
+            <w:r>
               <w:t>为存取款返回受理、成功、失败或结果未知，不代表真实银行通道。</w:t>
             </w:r>
           </w:p>
@@ -2782,14 +1944,7 @@
             <w:vAlign w:val="center"/>
           </w:tcPr>
           <w:p>
-            <w:pPr>
-              <w:spacing w:after="0" w:line="264" w:lineRule="auto"/>
-            </w:pPr>
-            <w:r>
-              <w:rPr>
-                <w:rFonts w:ascii="微软雅黑" w:hAnsi="微软雅黑" w:eastAsia="微软雅黑" w:cs="微软雅黑"/>
-                <w:sz w:val="16"/>
-              </w:rPr>
+            <w:r>
               <w:t>ACT-B</w:t>
             </w:r>
           </w:p>
@@ -2800,14 +1955,7 @@
             <w:vAlign w:val="center"/>
           </w:tcPr>
           <w:p>
-            <w:pPr>
-              <w:spacing w:after="0" w:line="264" w:lineRule="auto"/>
-            </w:pPr>
-            <w:r>
-              <w:rPr>
-                <w:rFonts w:ascii="微软雅黑" w:hAnsi="微软雅黑" w:eastAsia="微软雅黑" w:cs="微软雅黑"/>
-                <w:sz w:val="16"/>
-              </w:rPr>
+            <w:r>
               <w:t>模拟外部银行</w:t>
             </w:r>
           </w:p>
@@ -2818,14 +1966,7 @@
             <w:vAlign w:val="center"/>
           </w:tcPr>
           <w:p>
-            <w:pPr>
-              <w:spacing w:after="0" w:line="264" w:lineRule="auto"/>
-            </w:pPr>
-            <w:r>
-              <w:rPr>
-                <w:rFonts w:ascii="微软雅黑" w:hAnsi="微软雅黑" w:eastAsia="微软雅黑" w:cs="微软雅黑"/>
-                <w:sz w:val="16"/>
-              </w:rPr>
+            <w:r>
               <w:t>系统外的教学模拟器</w:t>
             </w:r>
           </w:p>
@@ -2836,14 +1977,7 @@
             <w:vAlign w:val="center"/>
           </w:tcPr>
           <w:p>
-            <w:pPr>
-              <w:spacing w:after="0" w:line="264" w:lineRule="auto"/>
-            </w:pPr>
-            <w:r>
-              <w:rPr>
-                <w:rFonts w:ascii="微软雅黑" w:hAnsi="微软雅黑" w:eastAsia="微软雅黑" w:cs="微软雅黑"/>
-                <w:sz w:val="16"/>
-              </w:rPr>
+            <w:r>
               <w:t>为跨行转账返回模拟清算结果。</w:t>
             </w:r>
           </w:p>
@@ -2860,11 +1994,7 @@
         <w:widowControl/>
       </w:pPr>
       <w:r>
-        <w:rPr>
-          <w:rFonts w:ascii="微软雅黑" w:hAnsi="微软雅黑" w:eastAsia="微软雅黑" w:cs="微软雅黑"/>
-          <w:sz w:val="19"/>
-        </w:rPr>
-        <w:t>S3 原稿提出的柜员、风控主管、审计员可用于后续扩展，但没有对应的本次 Backlog 核心故事，故不作为当前用例图的必需角色。客户资料及交易仅本人可见；后台人员还须检查具体数据授权范围。</w:t>
+        <w:t>S3 原稿还列出柜员、风控主管和审计员，用于规则审批、只读查询等用例；是否纳入首个原型由小组确认。客户资料及交易仅本人可见；后台人员还须检查具体数据授权范围。</w:t>
       </w:r>
     </w:p>
     <w:p>
@@ -2885,39 +2015,7 @@
         <w:widowControl/>
       </w:pPr>
       <w:r>
-        <w:rPr>
-          <w:rFonts w:ascii="微软雅黑" w:hAnsi="微软雅黑" w:eastAsia="微软雅黑" w:cs="微软雅黑"/>
-          <w:sz w:val="19"/>
-        </w:rPr>
-        <w:t xml:space="preserve">表 1-2 用例列表只列参与者主动追求的业务目标；幂等、余额与限额校验是多个用例共享的规则，不单独充作基本用例。编号沿用 S2 已建立的 </w:t>
-      </w:r>
-      <w:r>
-        <w:rPr>
-          <w:rFonts w:ascii="Consolas" w:hAnsi="Consolas" w:eastAsia="Consolas" w:cs="Consolas"/>
-          <w:sz w:val="18"/>
-        </w:rPr>
-        <w:t>UC-AC-*</w:t>
-      </w:r>
-      <w:r>
-        <w:rPr>
-          <w:rFonts w:ascii="微软雅黑" w:hAnsi="微软雅黑" w:eastAsia="微软雅黑" w:cs="微软雅黑"/>
-          <w:sz w:val="19"/>
-        </w:rPr>
-        <w:t>、</w:t>
-      </w:r>
-      <w:r>
-        <w:rPr>
-          <w:rFonts w:ascii="Consolas" w:hAnsi="Consolas" w:eastAsia="Consolas" w:cs="Consolas"/>
-          <w:sz w:val="18"/>
-        </w:rPr>
-        <w:t>UC-TR-*</w:t>
-      </w:r>
-      <w:r>
-        <w:rPr>
-          <w:rFonts w:ascii="微软雅黑" w:hAnsi="微软雅黑" w:eastAsia="微软雅黑" w:cs="微软雅黑"/>
-          <w:sz w:val="19"/>
-        </w:rPr>
-        <w:t xml:space="preserve"> 系列。</w:t>
+        <w:t>表 1-2 沿用 S2 的 UC-AC-*、UC-TR-* 编号，并列出 S3 的认证与风控用例。幂等、余额与限额校验是多个用例共享的步骤，不另算客户基本用例。S3 的规则配置、风险名单和告警处置已列为候选用例，优先级仍待小组确认。</w:t>
       </w:r>
     </w:p>
     <w:tbl>
@@ -2978,15 +2076,7 @@
             <w:vAlign w:val="center"/>
           </w:tcPr>
           <w:p>
-            <w:pPr>
-              <w:spacing w:after="0" w:line="264" w:lineRule="auto"/>
-            </w:pPr>
-            <w:r>
-              <w:rPr>
-                <w:rFonts w:ascii="微软雅黑" w:hAnsi="微软雅黑" w:eastAsia="微软雅黑" w:cs="微软雅黑"/>
-                <w:b/>
-                <w:sz w:val="15"/>
-              </w:rPr>
+            <w:r>
               <w:t>编号</w:t>
             </w:r>
           </w:p>
@@ -2998,15 +2088,7 @@
             <w:vAlign w:val="center"/>
           </w:tcPr>
           <w:p>
-            <w:pPr>
-              <w:spacing w:after="0" w:line="264" w:lineRule="auto"/>
-            </w:pPr>
-            <w:r>
-              <w:rPr>
-                <w:rFonts w:ascii="微软雅黑" w:hAnsi="微软雅黑" w:eastAsia="微软雅黑" w:cs="微软雅黑"/>
-                <w:b/>
-                <w:sz w:val="15"/>
-              </w:rPr>
+            <w:r>
               <w:t>基本用例</w:t>
             </w:r>
           </w:p>
@@ -3018,15 +2100,7 @@
             <w:vAlign w:val="center"/>
           </w:tcPr>
           <w:p>
-            <w:pPr>
-              <w:spacing w:after="0" w:line="264" w:lineRule="auto"/>
-            </w:pPr>
-            <w:r>
-              <w:rPr>
-                <w:rFonts w:ascii="微软雅黑" w:hAnsi="微软雅黑" w:eastAsia="微软雅黑" w:cs="微软雅黑"/>
-                <w:b/>
-                <w:sz w:val="15"/>
-              </w:rPr>
+            <w:r>
               <w:t>主要角色</w:t>
             </w:r>
           </w:p>
@@ -3038,15 +2112,7 @@
             <w:vAlign w:val="center"/>
           </w:tcPr>
           <w:p>
-            <w:pPr>
-              <w:spacing w:after="0" w:line="264" w:lineRule="auto"/>
-            </w:pPr>
-            <w:r>
-              <w:rPr>
-                <w:rFonts w:ascii="微软雅黑" w:hAnsi="微软雅黑" w:eastAsia="微软雅黑" w:cs="微软雅黑"/>
-                <w:b/>
-                <w:sz w:val="15"/>
-              </w:rPr>
+            <w:r>
               <w:t>优先级</w:t>
             </w:r>
           </w:p>
@@ -3058,15 +2124,7 @@
             <w:vAlign w:val="center"/>
           </w:tcPr>
           <w:p>
-            <w:pPr>
-              <w:spacing w:after="0" w:line="264" w:lineRule="auto"/>
-            </w:pPr>
-            <w:r>
-              <w:rPr>
-                <w:rFonts w:ascii="微软雅黑" w:hAnsi="微软雅黑" w:eastAsia="微软雅黑" w:cs="微软雅黑"/>
-                <w:b/>
-                <w:sz w:val="15"/>
-              </w:rPr>
+            <w:r>
               <w:t>对应故事</w:t>
             </w:r>
           </w:p>
@@ -3078,15 +2136,7 @@
             <w:vAlign w:val="center"/>
           </w:tcPr>
           <w:p>
-            <w:pPr>
-              <w:spacing w:after="0" w:line="264" w:lineRule="auto"/>
-            </w:pPr>
-            <w:r>
-              <w:rPr>
-                <w:rFonts w:ascii="微软雅黑" w:hAnsi="微软雅黑" w:eastAsia="微软雅黑" w:cs="微软雅黑"/>
-                <w:b/>
-                <w:sz w:val="15"/>
-              </w:rPr>
+            <w:r>
               <w:t>简要描述</w:t>
             </w:r>
           </w:p>
@@ -3119,14 +2169,7 @@
             <w:vAlign w:val="center"/>
           </w:tcPr>
           <w:p>
-            <w:pPr>
-              <w:spacing w:after="0" w:line="264" w:lineRule="auto"/>
-            </w:pPr>
-            <w:r>
-              <w:rPr>
-                <w:rFonts w:ascii="微软雅黑" w:hAnsi="微软雅黑" w:eastAsia="微软雅黑" w:cs="微软雅黑"/>
-                <w:sz w:val="15"/>
-              </w:rPr>
+            <w:r>
               <w:t>UC-ID-01</w:t>
             </w:r>
           </w:p>
@@ -3137,14 +2180,7 @@
             <w:vAlign w:val="center"/>
           </w:tcPr>
           <w:p>
-            <w:pPr>
-              <w:spacing w:after="0" w:line="264" w:lineRule="auto"/>
-            </w:pPr>
-            <w:r>
-              <w:rPr>
-                <w:rFonts w:ascii="微软雅黑" w:hAnsi="微软雅黑" w:eastAsia="微软雅黑" w:cs="微软雅黑"/>
-                <w:sz w:val="15"/>
-              </w:rPr>
+            <w:r>
               <w:t>注册与实名认证</w:t>
             </w:r>
           </w:p>
@@ -3155,14 +2191,7 @@
             <w:vAlign w:val="center"/>
           </w:tcPr>
           <w:p>
-            <w:pPr>
-              <w:spacing w:after="0" w:line="264" w:lineRule="auto"/>
-            </w:pPr>
-            <w:r>
-              <w:rPr>
-                <w:rFonts w:ascii="微软雅黑" w:hAnsi="微软雅黑" w:eastAsia="微软雅黑" w:cs="微软雅黑"/>
-                <w:sz w:val="15"/>
-              </w:rPr>
+            <w:r>
               <w:t>客户</w:t>
             </w:r>
           </w:p>
@@ -3173,14 +2202,7 @@
             <w:vAlign w:val="center"/>
           </w:tcPr>
           <w:p>
-            <w:pPr>
-              <w:spacing w:after="0" w:line="264" w:lineRule="auto"/>
-            </w:pPr>
-            <w:r>
-              <w:rPr>
-                <w:rFonts w:ascii="微软雅黑" w:hAnsi="微软雅黑" w:eastAsia="微软雅黑" w:cs="微软雅黑"/>
-                <w:sz w:val="15"/>
-              </w:rPr>
+            <w:r>
               <w:t>P0</w:t>
             </w:r>
           </w:p>
@@ -3191,14 +2213,7 @@
             <w:vAlign w:val="center"/>
           </w:tcPr>
           <w:p>
-            <w:pPr>
-              <w:spacing w:after="0" w:line="264" w:lineRule="auto"/>
-            </w:pPr>
-            <w:r>
-              <w:rPr>
-                <w:rFonts w:ascii="微软雅黑" w:hAnsi="微软雅黑" w:eastAsia="微软雅黑" w:cs="微软雅黑"/>
-                <w:sz w:val="15"/>
-              </w:rPr>
+            <w:r>
               <w:t>US-01</w:t>
             </w:r>
           </w:p>
@@ -3209,15 +2224,8 @@
             <w:vAlign w:val="center"/>
           </w:tcPr>
           <w:p>
-            <w:pPr>
-              <w:spacing w:after="0" w:line="264" w:lineRule="auto"/>
-            </w:pPr>
-            <w:r>
-              <w:rPr>
-                <w:rFonts w:ascii="微软雅黑" w:hAnsi="微软雅黑" w:eastAsia="微软雅黑" w:cs="微软雅黑"/>
-                <w:sz w:val="15"/>
-              </w:rPr>
-              <w:t>建立客户身份并维护开户所需的模拟实名信息。</w:t>
+            <w:r>
+              <w:t>建立客户身份与模拟实名信息。</w:t>
             </w:r>
           </w:p>
         </w:tc>
@@ -3249,15 +2257,8 @@
             <w:vAlign w:val="center"/>
           </w:tcPr>
           <w:p>
-            <w:pPr>
-              <w:spacing w:after="0" w:line="264" w:lineRule="auto"/>
-            </w:pPr>
-            <w:r>
-              <w:rPr>
-                <w:rFonts w:ascii="微软雅黑" w:hAnsi="微软雅黑" w:eastAsia="微软雅黑" w:cs="微软雅黑"/>
-                <w:sz w:val="15"/>
-              </w:rPr>
-              <w:t>UC-ID-02</w:t>
+            <w:r>
+              <w:t>UC-AU-01</w:t>
             </w:r>
           </w:p>
         </w:tc>
@@ -3267,15 +2268,8 @@
             <w:vAlign w:val="center"/>
           </w:tcPr>
           <w:p>
-            <w:pPr>
-              <w:spacing w:after="0" w:line="264" w:lineRule="auto"/>
-            </w:pPr>
-            <w:r>
-              <w:rPr>
-                <w:rFonts w:ascii="微软雅黑" w:hAnsi="微软雅黑" w:eastAsia="微软雅黑" w:cs="微软雅黑"/>
-                <w:sz w:val="15"/>
-              </w:rPr>
-              <w:t>登录</w:t>
+            <w:r>
+              <w:t>登录系统</w:t>
             </w:r>
           </w:p>
         </w:tc>
@@ -3285,15 +2279,8 @@
             <w:vAlign w:val="center"/>
           </w:tcPr>
           <w:p>
-            <w:pPr>
-              <w:spacing w:after="0" w:line="264" w:lineRule="auto"/>
-            </w:pPr>
-            <w:r>
-              <w:rPr>
-                <w:rFonts w:ascii="微软雅黑" w:hAnsi="微软雅黑" w:eastAsia="微软雅黑" w:cs="微软雅黑"/>
-                <w:sz w:val="15"/>
-              </w:rPr>
-              <w:t>客户、管理员</w:t>
+            <w:r>
+              <w:t>客户、后台人员</w:t>
             </w:r>
           </w:p>
         </w:tc>
@@ -3303,14 +2290,7 @@
             <w:vAlign w:val="center"/>
           </w:tcPr>
           <w:p>
-            <w:pPr>
-              <w:spacing w:after="0" w:line="264" w:lineRule="auto"/>
-            </w:pPr>
-            <w:r>
-              <w:rPr>
-                <w:rFonts w:ascii="微软雅黑" w:hAnsi="微软雅黑" w:eastAsia="微软雅黑" w:cs="微软雅黑"/>
-                <w:sz w:val="15"/>
-              </w:rPr>
+            <w:r>
               <w:t>P0</w:t>
             </w:r>
           </w:p>
@@ -3321,14 +2301,7 @@
             <w:vAlign w:val="center"/>
           </w:tcPr>
           <w:p>
-            <w:pPr>
-              <w:spacing w:after="0" w:line="264" w:lineRule="auto"/>
-            </w:pPr>
-            <w:r>
-              <w:rPr>
-                <w:rFonts w:ascii="微软雅黑" w:hAnsi="微软雅黑" w:eastAsia="微软雅黑" w:cs="微软雅黑"/>
-                <w:sz w:val="15"/>
-              </w:rPr>
+            <w:r>
               <w:t>US-02</w:t>
             </w:r>
           </w:p>
@@ -3339,15 +2312,8 @@
             <w:vAlign w:val="center"/>
           </w:tcPr>
           <w:p>
-            <w:pPr>
-              <w:spacing w:after="0" w:line="264" w:lineRule="auto"/>
-            </w:pPr>
-            <w:r>
-              <w:rPr>
-                <w:rFonts w:ascii="微软雅黑" w:hAnsi="微软雅黑" w:eastAsia="微软雅黑" w:cs="微软雅黑"/>
-                <w:sz w:val="15"/>
-              </w:rPr>
-              <w:t>校验身份后进入授权范围内的功能。</w:t>
+            <w:r>
+              <w:t>校验身份并进入授权功能。</w:t>
             </w:r>
           </w:p>
         </w:tc>
@@ -3379,14 +2345,7 @@
             <w:vAlign w:val="center"/>
           </w:tcPr>
           <w:p>
-            <w:pPr>
-              <w:spacing w:after="0" w:line="264" w:lineRule="auto"/>
-            </w:pPr>
-            <w:r>
-              <w:rPr>
-                <w:rFonts w:ascii="微软雅黑" w:hAnsi="微软雅黑" w:eastAsia="微软雅黑" w:cs="微软雅黑"/>
-                <w:sz w:val="15"/>
-              </w:rPr>
+            <w:r>
               <w:t>UC-ID-03</w:t>
             </w:r>
           </w:p>
@@ -3397,14 +2356,7 @@
             <w:vAlign w:val="center"/>
           </w:tcPr>
           <w:p>
-            <w:pPr>
-              <w:spacing w:after="0" w:line="264" w:lineRule="auto"/>
-            </w:pPr>
-            <w:r>
-              <w:rPr>
-                <w:rFonts w:ascii="微软雅黑" w:hAnsi="微软雅黑" w:eastAsia="微软雅黑" w:cs="微软雅黑"/>
-                <w:sz w:val="15"/>
-              </w:rPr>
+            <w:r>
               <w:t>维护个人资料</w:t>
             </w:r>
           </w:p>
@@ -3415,14 +2367,7 @@
             <w:vAlign w:val="center"/>
           </w:tcPr>
           <w:p>
-            <w:pPr>
-              <w:spacing w:after="0" w:line="264" w:lineRule="auto"/>
-            </w:pPr>
-            <w:r>
-              <w:rPr>
-                <w:rFonts w:ascii="微软雅黑" w:hAnsi="微软雅黑" w:eastAsia="微软雅黑" w:cs="微软雅黑"/>
-                <w:sz w:val="15"/>
-              </w:rPr>
+            <w:r>
               <w:t>客户</w:t>
             </w:r>
           </w:p>
@@ -3433,14 +2378,7 @@
             <w:vAlign w:val="center"/>
           </w:tcPr>
           <w:p>
-            <w:pPr>
-              <w:spacing w:after="0" w:line="264" w:lineRule="auto"/>
-            </w:pPr>
-            <w:r>
-              <w:rPr>
-                <w:rFonts w:ascii="微软雅黑" w:hAnsi="微软雅黑" w:eastAsia="微软雅黑" w:cs="微软雅黑"/>
-                <w:sz w:val="15"/>
-              </w:rPr>
+            <w:r>
               <w:t>P1</w:t>
             </w:r>
           </w:p>
@@ -3451,14 +2389,7 @@
             <w:vAlign w:val="center"/>
           </w:tcPr>
           <w:p>
-            <w:pPr>
-              <w:spacing w:after="0" w:line="264" w:lineRule="auto"/>
-            </w:pPr>
-            <w:r>
-              <w:rPr>
-                <w:rFonts w:ascii="微软雅黑" w:hAnsi="微软雅黑" w:eastAsia="微软雅黑" w:cs="微软雅黑"/>
-                <w:sz w:val="15"/>
-              </w:rPr>
+            <w:r>
               <w:t>US-03</w:t>
             </w:r>
           </w:p>
@@ -3469,14 +2400,7 @@
             <w:vAlign w:val="center"/>
           </w:tcPr>
           <w:p>
-            <w:pPr>
-              <w:spacing w:after="0" w:line="264" w:lineRule="auto"/>
-            </w:pPr>
-            <w:r>
-              <w:rPr>
-                <w:rFonts w:ascii="微软雅黑" w:hAnsi="微软雅黑" w:eastAsia="微软雅黑" w:cs="微软雅黑"/>
-                <w:sz w:val="15"/>
-              </w:rPr>
+            <w:r>
               <w:t>查询和修改允许变更的本人资料。</w:t>
             </w:r>
           </w:p>
@@ -3509,15 +2433,8 @@
             <w:vAlign w:val="center"/>
           </w:tcPr>
           <w:p>
-            <w:pPr>
-              <w:spacing w:after="0" w:line="264" w:lineRule="auto"/>
-            </w:pPr>
-            <w:r>
-              <w:rPr>
-                <w:rFonts w:ascii="微软雅黑" w:hAnsi="微软雅黑" w:eastAsia="微软雅黑" w:cs="微软雅黑"/>
-                <w:sz w:val="15"/>
-              </w:rPr>
-              <w:t>UC-AC-01</w:t>
+            <w:r>
+              <w:t>UC-AU-02</w:t>
             </w:r>
           </w:p>
         </w:tc>
@@ -3527,15 +2444,8 @@
             <w:vAlign w:val="center"/>
           </w:tcPr>
           <w:p>
-            <w:pPr>
-              <w:spacing w:after="0" w:line="264" w:lineRule="auto"/>
-            </w:pPr>
-            <w:r>
-              <w:rPr>
-                <w:rFonts w:ascii="微软雅黑" w:hAnsi="微软雅黑" w:eastAsia="微软雅黑" w:cs="微软雅黑"/>
-                <w:sz w:val="15"/>
-              </w:rPr>
-              <w:t>开立活期账户</w:t>
+            <w:r>
+              <w:t>管理角色与权限</w:t>
             </w:r>
           </w:p>
         </w:tc>
@@ -3545,15 +2455,8 @@
             <w:vAlign w:val="center"/>
           </w:tcPr>
           <w:p>
-            <w:pPr>
-              <w:spacing w:after="0" w:line="264" w:lineRule="auto"/>
-            </w:pPr>
-            <w:r>
-              <w:rPr>
-                <w:rFonts w:ascii="微软雅黑" w:hAnsi="微软雅黑" w:eastAsia="微软雅黑" w:cs="微软雅黑"/>
-                <w:sz w:val="15"/>
-              </w:rPr>
-              <w:t>客户</w:t>
+            <w:r>
+              <w:t>系统管理员</w:t>
             </w:r>
           </w:p>
         </w:tc>
@@ -3563,15 +2466,8 @@
             <w:vAlign w:val="center"/>
           </w:tcPr>
           <w:p>
-            <w:pPr>
-              <w:spacing w:after="0" w:line="264" w:lineRule="auto"/>
-            </w:pPr>
-            <w:r>
-              <w:rPr>
-                <w:rFonts w:ascii="微软雅黑" w:hAnsi="微软雅黑" w:eastAsia="微软雅黑" w:cs="微软雅黑"/>
-                <w:sz w:val="15"/>
-              </w:rPr>
-              <w:t>P0</w:t>
+            <w:r>
+              <w:t>P1</w:t>
             </w:r>
           </w:p>
         </w:tc>
@@ -3581,15 +2477,8 @@
             <w:vAlign w:val="center"/>
           </w:tcPr>
           <w:p>
-            <w:pPr>
-              <w:spacing w:after="0" w:line="264" w:lineRule="auto"/>
-            </w:pPr>
-            <w:r>
-              <w:rPr>
-                <w:rFonts w:ascii="微软雅黑" w:hAnsi="微软雅黑" w:eastAsia="微软雅黑" w:cs="微软雅黑"/>
-                <w:sz w:val="15"/>
-              </w:rPr>
-              <w:t>US-10</w:t>
+            <w:r>
+              <w:t>US-05</w:t>
             </w:r>
           </w:p>
         </w:tc>
@@ -3599,15 +2488,8 @@
             <w:vAlign w:val="center"/>
           </w:tcPr>
           <w:p>
-            <w:pPr>
-              <w:spacing w:after="0" w:line="264" w:lineRule="auto"/>
-            </w:pPr>
-            <w:r>
-              <w:rPr>
-                <w:rFonts w:ascii="微软雅黑" w:hAnsi="微软雅黑" w:eastAsia="微软雅黑" w:cs="微软雅黑"/>
-                <w:sz w:val="15"/>
-              </w:rPr>
-              <w:t>建立唯一账户号与初始零余额。</w:t>
+            <w:r>
+              <w:t>分配岗位、角色与数据授权范围。</w:t>
             </w:r>
           </w:p>
         </w:tc>
@@ -3639,15 +2521,8 @@
             <w:vAlign w:val="center"/>
           </w:tcPr>
           <w:p>
-            <w:pPr>
-              <w:spacing w:after="0" w:line="264" w:lineRule="auto"/>
-            </w:pPr>
-            <w:r>
-              <w:rPr>
-                <w:rFonts w:ascii="微软雅黑" w:hAnsi="微软雅黑" w:eastAsia="微软雅黑" w:cs="微软雅黑"/>
-                <w:sz w:val="15"/>
-              </w:rPr>
-              <w:t>UC-AC-02</w:t>
+            <w:r>
+              <w:t>UC-AC-01</w:t>
             </w:r>
           </w:p>
         </w:tc>
@@ -3657,15 +2532,8 @@
             <w:vAlign w:val="center"/>
           </w:tcPr>
           <w:p>
-            <w:pPr>
-              <w:spacing w:after="0" w:line="264" w:lineRule="auto"/>
-            </w:pPr>
-            <w:r>
-              <w:rPr>
-                <w:rFonts w:ascii="微软雅黑" w:hAnsi="微软雅黑" w:eastAsia="微软雅黑" w:cs="微软雅黑"/>
-                <w:sz w:val="15"/>
-              </w:rPr>
-              <w:t>查询账户列表</w:t>
+            <w:r>
+              <w:t>开立活期账户</w:t>
             </w:r>
           </w:p>
         </w:tc>
@@ -3675,14 +2543,7 @@
             <w:vAlign w:val="center"/>
           </w:tcPr>
           <w:p>
-            <w:pPr>
-              <w:spacing w:after="0" w:line="264" w:lineRule="auto"/>
-            </w:pPr>
-            <w:r>
-              <w:rPr>
-                <w:rFonts w:ascii="微软雅黑" w:hAnsi="微软雅黑" w:eastAsia="微软雅黑" w:cs="微软雅黑"/>
-                <w:sz w:val="15"/>
-              </w:rPr>
+            <w:r>
               <w:t>客户</w:t>
             </w:r>
           </w:p>
@@ -3693,14 +2554,7 @@
             <w:vAlign w:val="center"/>
           </w:tcPr>
           <w:p>
-            <w:pPr>
-              <w:spacing w:after="0" w:line="264" w:lineRule="auto"/>
-            </w:pPr>
-            <w:r>
-              <w:rPr>
-                <w:rFonts w:ascii="微软雅黑" w:hAnsi="微软雅黑" w:eastAsia="微软雅黑" w:cs="微软雅黑"/>
-                <w:sz w:val="15"/>
-              </w:rPr>
+            <w:r>
               <w:t>P0</w:t>
             </w:r>
           </w:p>
@@ -3711,15 +2565,8 @@
             <w:vAlign w:val="center"/>
           </w:tcPr>
           <w:p>
-            <w:pPr>
-              <w:spacing w:after="0" w:line="264" w:lineRule="auto"/>
-            </w:pPr>
-            <w:r>
-              <w:rPr>
-                <w:rFonts w:ascii="微软雅黑" w:hAnsi="微软雅黑" w:eastAsia="微软雅黑" w:cs="微软雅黑"/>
-                <w:sz w:val="15"/>
-              </w:rPr>
-              <w:t>US-12</w:t>
+            <w:r>
+              <w:t>US-10</w:t>
             </w:r>
           </w:p>
         </w:tc>
@@ -3729,15 +2576,8 @@
             <w:vAlign w:val="center"/>
           </w:tcPr>
           <w:p>
-            <w:pPr>
-              <w:spacing w:after="0" w:line="264" w:lineRule="auto"/>
-            </w:pPr>
-            <w:r>
-              <w:rPr>
-                <w:rFonts w:ascii="微软雅黑" w:hAnsi="微软雅黑" w:eastAsia="微软雅黑" w:cs="微软雅黑"/>
-                <w:sz w:val="15"/>
-              </w:rPr>
-              <w:t>仅返回本人账户及状态。</w:t>
+            <w:r>
+              <w:t>建立唯一账户号；最多三个未注销账户。</w:t>
             </w:r>
           </w:p>
         </w:tc>
@@ -3769,15 +2609,8 @@
             <w:vAlign w:val="center"/>
           </w:tcPr>
           <w:p>
-            <w:pPr>
-              <w:spacing w:after="0" w:line="264" w:lineRule="auto"/>
-            </w:pPr>
-            <w:r>
-              <w:rPr>
-                <w:rFonts w:ascii="微软雅黑" w:hAnsi="微软雅黑" w:eastAsia="微软雅黑" w:cs="微软雅黑"/>
-                <w:sz w:val="15"/>
-              </w:rPr>
-              <w:t>UC-OP-01</w:t>
+            <w:r>
+              <w:t>UC-AC-02</w:t>
             </w:r>
           </w:p>
         </w:tc>
@@ -3787,15 +2620,8 @@
             <w:vAlign w:val="center"/>
           </w:tcPr>
           <w:p>
-            <w:pPr>
-              <w:spacing w:after="0" w:line="264" w:lineRule="auto"/>
-            </w:pPr>
-            <w:r>
-              <w:rPr>
-                <w:rFonts w:ascii="微软雅黑" w:hAnsi="微软雅黑" w:eastAsia="微软雅黑" w:cs="微软雅黑"/>
-                <w:sz w:val="15"/>
-              </w:rPr>
-              <w:t>查看客户列表</w:t>
+            <w:r>
+              <w:t>查询账户列表</w:t>
             </w:r>
           </w:p>
         </w:tc>
@@ -3805,15 +2631,8 @@
             <w:vAlign w:val="center"/>
           </w:tcPr>
           <w:p>
-            <w:pPr>
-              <w:spacing w:after="0" w:line="264" w:lineRule="auto"/>
-            </w:pPr>
-            <w:r>
-              <w:rPr>
-                <w:rFonts w:ascii="微软雅黑" w:hAnsi="微软雅黑" w:eastAsia="微软雅黑" w:cs="微软雅黑"/>
-                <w:sz w:val="15"/>
-              </w:rPr>
-              <w:t>运营人员</w:t>
+            <w:r>
+              <w:t>客户、授权后台人员</w:t>
             </w:r>
           </w:p>
         </w:tc>
@@ -3823,15 +2642,8 @@
             <w:vAlign w:val="center"/>
           </w:tcPr>
           <w:p>
-            <w:pPr>
-              <w:spacing w:after="0" w:line="264" w:lineRule="auto"/>
-            </w:pPr>
-            <w:r>
-              <w:rPr>
-                <w:rFonts w:ascii="微软雅黑" w:hAnsi="微软雅黑" w:eastAsia="微软雅黑" w:cs="微软雅黑"/>
-                <w:sz w:val="15"/>
-              </w:rPr>
-              <w:t>P1</w:t>
+            <w:r>
+              <w:t>P0</w:t>
             </w:r>
           </w:p>
         </w:tc>
@@ -3841,15 +2653,8 @@
             <w:vAlign w:val="center"/>
           </w:tcPr>
           <w:p>
-            <w:pPr>
-              <w:spacing w:after="0" w:line="264" w:lineRule="auto"/>
-            </w:pPr>
-            <w:r>
-              <w:rPr>
-                <w:rFonts w:ascii="微软雅黑" w:hAnsi="微软雅黑" w:eastAsia="微软雅黑" w:cs="微软雅黑"/>
-                <w:sz w:val="15"/>
-              </w:rPr>
-              <w:t>US-04</w:t>
+            <w:r>
+              <w:t>US-12</w:t>
             </w:r>
           </w:p>
         </w:tc>
@@ -3859,15 +2664,8 @@
             <w:vAlign w:val="center"/>
           </w:tcPr>
           <w:p>
-            <w:pPr>
-              <w:spacing w:after="0" w:line="264" w:lineRule="auto"/>
-            </w:pPr>
-            <w:r>
-              <w:rPr>
-                <w:rFonts w:ascii="微软雅黑" w:hAnsi="微软雅黑" w:eastAsia="微软雅黑" w:cs="微软雅黑"/>
-                <w:sz w:val="15"/>
-              </w:rPr>
-              <w:t>在授权范围内查看客户及账户状态，以便识别待处置账户。</w:t>
+            <w:r>
+              <w:t>按本人或授权范围返回账户列表。</w:t>
             </w:r>
           </w:p>
         </w:tc>
@@ -3899,15 +2697,8 @@
             <w:vAlign w:val="center"/>
           </w:tcPr>
           <w:p>
-            <w:pPr>
-              <w:spacing w:after="0" w:line="264" w:lineRule="auto"/>
-            </w:pPr>
-            <w:r>
-              <w:rPr>
-                <w:rFonts w:ascii="微软雅黑" w:hAnsi="微软雅黑" w:eastAsia="微软雅黑" w:cs="微软雅黑"/>
-                <w:sz w:val="15"/>
-              </w:rPr>
-              <w:t>UC-AC-04</w:t>
+            <w:r>
+              <w:t>UC-AC-03</w:t>
             </w:r>
           </w:p>
         </w:tc>
@@ -3917,15 +2708,8 @@
             <w:vAlign w:val="center"/>
           </w:tcPr>
           <w:p>
-            <w:pPr>
-              <w:spacing w:after="0" w:line="264" w:lineRule="auto"/>
-            </w:pPr>
-            <w:r>
-              <w:rPr>
-                <w:rFonts w:ascii="微软雅黑" w:hAnsi="微软雅黑" w:eastAsia="微软雅黑" w:cs="微软雅黑"/>
-                <w:sz w:val="15"/>
-              </w:rPr>
-              <w:t>查询余额与状态</w:t>
+            <w:r>
+              <w:t>查询账户详情</w:t>
             </w:r>
           </w:p>
         </w:tc>
@@ -3935,15 +2719,8 @@
             <w:vAlign w:val="center"/>
           </w:tcPr>
           <w:p>
-            <w:pPr>
-              <w:spacing w:after="0" w:line="264" w:lineRule="auto"/>
-            </w:pPr>
-            <w:r>
-              <w:rPr>
-                <w:rFonts w:ascii="微软雅黑" w:hAnsi="微软雅黑" w:eastAsia="微软雅黑" w:cs="微软雅黑"/>
-                <w:sz w:val="15"/>
-              </w:rPr>
-              <w:t>客户</w:t>
+            <w:r>
+              <w:t>客户、授权后台人员</w:t>
             </w:r>
           </w:p>
         </w:tc>
@@ -3953,14 +2730,7 @@
             <w:vAlign w:val="center"/>
           </w:tcPr>
           <w:p>
-            <w:pPr>
-              <w:spacing w:after="0" w:line="264" w:lineRule="auto"/>
-            </w:pPr>
-            <w:r>
-              <w:rPr>
-                <w:rFonts w:ascii="微软雅黑" w:hAnsi="微软雅黑" w:eastAsia="微软雅黑" w:cs="微软雅黑"/>
-                <w:sz w:val="15"/>
-              </w:rPr>
+            <w:r>
               <w:t>P0</w:t>
             </w:r>
           </w:p>
@@ -3971,15 +2741,8 @@
             <w:vAlign w:val="center"/>
           </w:tcPr>
           <w:p>
-            <w:pPr>
-              <w:spacing w:after="0" w:line="264" w:lineRule="auto"/>
-            </w:pPr>
-            <w:r>
-              <w:rPr>
-                <w:rFonts w:ascii="微软雅黑" w:hAnsi="微软雅黑" w:eastAsia="微软雅黑" w:cs="微软雅黑"/>
-                <w:sz w:val="15"/>
-              </w:rPr>
-              <w:t>US-11、US-41</w:t>
+            <w:r>
+              <w:t>US-11</w:t>
             </w:r>
           </w:p>
         </w:tc>
@@ -3989,15 +2752,8 @@
             <w:vAlign w:val="center"/>
           </w:tcPr>
           <w:p>
-            <w:pPr>
-              <w:spacing w:after="0" w:line="264" w:lineRule="auto"/>
-            </w:pPr>
-            <w:r>
-              <w:rPr>
-                <w:rFonts w:ascii="微软雅黑" w:hAnsi="微软雅黑" w:eastAsia="微软雅黑" w:cs="微软雅黑"/>
-                <w:sz w:val="15"/>
-              </w:rPr>
-              <w:t>展示账面余额、预留金额与可用余额。</w:t>
+            <w:r>
+              <w:t>查询归属、币种、状态和适当信息。</w:t>
             </w:r>
           </w:p>
         </w:tc>
@@ -4029,15 +2785,8 @@
             <w:vAlign w:val="center"/>
           </w:tcPr>
           <w:p>
-            <w:pPr>
-              <w:spacing w:after="0" w:line="264" w:lineRule="auto"/>
-            </w:pPr>
-            <w:r>
-              <w:rPr>
-                <w:rFonts w:ascii="微软雅黑" w:hAnsi="微软雅黑" w:eastAsia="微软雅黑" w:cs="微软雅黑"/>
-                <w:sz w:val="15"/>
-              </w:rPr>
-              <w:t>UC-AC-05</w:t>
+            <w:r>
+              <w:t>UC-AC-04</w:t>
             </w:r>
           </w:p>
         </w:tc>
@@ -4047,15 +2796,8 @@
             <w:vAlign w:val="center"/>
           </w:tcPr>
           <w:p>
-            <w:pPr>
-              <w:spacing w:after="0" w:line="264" w:lineRule="auto"/>
-            </w:pPr>
-            <w:r>
-              <w:rPr>
-                <w:rFonts w:ascii="微软雅黑" w:hAnsi="微软雅黑" w:eastAsia="微软雅黑" w:cs="微软雅黑"/>
-                <w:sz w:val="15"/>
-              </w:rPr>
-              <w:t>冻结账户</w:t>
+            <w:r>
+              <w:t>查询余额</w:t>
             </w:r>
           </w:p>
         </w:tc>
@@ -4065,15 +2807,8 @@
             <w:vAlign w:val="center"/>
           </w:tcPr>
           <w:p>
-            <w:pPr>
-              <w:spacing w:after="0" w:line="264" w:lineRule="auto"/>
-            </w:pPr>
-            <w:r>
-              <w:rPr>
-                <w:rFonts w:ascii="微软雅黑" w:hAnsi="微软雅黑" w:eastAsia="微软雅黑" w:cs="微软雅黑"/>
-                <w:sz w:val="15"/>
-              </w:rPr>
-              <w:t>风控管理员、运营人员</w:t>
+            <w:r>
+              <w:t>客户、授权后台人员</w:t>
             </w:r>
           </w:p>
         </w:tc>
@@ -4083,14 +2818,7 @@
             <w:vAlign w:val="center"/>
           </w:tcPr>
           <w:p>
-            <w:pPr>
-              <w:spacing w:after="0" w:line="264" w:lineRule="auto"/>
-            </w:pPr>
-            <w:r>
-              <w:rPr>
-                <w:rFonts w:ascii="微软雅黑" w:hAnsi="微软雅黑" w:eastAsia="微软雅黑" w:cs="微软雅黑"/>
-                <w:sz w:val="15"/>
-              </w:rPr>
+            <w:r>
               <w:t>P0</w:t>
             </w:r>
           </w:p>
@@ -4101,15 +2829,8 @@
             <w:vAlign w:val="center"/>
           </w:tcPr>
           <w:p>
-            <w:pPr>
-              <w:spacing w:after="0" w:line="264" w:lineRule="auto"/>
-            </w:pPr>
-            <w:r>
-              <w:rPr>
-                <w:rFonts w:ascii="微软雅黑" w:hAnsi="微软雅黑" w:eastAsia="微软雅黑" w:cs="微软雅黑"/>
-                <w:sz w:val="15"/>
-              </w:rPr>
-              <w:t>US-13、US-04</w:t>
+            <w:r>
+              <w:t>US-11、US-41</w:t>
             </w:r>
           </w:p>
         </w:tc>
@@ -4119,15 +2840,8 @@
             <w:vAlign w:val="center"/>
           </w:tcPr>
           <w:p>
-            <w:pPr>
-              <w:spacing w:after="0" w:line="264" w:lineRule="auto"/>
-            </w:pPr>
-            <w:r>
-              <w:rPr>
-                <w:rFonts w:ascii="微软雅黑" w:hAnsi="微软雅黑" w:eastAsia="微软雅黑" w:cs="微软雅黑"/>
-                <w:sz w:val="15"/>
-              </w:rPr>
-              <w:t>记录原因并阻止新的出账。</w:t>
+            <w:r>
+              <w:t>展示账面余额、占用金额与可用余额。</w:t>
             </w:r>
           </w:p>
         </w:tc>
@@ -4159,15 +2873,8 @@
             <w:vAlign w:val="center"/>
           </w:tcPr>
           <w:p>
-            <w:pPr>
-              <w:spacing w:after="0" w:line="264" w:lineRule="auto"/>
-            </w:pPr>
-            <w:r>
-              <w:rPr>
-                <w:rFonts w:ascii="微软雅黑" w:hAnsi="微软雅黑" w:eastAsia="微软雅黑" w:cs="微软雅黑"/>
-                <w:sz w:val="15"/>
-              </w:rPr>
-              <w:t>UC-AC-06</w:t>
+            <w:r>
+              <w:t>UC-AC-05</w:t>
             </w:r>
           </w:p>
         </w:tc>
@@ -4177,15 +2884,8 @@
             <w:vAlign w:val="center"/>
           </w:tcPr>
           <w:p>
-            <w:pPr>
-              <w:spacing w:after="0" w:line="264" w:lineRule="auto"/>
-            </w:pPr>
-            <w:r>
-              <w:rPr>
-                <w:rFonts w:ascii="微软雅黑" w:hAnsi="微软雅黑" w:eastAsia="微软雅黑" w:cs="微软雅黑"/>
-                <w:sz w:val="15"/>
-              </w:rPr>
-              <w:t>解冻账户</w:t>
+            <w:r>
+              <w:t>冻结账户</w:t>
             </w:r>
           </w:p>
         </w:tc>
@@ -4195,15 +2895,8 @@
             <w:vAlign w:val="center"/>
           </w:tcPr>
           <w:p>
-            <w:pPr>
-              <w:spacing w:after="0" w:line="264" w:lineRule="auto"/>
-            </w:pPr>
-            <w:r>
-              <w:rPr>
-                <w:rFonts w:ascii="微软雅黑" w:hAnsi="微软雅黑" w:eastAsia="微软雅黑" w:cs="微软雅黑"/>
-                <w:sz w:val="15"/>
-              </w:rPr>
-              <w:t>运营人员</w:t>
+            <w:r>
+              <w:t>风控专员、运营人员</w:t>
             </w:r>
           </w:p>
         </w:tc>
@@ -4213,14 +2906,7 @@
             <w:vAlign w:val="center"/>
           </w:tcPr>
           <w:p>
-            <w:pPr>
-              <w:spacing w:after="0" w:line="264" w:lineRule="auto"/>
-            </w:pPr>
-            <w:r>
-              <w:rPr>
-                <w:rFonts w:ascii="微软雅黑" w:hAnsi="微软雅黑" w:eastAsia="微软雅黑" w:cs="微软雅黑"/>
-                <w:sz w:val="15"/>
-              </w:rPr>
+            <w:r>
               <w:t>P0</w:t>
             </w:r>
           </w:p>
@@ -4231,14 +2917,7 @@
             <w:vAlign w:val="center"/>
           </w:tcPr>
           <w:p>
-            <w:pPr>
-              <w:spacing w:after="0" w:line="264" w:lineRule="auto"/>
-            </w:pPr>
-            <w:r>
-              <w:rPr>
-                <w:rFonts w:ascii="微软雅黑" w:hAnsi="微软雅黑" w:eastAsia="微软雅黑" w:cs="微软雅黑"/>
-                <w:sz w:val="15"/>
-              </w:rPr>
+            <w:r>
               <w:t>US-13</w:t>
             </w:r>
           </w:p>
@@ -4249,15 +2928,8 @@
             <w:vAlign w:val="center"/>
           </w:tcPr>
           <w:p>
-            <w:pPr>
-              <w:spacing w:after="0" w:line="264" w:lineRule="auto"/>
-            </w:pPr>
-            <w:r>
-              <w:rPr>
-                <w:rFonts w:ascii="微软雅黑" w:hAnsi="微软雅黑" w:eastAsia="微软雅黑" w:cs="微软雅黑"/>
-                <w:sz w:val="15"/>
-              </w:rPr>
-              <w:t>依据解除结论恢复出账资格并留痕。</w:t>
+            <w:r>
+              <w:t>记录来源和原因，禁止新收付；已受理业务继续。</w:t>
             </w:r>
           </w:p>
         </w:tc>
@@ -4289,15 +2961,8 @@
             <w:vAlign w:val="center"/>
           </w:tcPr>
           <w:p>
-            <w:pPr>
-              <w:spacing w:after="0" w:line="264" w:lineRule="auto"/>
-            </w:pPr>
-            <w:r>
-              <w:rPr>
-                <w:rFonts w:ascii="微软雅黑" w:hAnsi="微软雅黑" w:eastAsia="微软雅黑" w:cs="微软雅黑"/>
-                <w:sz w:val="15"/>
-              </w:rPr>
-              <w:t>UC-TR-01</w:t>
+            <w:r>
+              <w:t>UC-AC-06</w:t>
             </w:r>
           </w:p>
         </w:tc>
@@ -4307,15 +2972,8 @@
             <w:vAlign w:val="center"/>
           </w:tcPr>
           <w:p>
-            <w:pPr>
-              <w:spacing w:after="0" w:line="264" w:lineRule="auto"/>
-            </w:pPr>
-            <w:r>
-              <w:rPr>
-                <w:rFonts w:ascii="微软雅黑" w:hAnsi="微软雅黑" w:eastAsia="微软雅黑" w:cs="微软雅黑"/>
-                <w:sz w:val="15"/>
-              </w:rPr>
-              <w:t>存款</w:t>
+            <w:r>
+              <w:t>解冻账户</w:t>
             </w:r>
           </w:p>
         </w:tc>
@@ -4325,15 +2983,8 @@
             <w:vAlign w:val="center"/>
           </w:tcPr>
           <w:p>
-            <w:pPr>
-              <w:spacing w:after="0" w:line="264" w:lineRule="auto"/>
-            </w:pPr>
-            <w:r>
-              <w:rPr>
-                <w:rFonts w:ascii="微软雅黑" w:hAnsi="微软雅黑" w:eastAsia="微软雅黑" w:cs="微软雅黑"/>
-                <w:sz w:val="15"/>
-              </w:rPr>
-              <w:t>客户、模拟资金渠道</w:t>
+            <w:r>
+              <w:t>运营人员</w:t>
             </w:r>
           </w:p>
         </w:tc>
@@ -4343,14 +2994,7 @@
             <w:vAlign w:val="center"/>
           </w:tcPr>
           <w:p>
-            <w:pPr>
-              <w:spacing w:after="0" w:line="264" w:lineRule="auto"/>
-            </w:pPr>
-            <w:r>
-              <w:rPr>
-                <w:rFonts w:ascii="微软雅黑" w:hAnsi="微软雅黑" w:eastAsia="微软雅黑" w:cs="微软雅黑"/>
-                <w:sz w:val="15"/>
-              </w:rPr>
+            <w:r>
               <w:t>P0</w:t>
             </w:r>
           </w:p>
@@ -4361,15 +3005,8 @@
             <w:vAlign w:val="center"/>
           </w:tcPr>
           <w:p>
-            <w:pPr>
-              <w:spacing w:after="0" w:line="264" w:lineRule="auto"/>
-            </w:pPr>
-            <w:r>
-              <w:rPr>
-                <w:rFonts w:ascii="微软雅黑" w:hAnsi="微软雅黑" w:eastAsia="微软雅黑" w:cs="微软雅黑"/>
-                <w:sz w:val="15"/>
-              </w:rPr>
-              <w:t>US-20、US-42</w:t>
+            <w:r>
+              <w:t>US-13</w:t>
             </w:r>
           </w:p>
         </w:tc>
@@ -4379,15 +3016,8 @@
             <w:vAlign w:val="center"/>
           </w:tcPr>
           <w:p>
-            <w:pPr>
-              <w:spacing w:after="0" w:line="264" w:lineRule="auto"/>
-            </w:pPr>
-            <w:r>
-              <w:rPr>
-                <w:rFonts w:ascii="微软雅黑" w:hAnsi="微软雅黑" w:eastAsia="微软雅黑" w:cs="微软雅黑"/>
-                <w:sz w:val="15"/>
-              </w:rPr>
-              <w:t>模拟成功后增加余额并生成入账流水。</w:t>
+            <w:r>
+              <w:t>全部有效限制解除后恢复账户并留痕。</w:t>
             </w:r>
           </w:p>
         </w:tc>
@@ -4419,15 +3049,8 @@
             <w:vAlign w:val="center"/>
           </w:tcPr>
           <w:p>
-            <w:pPr>
-              <w:spacing w:after="0" w:line="264" w:lineRule="auto"/>
-            </w:pPr>
-            <w:r>
-              <w:rPr>
-                <w:rFonts w:ascii="微软雅黑" w:hAnsi="微软雅黑" w:eastAsia="微软雅黑" w:cs="微软雅黑"/>
-                <w:sz w:val="15"/>
-              </w:rPr>
-              <w:t>UC-TR-02</w:t>
+            <w:r>
+              <w:t>UC-AC-07</w:t>
             </w:r>
           </w:p>
         </w:tc>
@@ -4437,15 +3060,8 @@
             <w:vAlign w:val="center"/>
           </w:tcPr>
           <w:p>
-            <w:pPr>
-              <w:spacing w:after="0" w:line="264" w:lineRule="auto"/>
-            </w:pPr>
-            <w:r>
-              <w:rPr>
-                <w:rFonts w:ascii="微软雅黑" w:hAnsi="微软雅黑" w:eastAsia="微软雅黑" w:cs="微软雅黑"/>
-                <w:sz w:val="15"/>
-              </w:rPr>
-              <w:t>取款</w:t>
+            <w:r>
+              <w:t>注销账户</w:t>
             </w:r>
           </w:p>
         </w:tc>
@@ -4455,15 +3071,8 @@
             <w:vAlign w:val="center"/>
           </w:tcPr>
           <w:p>
-            <w:pPr>
-              <w:spacing w:after="0" w:line="264" w:lineRule="auto"/>
-            </w:pPr>
-            <w:r>
-              <w:rPr>
-                <w:rFonts w:ascii="微软雅黑" w:hAnsi="微软雅黑" w:eastAsia="微软雅黑" w:cs="微软雅黑"/>
-                <w:sz w:val="15"/>
-              </w:rPr>
-              <w:t>客户、模拟资金渠道</w:t>
+            <w:r>
+              <w:t>客户</w:t>
             </w:r>
           </w:p>
         </w:tc>
@@ -4473,14 +3082,7 @@
             <w:vAlign w:val="center"/>
           </w:tcPr>
           <w:p>
-            <w:pPr>
-              <w:spacing w:after="0" w:line="264" w:lineRule="auto"/>
-            </w:pPr>
-            <w:r>
-              <w:rPr>
-                <w:rFonts w:ascii="微软雅黑" w:hAnsi="微软雅黑" w:eastAsia="微软雅黑" w:cs="微软雅黑"/>
-                <w:sz w:val="15"/>
-              </w:rPr>
+            <w:r>
               <w:t>P0</w:t>
             </w:r>
           </w:p>
@@ -4491,15 +3093,8 @@
             <w:vAlign w:val="center"/>
           </w:tcPr>
           <w:p>
-            <w:pPr>
-              <w:spacing w:after="0" w:line="264" w:lineRule="auto"/>
-            </w:pPr>
-            <w:r>
-              <w:rPr>
-                <w:rFonts w:ascii="微软雅黑" w:hAnsi="微软雅黑" w:eastAsia="微软雅黑" w:cs="微软雅黑"/>
-                <w:sz w:val="15"/>
-              </w:rPr>
-              <w:t>US-21、US-42</w:t>
+            <w:r>
+              <w:t>US-14</w:t>
             </w:r>
           </w:p>
         </w:tc>
@@ -4509,15 +3104,8 @@
             <w:vAlign w:val="center"/>
           </w:tcPr>
           <w:p>
-            <w:pPr>
-              <w:spacing w:after="0" w:line="264" w:lineRule="auto"/>
-            </w:pPr>
-            <w:r>
-              <w:rPr>
-                <w:rFonts w:ascii="微软雅黑" w:hAnsi="微软雅黑" w:eastAsia="微软雅黑" w:cs="微软雅黑"/>
-                <w:sz w:val="15"/>
-              </w:rPr>
-              <w:t>校验余额与风控；成功扣款，失败释放预留。</w:t>
+            <w:r>
+              <w:t>零余额、零占用且无未决业务时关闭账户。</w:t>
             </w:r>
           </w:p>
         </w:tc>
@@ -4549,15 +3137,8 @@
             <w:vAlign w:val="center"/>
           </w:tcPr>
           <w:p>
-            <w:pPr>
-              <w:spacing w:after="0" w:line="264" w:lineRule="auto"/>
-            </w:pPr>
-            <w:r>
-              <w:rPr>
-                <w:rFonts w:ascii="微软雅黑" w:hAnsi="微软雅黑" w:eastAsia="微软雅黑" w:cs="微软雅黑"/>
-                <w:sz w:val="15"/>
-              </w:rPr>
-              <w:t>UC-TR-03</w:t>
+            <w:r>
+              <w:t>UC-AC-08</w:t>
             </w:r>
           </w:p>
         </w:tc>
@@ -4567,15 +3148,8 @@
             <w:vAlign w:val="center"/>
           </w:tcPr>
           <w:p>
-            <w:pPr>
-              <w:spacing w:after="0" w:line="264" w:lineRule="auto"/>
-            </w:pPr>
-            <w:r>
-              <w:rPr>
-                <w:rFonts w:ascii="微软雅黑" w:hAnsi="微软雅黑" w:eastAsia="微软雅黑" w:cs="微软雅黑"/>
-                <w:sz w:val="15"/>
-              </w:rPr>
-              <w:t>本行转账</w:t>
+            <w:r>
+              <w:t>设置个人交易限额</w:t>
             </w:r>
           </w:p>
         </w:tc>
@@ -4585,14 +3159,7 @@
             <w:vAlign w:val="center"/>
           </w:tcPr>
           <w:p>
-            <w:pPr>
-              <w:spacing w:after="0" w:line="264" w:lineRule="auto"/>
-            </w:pPr>
-            <w:r>
-              <w:rPr>
-                <w:rFonts w:ascii="微软雅黑" w:hAnsi="微软雅黑" w:eastAsia="微软雅黑" w:cs="微软雅黑"/>
-                <w:sz w:val="15"/>
-              </w:rPr>
+            <w:r>
               <w:t>客户</w:t>
             </w:r>
           </w:p>
@@ -4603,15 +3170,8 @@
             <w:vAlign w:val="center"/>
           </w:tcPr>
           <w:p>
-            <w:pPr>
-              <w:spacing w:after="0" w:line="264" w:lineRule="auto"/>
-            </w:pPr>
-            <w:r>
-              <w:rPr>
-                <w:rFonts w:ascii="微软雅黑" w:hAnsi="微软雅黑" w:eastAsia="微软雅黑" w:cs="微软雅黑"/>
-                <w:sz w:val="15"/>
-              </w:rPr>
-              <w:t>P0</w:t>
+            <w:r>
+              <w:t>P1</w:t>
             </w:r>
           </w:p>
         </w:tc>
@@ -4621,15 +3181,8 @@
             <w:vAlign w:val="center"/>
           </w:tcPr>
           <w:p>
-            <w:pPr>
-              <w:spacing w:after="0" w:line="264" w:lineRule="auto"/>
-            </w:pPr>
-            <w:r>
-              <w:rPr>
-                <w:rFonts w:ascii="微软雅黑" w:hAnsi="微软雅黑" w:eastAsia="微软雅黑" w:cs="微软雅黑"/>
-                <w:sz w:val="15"/>
-              </w:rPr>
-              <w:t>US-22、US-42</w:t>
+            <w:r>
+              <w:t>US-15</w:t>
             </w:r>
           </w:p>
         </w:tc>
@@ -4639,15 +3192,8 @@
             <w:vAlign w:val="center"/>
           </w:tcPr>
           <w:p>
-            <w:pPr>
-              <w:spacing w:after="0" w:line="264" w:lineRule="auto"/>
-            </w:pPr>
-            <w:r>
-              <w:rPr>
-                <w:rFonts w:ascii="微软雅黑" w:hAnsi="微软雅黑" w:eastAsia="微软雅黑" w:cs="微软雅黑"/>
-                <w:sz w:val="15"/>
-              </w:rPr>
-              <w:t>付款与收款账户同时完成资金变化。</w:t>
+            <w:r>
+              <w:t>在系统上限内设置本人付款账户限额。</w:t>
             </w:r>
           </w:p>
         </w:tc>
@@ -4679,15 +3225,8 @@
             <w:vAlign w:val="center"/>
           </w:tcPr>
           <w:p>
-            <w:pPr>
-              <w:spacing w:after="0" w:line="264" w:lineRule="auto"/>
-            </w:pPr>
-            <w:r>
-              <w:rPr>
-                <w:rFonts w:ascii="微软雅黑" w:hAnsi="微软雅黑" w:eastAsia="微软雅黑" w:cs="微软雅黑"/>
-                <w:sz w:val="15"/>
-              </w:rPr>
-              <w:t>UC-TR-04</w:t>
+            <w:r>
+              <w:t>UC-AC-09</w:t>
             </w:r>
           </w:p>
         </w:tc>
@@ -4697,15 +3236,8 @@
             <w:vAlign w:val="center"/>
           </w:tcPr>
           <w:p>
-            <w:pPr>
-              <w:spacing w:after="0" w:line="264" w:lineRule="auto"/>
-            </w:pPr>
-            <w:r>
-              <w:rPr>
-                <w:rFonts w:ascii="微软雅黑" w:hAnsi="微软雅黑" w:eastAsia="微软雅黑" w:cs="微软雅黑"/>
-                <w:sz w:val="15"/>
-              </w:rPr>
-              <w:t>跨行转账</w:t>
+            <w:r>
+              <w:t>查询账户操作记录</w:t>
             </w:r>
           </w:p>
         </w:tc>
@@ -4715,15 +3247,8 @@
             <w:vAlign w:val="center"/>
           </w:tcPr>
           <w:p>
-            <w:pPr>
-              <w:spacing w:after="0" w:line="264" w:lineRule="auto"/>
-            </w:pPr>
-            <w:r>
-              <w:rPr>
-                <w:rFonts w:ascii="微软雅黑" w:hAnsi="微软雅黑" w:eastAsia="微软雅黑" w:cs="微软雅黑"/>
-                <w:sz w:val="15"/>
-              </w:rPr>
-              <w:t>客户、模拟外部银行</w:t>
+            <w:r>
+              <w:t>客户、授权后台人员</w:t>
             </w:r>
           </w:p>
         </w:tc>
@@ -4733,14 +3258,7 @@
             <w:vAlign w:val="center"/>
           </w:tcPr>
           <w:p>
-            <w:pPr>
-              <w:spacing w:after="0" w:line="264" w:lineRule="auto"/>
-            </w:pPr>
-            <w:r>
-              <w:rPr>
-                <w:rFonts w:ascii="微软雅黑" w:hAnsi="微软雅黑" w:eastAsia="微软雅黑" w:cs="微软雅黑"/>
-                <w:sz w:val="15"/>
-              </w:rPr>
+            <w:r>
               <w:t>P1</w:t>
             </w:r>
           </w:p>
@@ -4751,15 +3269,8 @@
             <w:vAlign w:val="center"/>
           </w:tcPr>
           <w:p>
-            <w:pPr>
-              <w:spacing w:after="0" w:line="264" w:lineRule="auto"/>
-            </w:pPr>
-            <w:r>
-              <w:rPr>
-                <w:rFonts w:ascii="微软雅黑" w:hAnsi="微软雅黑" w:eastAsia="微软雅黑" w:cs="微软雅黑"/>
-                <w:sz w:val="15"/>
-              </w:rPr>
-              <w:t>US-23、US-42</w:t>
+            <w:r>
+              <w:t>US-16</w:t>
             </w:r>
           </w:p>
         </w:tc>
@@ -4769,15 +3280,8 @@
             <w:vAlign w:val="center"/>
           </w:tcPr>
           <w:p>
-            <w:pPr>
-              <w:spacing w:after="0" w:line="264" w:lineRule="auto"/>
-            </w:pPr>
-            <w:r>
-              <w:rPr>
-                <w:rFonts w:ascii="微软雅黑" w:hAnsi="微软雅黑" w:eastAsia="微软雅黑" w:cs="微软雅黑"/>
-                <w:sz w:val="15"/>
-              </w:rPr>
-              <w:t>展示处理中、成功/失败；未知结果保持待确认。</w:t>
+            <w:r>
+              <w:t>查询开户、冻结、解冻、注销等操作记录。</w:t>
             </w:r>
           </w:p>
         </w:tc>
@@ -4809,15 +3313,8 @@
             <w:vAlign w:val="center"/>
           </w:tcPr>
           <w:p>
-            <w:pPr>
-              <w:spacing w:after="0" w:line="264" w:lineRule="auto"/>
-            </w:pPr>
-            <w:r>
-              <w:rPr>
-                <w:rFonts w:ascii="微软雅黑" w:hAnsi="微软雅黑" w:eastAsia="微软雅黑" w:cs="微软雅黑"/>
-                <w:sz w:val="15"/>
-              </w:rPr>
-              <w:t>UC-TR-05</w:t>
+            <w:r>
+              <w:t>UC-OP-01</w:t>
             </w:r>
           </w:p>
         </w:tc>
@@ -4827,15 +3324,8 @@
             <w:vAlign w:val="center"/>
           </w:tcPr>
           <w:p>
-            <w:pPr>
-              <w:spacing w:after="0" w:line="264" w:lineRule="auto"/>
-            </w:pPr>
-            <w:r>
-              <w:rPr>
-                <w:rFonts w:ascii="微软雅黑" w:hAnsi="微软雅黑" w:eastAsia="微软雅黑" w:cs="微软雅黑"/>
-                <w:sz w:val="15"/>
-              </w:rPr>
-              <w:t>查询交易结果</w:t>
+            <w:r>
+              <w:t>查看客户列表</w:t>
             </w:r>
           </w:p>
         </w:tc>
@@ -4845,15 +3335,8 @@
             <w:vAlign w:val="center"/>
           </w:tcPr>
           <w:p>
-            <w:pPr>
-              <w:spacing w:after="0" w:line="264" w:lineRule="auto"/>
-            </w:pPr>
-            <w:r>
-              <w:rPr>
-                <w:rFonts w:ascii="微软雅黑" w:hAnsi="微软雅黑" w:eastAsia="微软雅黑" w:cs="微软雅黑"/>
-                <w:sz w:val="15"/>
-              </w:rPr>
-              <w:t>客户</w:t>
+            <w:r>
+              <w:t>运营人员</w:t>
             </w:r>
           </w:p>
         </w:tc>
@@ -4863,14 +3346,7 @@
             <w:vAlign w:val="center"/>
           </w:tcPr>
           <w:p>
-            <w:pPr>
-              <w:spacing w:after="0" w:line="264" w:lineRule="auto"/>
-            </w:pPr>
-            <w:r>
-              <w:rPr>
-                <w:rFonts w:ascii="微软雅黑" w:hAnsi="微软雅黑" w:eastAsia="微软雅黑" w:cs="微软雅黑"/>
-                <w:sz w:val="15"/>
-              </w:rPr>
+            <w:r>
               <w:t>P1</w:t>
             </w:r>
           </w:p>
@@ -4881,15 +3357,8 @@
             <w:vAlign w:val="center"/>
           </w:tcPr>
           <w:p>
-            <w:pPr>
-              <w:spacing w:after="0" w:line="264" w:lineRule="auto"/>
-            </w:pPr>
-            <w:r>
-              <w:rPr>
-                <w:rFonts w:ascii="微软雅黑" w:hAnsi="微软雅黑" w:eastAsia="微软雅黑" w:cs="微软雅黑"/>
-                <w:sz w:val="15"/>
-              </w:rPr>
-              <w:t>US-23</w:t>
+            <w:r>
+              <w:t>US-04</w:t>
             </w:r>
           </w:p>
         </w:tc>
@@ -4899,15 +3368,8 @@
             <w:vAlign w:val="center"/>
           </w:tcPr>
           <w:p>
-            <w:pPr>
-              <w:spacing w:after="0" w:line="264" w:lineRule="auto"/>
-            </w:pPr>
-            <w:r>
-              <w:rPr>
-                <w:rFonts w:ascii="微软雅黑" w:hAnsi="微软雅黑" w:eastAsia="微软雅黑" w:cs="微软雅黑"/>
-                <w:sz w:val="15"/>
-              </w:rPr>
-              <w:t>查询模拟跨行等交易的当前状态。</w:t>
+            <w:r>
+              <w:t>在授权范围内查看客户及账户状态。</w:t>
             </w:r>
           </w:p>
         </w:tc>
@@ -4939,15 +3401,8 @@
             <w:vAlign w:val="center"/>
           </w:tcPr>
           <w:p>
-            <w:pPr>
-              <w:spacing w:after="0" w:line="264" w:lineRule="auto"/>
-            </w:pPr>
-            <w:r>
-              <w:rPr>
-                <w:rFonts w:ascii="微软雅黑" w:hAnsi="微软雅黑" w:eastAsia="微软雅黑" w:cs="微软雅黑"/>
-                <w:sz w:val="15"/>
-              </w:rPr>
-              <w:t>UC-TR-06</w:t>
+            <w:r>
+              <w:t>UC-TR-01</w:t>
             </w:r>
           </w:p>
         </w:tc>
@@ -4957,15 +3412,8 @@
             <w:vAlign w:val="center"/>
           </w:tcPr>
           <w:p>
-            <w:pPr>
-              <w:spacing w:after="0" w:line="264" w:lineRule="auto"/>
-            </w:pPr>
-            <w:r>
-              <w:rPr>
-                <w:rFonts w:ascii="微软雅黑" w:hAnsi="微软雅黑" w:eastAsia="微软雅黑" w:cs="微软雅黑"/>
-                <w:sz w:val="15"/>
-              </w:rPr>
-              <w:t>查询交易流水</w:t>
+            <w:r>
+              <w:t>存款</w:t>
             </w:r>
           </w:p>
         </w:tc>
@@ -4975,15 +3423,8 @@
             <w:vAlign w:val="center"/>
           </w:tcPr>
           <w:p>
-            <w:pPr>
-              <w:spacing w:after="0" w:line="264" w:lineRule="auto"/>
-            </w:pPr>
-            <w:r>
-              <w:rPr>
-                <w:rFonts w:ascii="微软雅黑" w:hAnsi="微软雅黑" w:eastAsia="微软雅黑" w:cs="微软雅黑"/>
-                <w:sz w:val="15"/>
-              </w:rPr>
-              <w:t>客户</w:t>
+            <w:r>
+              <w:t>客户、模拟资金渠道</w:t>
             </w:r>
           </w:p>
         </w:tc>
@@ -4993,14 +3434,7 @@
             <w:vAlign w:val="center"/>
           </w:tcPr>
           <w:p>
-            <w:pPr>
-              <w:spacing w:after="0" w:line="264" w:lineRule="auto"/>
-            </w:pPr>
-            <w:r>
-              <w:rPr>
-                <w:rFonts w:ascii="微软雅黑" w:hAnsi="微软雅黑" w:eastAsia="微软雅黑" w:cs="微软雅黑"/>
-                <w:sz w:val="15"/>
-              </w:rPr>
+            <w:r>
               <w:t>P0</w:t>
             </w:r>
           </w:p>
@@ -5011,15 +3445,8 @@
             <w:vAlign w:val="center"/>
           </w:tcPr>
           <w:p>
-            <w:pPr>
-              <w:spacing w:after="0" w:line="264" w:lineRule="auto"/>
-            </w:pPr>
-            <w:r>
-              <w:rPr>
-                <w:rFonts w:ascii="微软雅黑" w:hAnsi="微软雅黑" w:eastAsia="微软雅黑" w:cs="微软雅黑"/>
-                <w:sz w:val="15"/>
-              </w:rPr>
-              <w:t>US-24、US-43</w:t>
+            <w:r>
+              <w:t>US-20、US-42</w:t>
             </w:r>
           </w:p>
         </w:tc>
@@ -5029,15 +3456,8 @@
             <w:vAlign w:val="center"/>
           </w:tcPr>
           <w:p>
-            <w:pPr>
-              <w:spacing w:after="0" w:line="264" w:lineRule="auto"/>
-            </w:pPr>
-            <w:r>
-              <w:rPr>
-                <w:rFonts w:ascii="微软雅黑" w:hAnsi="微软雅黑" w:eastAsia="微软雅黑" w:cs="微软雅黑"/>
-                <w:sz w:val="15"/>
-              </w:rPr>
-              <w:t>按时间、金额、类型筛选本人资金流水。</w:t>
+            <w:r>
+              <w:t>渠道明确成功后只入账一次并生成流水。</w:t>
             </w:r>
           </w:p>
         </w:tc>
@@ -5069,14 +3489,975 @@
             <w:vAlign w:val="center"/>
           </w:tcPr>
           <w:p>
-            <w:pPr>
-              <w:spacing w:after="0" w:line="264" w:lineRule="auto"/>
-            </w:pPr>
-            <w:r>
-              <w:rPr>
-                <w:rFonts w:ascii="微软雅黑" w:hAnsi="微软雅黑" w:eastAsia="微软雅黑" w:cs="微软雅黑"/>
-                <w:sz w:val="15"/>
-              </w:rPr>
+            <w:r>
+              <w:t>UC-TR-02</w:t>
+            </w:r>
+          </w:p>
+        </w:tc>
+        <w:tc>
+          <w:tcPr>
+            <w:tcW w:w="1361" w:type="dxa"/>
+            <w:vAlign w:val="center"/>
+          </w:tcPr>
+          <w:p>
+            <w:r>
+              <w:t>取款</w:t>
+            </w:r>
+          </w:p>
+        </w:tc>
+        <w:tc>
+          <w:tcPr>
+            <w:tcW w:w="1219" w:type="dxa"/>
+            <w:vAlign w:val="center"/>
+          </w:tcPr>
+          <w:p>
+            <w:r>
+              <w:t>客户、模拟资金渠道</w:t>
+            </w:r>
+          </w:p>
+        </w:tc>
+        <w:tc>
+          <w:tcPr>
+            <w:tcW w:w="709" w:type="dxa"/>
+            <w:vAlign w:val="center"/>
+          </w:tcPr>
+          <w:p>
+            <w:r>
+              <w:t>P0</w:t>
+            </w:r>
+          </w:p>
+        </w:tc>
+        <w:tc>
+          <w:tcPr>
+            <w:tcW w:w="1134" w:type="dxa"/>
+            <w:vAlign w:val="center"/>
+          </w:tcPr>
+          <w:p>
+            <w:r>
+              <w:t>US-21、US-42</w:t>
+            </w:r>
+          </w:p>
+        </w:tc>
+        <w:tc>
+          <w:tcPr>
+            <w:tcW w:w="4479" w:type="dxa"/>
+            <w:vAlign w:val="center"/>
+          </w:tcPr>
+          <w:p>
+            <w:r>
+              <w:t>校验余额与风控；成功扣款，失败释放占用。</w:t>
+            </w:r>
+          </w:p>
+        </w:tc>
+      </w:tr>
+      <w:tr>
+        <w:tblPrEx>
+          <w:tblBorders>
+            <w:top w:val="single" w:color="auto" w:sz="4" w:space="0"/>
+            <w:left w:val="single" w:color="auto" w:sz="4" w:space="0"/>
+            <w:bottom w:val="single" w:color="auto" w:sz="4" w:space="0"/>
+            <w:right w:val="single" w:color="auto" w:sz="4" w:space="0"/>
+            <w:insideH w:val="single" w:color="auto" w:sz="4" w:space="0"/>
+            <w:insideV w:val="single" w:color="auto" w:sz="4" w:space="0"/>
+          </w:tblBorders>
+          <w:tblCellMar>
+            <w:top w:w="0" w:type="dxa"/>
+            <w:left w:w="108" w:type="dxa"/>
+            <w:bottom w:w="0" w:type="dxa"/>
+            <w:right w:w="108" w:type="dxa"/>
+          </w:tblCellMar>
+        </w:tblPrEx>
+        <w:trPr>
+          <w:cantSplit/>
+          <w:jc w:val="center"/>
+        </w:trPr>
+        <w:tc>
+          <w:tcPr>
+            <w:tcW w:w="1134" w:type="dxa"/>
+            <w:vAlign w:val="center"/>
+          </w:tcPr>
+          <w:p>
+            <w:r>
+              <w:t>UC-TR-03</w:t>
+            </w:r>
+          </w:p>
+        </w:tc>
+        <w:tc>
+          <w:tcPr>
+            <w:tcW w:w="1361" w:type="dxa"/>
+            <w:vAlign w:val="center"/>
+          </w:tcPr>
+          <w:p>
+            <w:r>
+              <w:t>本行转账</w:t>
+            </w:r>
+          </w:p>
+        </w:tc>
+        <w:tc>
+          <w:tcPr>
+            <w:tcW w:w="1219" w:type="dxa"/>
+            <w:vAlign w:val="center"/>
+          </w:tcPr>
+          <w:p>
+            <w:r>
+              <w:t>客户</w:t>
+            </w:r>
+          </w:p>
+        </w:tc>
+        <w:tc>
+          <w:tcPr>
+            <w:tcW w:w="709" w:type="dxa"/>
+            <w:vAlign w:val="center"/>
+          </w:tcPr>
+          <w:p>
+            <w:r>
+              <w:t>P0</w:t>
+            </w:r>
+          </w:p>
+        </w:tc>
+        <w:tc>
+          <w:tcPr>
+            <w:tcW w:w="1134" w:type="dxa"/>
+            <w:vAlign w:val="center"/>
+          </w:tcPr>
+          <w:p>
+            <w:r>
+              <w:t>US-22、US-42</w:t>
+            </w:r>
+          </w:p>
+        </w:tc>
+        <w:tc>
+          <w:tcPr>
+            <w:tcW w:w="4479" w:type="dxa"/>
+            <w:vAlign w:val="center"/>
+          </w:tcPr>
+          <w:p>
+            <w:r>
+              <w:t>付款与收款账户资金及流水一致。</w:t>
+            </w:r>
+          </w:p>
+        </w:tc>
+      </w:tr>
+      <w:tr>
+        <w:tblPrEx>
+          <w:tblBorders>
+            <w:top w:val="single" w:color="auto" w:sz="4" w:space="0"/>
+            <w:left w:val="single" w:color="auto" w:sz="4" w:space="0"/>
+            <w:bottom w:val="single" w:color="auto" w:sz="4" w:space="0"/>
+            <w:right w:val="single" w:color="auto" w:sz="4" w:space="0"/>
+            <w:insideH w:val="single" w:color="auto" w:sz="4" w:space="0"/>
+            <w:insideV w:val="single" w:color="auto" w:sz="4" w:space="0"/>
+          </w:tblBorders>
+          <w:tblCellMar>
+            <w:top w:w="0" w:type="dxa"/>
+            <w:left w:w="108" w:type="dxa"/>
+            <w:bottom w:w="0" w:type="dxa"/>
+            <w:right w:w="108" w:type="dxa"/>
+          </w:tblCellMar>
+        </w:tblPrEx>
+        <w:trPr>
+          <w:cantSplit/>
+          <w:jc w:val="center"/>
+        </w:trPr>
+        <w:tc>
+          <w:tcPr>
+            <w:tcW w:w="1134" w:type="dxa"/>
+            <w:vAlign w:val="center"/>
+          </w:tcPr>
+          <w:p>
+            <w:r>
+              <w:t>UC-TR-04</w:t>
+            </w:r>
+          </w:p>
+        </w:tc>
+        <w:tc>
+          <w:tcPr>
+            <w:tcW w:w="1361" w:type="dxa"/>
+            <w:vAlign w:val="center"/>
+          </w:tcPr>
+          <w:p>
+            <w:r>
+              <w:t>跨行转账</w:t>
+            </w:r>
+          </w:p>
+        </w:tc>
+        <w:tc>
+          <w:tcPr>
+            <w:tcW w:w="1219" w:type="dxa"/>
+            <w:vAlign w:val="center"/>
+          </w:tcPr>
+          <w:p>
+            <w:r>
+              <w:t>客户、模拟外部银行</w:t>
+            </w:r>
+          </w:p>
+        </w:tc>
+        <w:tc>
+          <w:tcPr>
+            <w:tcW w:w="709" w:type="dxa"/>
+            <w:vAlign w:val="center"/>
+          </w:tcPr>
+          <w:p>
+            <w:r>
+              <w:t>P0</w:t>
+            </w:r>
+          </w:p>
+        </w:tc>
+        <w:tc>
+          <w:tcPr>
+            <w:tcW w:w="1134" w:type="dxa"/>
+            <w:vAlign w:val="center"/>
+          </w:tcPr>
+          <w:p>
+            <w:r>
+              <w:t>US-23、US-42</w:t>
+            </w:r>
+          </w:p>
+        </w:tc>
+        <w:tc>
+          <w:tcPr>
+            <w:tcW w:w="4479" w:type="dxa"/>
+            <w:vAlign w:val="center"/>
+          </w:tcPr>
+          <w:p>
+            <w:r>
+              <w:t>区分处理、待确认、成功、恢复中和失败。</w:t>
+            </w:r>
+          </w:p>
+        </w:tc>
+      </w:tr>
+      <w:tr>
+        <w:tblPrEx>
+          <w:tblBorders>
+            <w:top w:val="single" w:color="auto" w:sz="4" w:space="0"/>
+            <w:left w:val="single" w:color="auto" w:sz="4" w:space="0"/>
+            <w:bottom w:val="single" w:color="auto" w:sz="4" w:space="0"/>
+            <w:right w:val="single" w:color="auto" w:sz="4" w:space="0"/>
+            <w:insideH w:val="single" w:color="auto" w:sz="4" w:space="0"/>
+            <w:insideV w:val="single" w:color="auto" w:sz="4" w:space="0"/>
+          </w:tblBorders>
+          <w:tblCellMar>
+            <w:top w:w="0" w:type="dxa"/>
+            <w:left w:w="108" w:type="dxa"/>
+            <w:bottom w:w="0" w:type="dxa"/>
+            <w:right w:w="108" w:type="dxa"/>
+          </w:tblCellMar>
+        </w:tblPrEx>
+        <w:trPr>
+          <w:cantSplit/>
+          <w:jc w:val="center"/>
+        </w:trPr>
+        <w:tc>
+          <w:tcPr>
+            <w:tcW w:w="1134" w:type="dxa"/>
+            <w:vAlign w:val="center"/>
+          </w:tcPr>
+          <w:p>
+            <w:r>
+              <w:t>UC-TR-05</w:t>
+            </w:r>
+          </w:p>
+        </w:tc>
+        <w:tc>
+          <w:tcPr>
+            <w:tcW w:w="1361" w:type="dxa"/>
+            <w:vAlign w:val="center"/>
+          </w:tcPr>
+          <w:p>
+            <w:r>
+              <w:t>查询交易结果</w:t>
+            </w:r>
+          </w:p>
+        </w:tc>
+        <w:tc>
+          <w:tcPr>
+            <w:tcW w:w="1219" w:type="dxa"/>
+            <w:vAlign w:val="center"/>
+          </w:tcPr>
+          <w:p>
+            <w:r>
+              <w:t>客户、运营人员</w:t>
+            </w:r>
+          </w:p>
+        </w:tc>
+        <w:tc>
+          <w:tcPr>
+            <w:tcW w:w="709" w:type="dxa"/>
+            <w:vAlign w:val="center"/>
+          </w:tcPr>
+          <w:p>
+            <w:r>
+              <w:t>P0</w:t>
+            </w:r>
+          </w:p>
+        </w:tc>
+        <w:tc>
+          <w:tcPr>
+            <w:tcW w:w="1134" w:type="dxa"/>
+            <w:vAlign w:val="center"/>
+          </w:tcPr>
+          <w:p>
+            <w:r>
+              <w:t>US-26</w:t>
+            </w:r>
+          </w:p>
+        </w:tc>
+        <w:tc>
+          <w:tcPr>
+            <w:tcW w:w="4479" w:type="dxa"/>
+            <w:vAlign w:val="center"/>
+          </w:tcPr>
+          <w:p>
+            <w:r>
+              <w:t>查询有权访问的交易当前状态。</w:t>
+            </w:r>
+          </w:p>
+        </w:tc>
+      </w:tr>
+      <w:tr>
+        <w:tblPrEx>
+          <w:tblBorders>
+            <w:top w:val="single" w:color="auto" w:sz="4" w:space="0"/>
+            <w:left w:val="single" w:color="auto" w:sz="4" w:space="0"/>
+            <w:bottom w:val="single" w:color="auto" w:sz="4" w:space="0"/>
+            <w:right w:val="single" w:color="auto" w:sz="4" w:space="0"/>
+            <w:insideH w:val="single" w:color="auto" w:sz="4" w:space="0"/>
+            <w:insideV w:val="single" w:color="auto" w:sz="4" w:space="0"/>
+          </w:tblBorders>
+          <w:tblCellMar>
+            <w:top w:w="0" w:type="dxa"/>
+            <w:left w:w="108" w:type="dxa"/>
+            <w:bottom w:w="0" w:type="dxa"/>
+            <w:right w:w="108" w:type="dxa"/>
+          </w:tblCellMar>
+        </w:tblPrEx>
+        <w:trPr>
+          <w:cantSplit/>
+          <w:jc w:val="center"/>
+        </w:trPr>
+        <w:tc>
+          <w:tcPr>
+            <w:tcW w:w="1134" w:type="dxa"/>
+            <w:vAlign w:val="center"/>
+          </w:tcPr>
+          <w:p>
+            <w:r>
+              <w:t>UC-TR-06</w:t>
+            </w:r>
+          </w:p>
+        </w:tc>
+        <w:tc>
+          <w:tcPr>
+            <w:tcW w:w="1361" w:type="dxa"/>
+            <w:vAlign w:val="center"/>
+          </w:tcPr>
+          <w:p>
+            <w:r>
+              <w:t>查询交易流水</w:t>
+            </w:r>
+          </w:p>
+        </w:tc>
+        <w:tc>
+          <w:tcPr>
+            <w:tcW w:w="1219" w:type="dxa"/>
+            <w:vAlign w:val="center"/>
+          </w:tcPr>
+          <w:p>
+            <w:r>
+              <w:t>客户、运营人员</w:t>
+            </w:r>
+          </w:p>
+        </w:tc>
+        <w:tc>
+          <w:tcPr>
+            <w:tcW w:w="709" w:type="dxa"/>
+            <w:vAlign w:val="center"/>
+          </w:tcPr>
+          <w:p>
+            <w:r>
+              <w:t>P0</w:t>
+            </w:r>
+          </w:p>
+        </w:tc>
+        <w:tc>
+          <w:tcPr>
+            <w:tcW w:w="1134" w:type="dxa"/>
+            <w:vAlign w:val="center"/>
+          </w:tcPr>
+          <w:p>
+            <w:r>
+              <w:t>US-24、US-43</w:t>
+            </w:r>
+          </w:p>
+        </w:tc>
+        <w:tc>
+          <w:tcPr>
+            <w:tcW w:w="4479" w:type="dxa"/>
+            <w:vAlign w:val="center"/>
+          </w:tcPr>
+          <w:p>
+            <w:r>
+              <w:t>查询实际资金记录，区别于处理记录。</w:t>
+            </w:r>
+          </w:p>
+        </w:tc>
+      </w:tr>
+      <w:tr>
+        <w:tblPrEx>
+          <w:tblBorders>
+            <w:top w:val="single" w:color="auto" w:sz="4" w:space="0"/>
+            <w:left w:val="single" w:color="auto" w:sz="4" w:space="0"/>
+            <w:bottom w:val="single" w:color="auto" w:sz="4" w:space="0"/>
+            <w:right w:val="single" w:color="auto" w:sz="4" w:space="0"/>
+            <w:insideH w:val="single" w:color="auto" w:sz="4" w:space="0"/>
+            <w:insideV w:val="single" w:color="auto" w:sz="4" w:space="0"/>
+          </w:tblBorders>
+          <w:tblCellMar>
+            <w:top w:w="0" w:type="dxa"/>
+            <w:left w:w="108" w:type="dxa"/>
+            <w:bottom w:w="0" w:type="dxa"/>
+            <w:right w:w="108" w:type="dxa"/>
+          </w:tblCellMar>
+        </w:tblPrEx>
+        <w:trPr>
+          <w:cantSplit/>
+          <w:jc w:val="center"/>
+        </w:trPr>
+        <w:tc>
+          <w:tcPr>
+            <w:tcW w:w="1134" w:type="dxa"/>
+            <w:vAlign w:val="center"/>
+          </w:tcPr>
+          <w:p>
+            <w:r>
+              <w:t>UC-TR-07</w:t>
+            </w:r>
+          </w:p>
+        </w:tc>
+        <w:tc>
+          <w:tcPr>
+            <w:tcW w:w="1361" w:type="dxa"/>
+            <w:vAlign w:val="center"/>
+          </w:tcPr>
+          <w:p>
+            <w:r>
+              <w:t>下载交易回单</w:t>
+            </w:r>
+          </w:p>
+        </w:tc>
+        <w:tc>
+          <w:tcPr>
+            <w:tcW w:w="1219" w:type="dxa"/>
+            <w:vAlign w:val="center"/>
+          </w:tcPr>
+          <w:p>
+            <w:r>
+              <w:t>客户、运营人员</w:t>
+            </w:r>
+          </w:p>
+        </w:tc>
+        <w:tc>
+          <w:tcPr>
+            <w:tcW w:w="709" w:type="dxa"/>
+            <w:vAlign w:val="center"/>
+          </w:tcPr>
+          <w:p>
+            <w:r>
+              <w:t>P2</w:t>
+            </w:r>
+          </w:p>
+        </w:tc>
+        <w:tc>
+          <w:tcPr>
+            <w:tcW w:w="1134" w:type="dxa"/>
+            <w:vAlign w:val="center"/>
+          </w:tcPr>
+          <w:p>
+            <w:r>
+              <w:t>US-27</w:t>
+            </w:r>
+          </w:p>
+        </w:tc>
+        <w:tc>
+          <w:tcPr>
+            <w:tcW w:w="4479" w:type="dxa"/>
+            <w:vAlign w:val="center"/>
+          </w:tcPr>
+          <w:p>
+            <w:r>
+              <w:t>为已成功交易生成模拟凭证。</w:t>
+            </w:r>
+          </w:p>
+        </w:tc>
+      </w:tr>
+      <w:tr>
+        <w:tblPrEx>
+          <w:tblBorders>
+            <w:top w:val="single" w:color="auto" w:sz="4" w:space="0"/>
+            <w:left w:val="single" w:color="auto" w:sz="4" w:space="0"/>
+            <w:bottom w:val="single" w:color="auto" w:sz="4" w:space="0"/>
+            <w:right w:val="single" w:color="auto" w:sz="4" w:space="0"/>
+            <w:insideH w:val="single" w:color="auto" w:sz="4" w:space="0"/>
+            <w:insideV w:val="single" w:color="auto" w:sz="4" w:space="0"/>
+          </w:tblBorders>
+          <w:tblCellMar>
+            <w:top w:w="0" w:type="dxa"/>
+            <w:left w:w="108" w:type="dxa"/>
+            <w:bottom w:w="0" w:type="dxa"/>
+            <w:right w:w="108" w:type="dxa"/>
+          </w:tblCellMar>
+        </w:tblPrEx>
+        <w:trPr>
+          <w:cantSplit/>
+          <w:jc w:val="center"/>
+        </w:trPr>
+        <w:tc>
+          <w:tcPr>
+            <w:tcW w:w="1134" w:type="dxa"/>
+            <w:vAlign w:val="center"/>
+          </w:tcPr>
+          <w:p>
+            <w:r>
+              <w:t>UC-TR-08</w:t>
+            </w:r>
+          </w:p>
+        </w:tc>
+        <w:tc>
+          <w:tcPr>
+            <w:tcW w:w="1361" w:type="dxa"/>
+            <w:vAlign w:val="center"/>
+          </w:tcPr>
+          <w:p>
+            <w:r>
+              <w:t>核对待确认交易</w:t>
+            </w:r>
+          </w:p>
+        </w:tc>
+        <w:tc>
+          <w:tcPr>
+            <w:tcW w:w="1219" w:type="dxa"/>
+            <w:vAlign w:val="center"/>
+          </w:tcPr>
+          <w:p>
+            <w:r>
+              <w:t>运营人员、模拟渠道</w:t>
+            </w:r>
+          </w:p>
+        </w:tc>
+        <w:tc>
+          <w:tcPr>
+            <w:tcW w:w="709" w:type="dxa"/>
+            <w:vAlign w:val="center"/>
+          </w:tcPr>
+          <w:p>
+            <w:r>
+              <w:t>P1</w:t>
+            </w:r>
+          </w:p>
+        </w:tc>
+        <w:tc>
+          <w:tcPr>
+            <w:tcW w:w="1134" w:type="dxa"/>
+            <w:vAlign w:val="center"/>
+          </w:tcPr>
+          <w:p>
+            <w:r>
+              <w:t>US-28</w:t>
+            </w:r>
+          </w:p>
+        </w:tc>
+        <w:tc>
+          <w:tcPr>
+            <w:tcW w:w="4479" w:type="dxa"/>
+            <w:vAlign w:val="center"/>
+          </w:tcPr>
+          <w:p>
+            <w:r>
+              <w:t>查询外部稳定结果，推进未决业务。</w:t>
+            </w:r>
+          </w:p>
+        </w:tc>
+      </w:tr>
+      <w:tr>
+        <w:tblPrEx>
+          <w:tblBorders>
+            <w:top w:val="single" w:color="auto" w:sz="4" w:space="0"/>
+            <w:left w:val="single" w:color="auto" w:sz="4" w:space="0"/>
+            <w:bottom w:val="single" w:color="auto" w:sz="4" w:space="0"/>
+            <w:right w:val="single" w:color="auto" w:sz="4" w:space="0"/>
+            <w:insideH w:val="single" w:color="auto" w:sz="4" w:space="0"/>
+            <w:insideV w:val="single" w:color="auto" w:sz="4" w:space="0"/>
+          </w:tblBorders>
+          <w:tblCellMar>
+            <w:top w:w="0" w:type="dxa"/>
+            <w:left w:w="108" w:type="dxa"/>
+            <w:bottom w:w="0" w:type="dxa"/>
+            <w:right w:w="108" w:type="dxa"/>
+          </w:tblCellMar>
+        </w:tblPrEx>
+        <w:trPr>
+          <w:cantSplit/>
+          <w:jc w:val="center"/>
+        </w:trPr>
+        <w:tc>
+          <w:tcPr>
+            <w:tcW w:w="1134" w:type="dxa"/>
+            <w:vAlign w:val="center"/>
+          </w:tcPr>
+          <w:p>
+            <w:r>
+              <w:t>UC-TR-09</w:t>
+            </w:r>
+          </w:p>
+        </w:tc>
+        <w:tc>
+          <w:tcPr>
+            <w:tcW w:w="1361" w:type="dxa"/>
+            <w:vAlign w:val="center"/>
+          </w:tcPr>
+          <w:p>
+            <w:r>
+              <w:t>重试资金恢复</w:t>
+            </w:r>
+          </w:p>
+        </w:tc>
+        <w:tc>
+          <w:tcPr>
+            <w:tcW w:w="1219" w:type="dxa"/>
+            <w:vAlign w:val="center"/>
+          </w:tcPr>
+          <w:p>
+            <w:r>
+              <w:t>运营人员</w:t>
+            </w:r>
+          </w:p>
+        </w:tc>
+        <w:tc>
+          <w:tcPr>
+            <w:tcW w:w="709" w:type="dxa"/>
+            <w:vAlign w:val="center"/>
+          </w:tcPr>
+          <w:p>
+            <w:r>
+              <w:t>P1</w:t>
+            </w:r>
+          </w:p>
+        </w:tc>
+        <w:tc>
+          <w:tcPr>
+            <w:tcW w:w="1134" w:type="dxa"/>
+            <w:vAlign w:val="center"/>
+          </w:tcPr>
+          <w:p>
+            <w:r>
+              <w:t>US-29</w:t>
+            </w:r>
+          </w:p>
+        </w:tc>
+        <w:tc>
+          <w:tcPr>
+            <w:tcW w:w="4479" w:type="dxa"/>
+            <w:vAlign w:val="center"/>
+          </w:tcPr>
+          <w:p>
+            <w:r>
+              <w:t>对有明确失败依据的交易重试恢复。</w:t>
+            </w:r>
+          </w:p>
+        </w:tc>
+      </w:tr>
+      <w:tr>
+        <w:tblPrEx>
+          <w:tblBorders>
+            <w:top w:val="single" w:color="auto" w:sz="4" w:space="0"/>
+            <w:left w:val="single" w:color="auto" w:sz="4" w:space="0"/>
+            <w:bottom w:val="single" w:color="auto" w:sz="4" w:space="0"/>
+            <w:right w:val="single" w:color="auto" w:sz="4" w:space="0"/>
+            <w:insideH w:val="single" w:color="auto" w:sz="4" w:space="0"/>
+            <w:insideV w:val="single" w:color="auto" w:sz="4" w:space="0"/>
+          </w:tblBorders>
+          <w:tblCellMar>
+            <w:top w:w="0" w:type="dxa"/>
+            <w:left w:w="108" w:type="dxa"/>
+            <w:bottom w:w="0" w:type="dxa"/>
+            <w:right w:w="108" w:type="dxa"/>
+          </w:tblCellMar>
+        </w:tblPrEx>
+        <w:trPr>
+          <w:cantSplit/>
+          <w:jc w:val="center"/>
+        </w:trPr>
+        <w:tc>
+          <w:tcPr>
+            <w:tcW w:w="1134" w:type="dxa"/>
+            <w:vAlign w:val="center"/>
+          </w:tcPr>
+          <w:p>
+            <w:r>
+              <w:t>UC-RK-01</w:t>
+            </w:r>
+          </w:p>
+        </w:tc>
+        <w:tc>
+          <w:tcPr>
+            <w:tcW w:w="1361" w:type="dxa"/>
+            <w:vAlign w:val="center"/>
+          </w:tcPr>
+          <w:p>
+            <w:r>
+              <w:t>配置风控规则</w:t>
+            </w:r>
+          </w:p>
+        </w:tc>
+        <w:tc>
+          <w:tcPr>
+            <w:tcW w:w="1219" w:type="dxa"/>
+            <w:vAlign w:val="center"/>
+          </w:tcPr>
+          <w:p>
+            <w:r>
+              <w:t>风控专员、风控主管</w:t>
+            </w:r>
+          </w:p>
+        </w:tc>
+        <w:tc>
+          <w:tcPr>
+            <w:tcW w:w="709" w:type="dxa"/>
+            <w:vAlign w:val="center"/>
+          </w:tcPr>
+          <w:p>
+            <w:r>
+              <w:t>待定</w:t>
+            </w:r>
+          </w:p>
+        </w:tc>
+        <w:tc>
+          <w:tcPr>
+            <w:tcW w:w="1134" w:type="dxa"/>
+            <w:vAlign w:val="center"/>
+          </w:tcPr>
+          <w:p>
+            <w:r>
+              <w:t>US-34</w:t>
+            </w:r>
+          </w:p>
+        </w:tc>
+        <w:tc>
+          <w:tcPr>
+            <w:tcW w:w="4479" w:type="dxa"/>
+            <w:vAlign w:val="center"/>
+          </w:tcPr>
+          <w:p>
+            <w:r>
+              <w:t>申请、审批和留痕，按授权执行。</w:t>
+            </w:r>
+          </w:p>
+        </w:tc>
+      </w:tr>
+      <w:tr>
+        <w:tblPrEx>
+          <w:tblBorders>
+            <w:top w:val="single" w:color="auto" w:sz="4" w:space="0"/>
+            <w:left w:val="single" w:color="auto" w:sz="4" w:space="0"/>
+            <w:bottom w:val="single" w:color="auto" w:sz="4" w:space="0"/>
+            <w:right w:val="single" w:color="auto" w:sz="4" w:space="0"/>
+            <w:insideH w:val="single" w:color="auto" w:sz="4" w:space="0"/>
+            <w:insideV w:val="single" w:color="auto" w:sz="4" w:space="0"/>
+          </w:tblBorders>
+          <w:tblCellMar>
+            <w:top w:w="0" w:type="dxa"/>
+            <w:left w:w="108" w:type="dxa"/>
+            <w:bottom w:w="0" w:type="dxa"/>
+            <w:right w:w="108" w:type="dxa"/>
+          </w:tblCellMar>
+        </w:tblPrEx>
+        <w:trPr>
+          <w:cantSplit/>
+          <w:jc w:val="center"/>
+        </w:trPr>
+        <w:tc>
+          <w:tcPr>
+            <w:tcW w:w="1134" w:type="dxa"/>
+            <w:vAlign w:val="center"/>
+          </w:tcPr>
+          <w:p>
+            <w:r>
+              <w:t>UC-RK-02</w:t>
+            </w:r>
+          </w:p>
+        </w:tc>
+        <w:tc>
+          <w:tcPr>
+            <w:tcW w:w="1361" w:type="dxa"/>
+            <w:vAlign w:val="center"/>
+          </w:tcPr>
+          <w:p>
+            <w:r>
+              <w:t>维护风险名单</w:t>
+            </w:r>
+          </w:p>
+        </w:tc>
+        <w:tc>
+          <w:tcPr>
+            <w:tcW w:w="1219" w:type="dxa"/>
+            <w:vAlign w:val="center"/>
+          </w:tcPr>
+          <w:p>
+            <w:r>
+              <w:t>风控专员、风控主管</w:t>
+            </w:r>
+          </w:p>
+        </w:tc>
+        <w:tc>
+          <w:tcPr>
+            <w:tcW w:w="709" w:type="dxa"/>
+            <w:vAlign w:val="center"/>
+          </w:tcPr>
+          <w:p>
+            <w:r>
+              <w:t>待定</w:t>
+            </w:r>
+          </w:p>
+        </w:tc>
+        <w:tc>
+          <w:tcPr>
+            <w:tcW w:w="1134" w:type="dxa"/>
+            <w:vAlign w:val="center"/>
+          </w:tcPr>
+          <w:p>
+            <w:r>
+              <w:t>US-35</w:t>
+            </w:r>
+          </w:p>
+        </w:tc>
+        <w:tc>
+          <w:tcPr>
+            <w:tcW w:w="4479" w:type="dxa"/>
+            <w:vAlign w:val="center"/>
+          </w:tcPr>
+          <w:p>
+            <w:r>
+              <w:t>申请、审批和留痕，按授权执行。</w:t>
+            </w:r>
+          </w:p>
+        </w:tc>
+      </w:tr>
+      <w:tr>
+        <w:tblPrEx>
+          <w:tblBorders>
+            <w:top w:val="single" w:color="auto" w:sz="4" w:space="0"/>
+            <w:left w:val="single" w:color="auto" w:sz="4" w:space="0"/>
+            <w:bottom w:val="single" w:color="auto" w:sz="4" w:space="0"/>
+            <w:right w:val="single" w:color="auto" w:sz="4" w:space="0"/>
+            <w:insideH w:val="single" w:color="auto" w:sz="4" w:space="0"/>
+            <w:insideV w:val="single" w:color="auto" w:sz="4" w:space="0"/>
+          </w:tblBorders>
+          <w:tblCellMar>
+            <w:top w:w="0" w:type="dxa"/>
+            <w:left w:w="108" w:type="dxa"/>
+            <w:bottom w:w="0" w:type="dxa"/>
+            <w:right w:w="108" w:type="dxa"/>
+          </w:tblCellMar>
+        </w:tblPrEx>
+        <w:trPr>
+          <w:cantSplit/>
+          <w:jc w:val="center"/>
+        </w:trPr>
+        <w:tc>
+          <w:tcPr>
+            <w:tcW w:w="1134" w:type="dxa"/>
+            <w:vAlign w:val="center"/>
+          </w:tcPr>
+          <w:p>
+            <w:r>
+              <w:t>UC-RK-03</w:t>
+            </w:r>
+          </w:p>
+        </w:tc>
+        <w:tc>
+          <w:tcPr>
+            <w:tcW w:w="1361" w:type="dxa"/>
+            <w:vAlign w:val="center"/>
+          </w:tcPr>
+          <w:p>
+            <w:r>
+              <w:t>处置风险告警</w:t>
+            </w:r>
+          </w:p>
+        </w:tc>
+        <w:tc>
+          <w:tcPr>
+            <w:tcW w:w="1219" w:type="dxa"/>
+            <w:vAlign w:val="center"/>
+          </w:tcPr>
+          <w:p>
+            <w:r>
+              <w:t>风控专员</w:t>
+            </w:r>
+          </w:p>
+        </w:tc>
+        <w:tc>
+          <w:tcPr>
+            <w:tcW w:w="709" w:type="dxa"/>
+            <w:vAlign w:val="center"/>
+          </w:tcPr>
+          <w:p>
+            <w:r>
+              <w:t>P2</w:t>
+            </w:r>
+          </w:p>
+        </w:tc>
+        <w:tc>
+          <w:tcPr>
+            <w:tcW w:w="1134" w:type="dxa"/>
+            <w:vAlign w:val="center"/>
+          </w:tcPr>
+          <w:p>
+            <w:r>
+              <w:t>US-36</w:t>
+            </w:r>
+          </w:p>
+        </w:tc>
+        <w:tc>
+          <w:tcPr>
+            <w:tcW w:w="4479" w:type="dxa"/>
+            <w:vAlign w:val="center"/>
+          </w:tcPr>
+          <w:p>
+            <w:r>
+              <w:t>跟踪并记录风险告警处置结果。</w:t>
+            </w:r>
+          </w:p>
+        </w:tc>
+      </w:tr>
+      <w:tr>
+        <w:tblPrEx>
+          <w:tblBorders>
+            <w:top w:val="single" w:color="auto" w:sz="4" w:space="0"/>
+            <w:left w:val="single" w:color="auto" w:sz="4" w:space="0"/>
+            <w:bottom w:val="single" w:color="auto" w:sz="4" w:space="0"/>
+            <w:right w:val="single" w:color="auto" w:sz="4" w:space="0"/>
+            <w:insideH w:val="single" w:color="auto" w:sz="4" w:space="0"/>
+            <w:insideV w:val="single" w:color="auto" w:sz="4" w:space="0"/>
+          </w:tblBorders>
+          <w:tblCellMar>
+            <w:top w:w="0" w:type="dxa"/>
+            <w:left w:w="108" w:type="dxa"/>
+            <w:bottom w:w="0" w:type="dxa"/>
+            <w:right w:w="108" w:type="dxa"/>
+          </w:tblCellMar>
+        </w:tblPrEx>
+        <w:trPr>
+          <w:cantSplit/>
+          <w:jc w:val="center"/>
+        </w:trPr>
+        <w:tc>
+          <w:tcPr>
+            <w:tcW w:w="1134" w:type="dxa"/>
+            <w:vAlign w:val="center"/>
+          </w:tcPr>
+          <w:p>
+            <w:r>
               <w:t>UC-RK-04</w:t>
             </w:r>
           </w:p>
@@ -5087,15 +4468,8 @@
             <w:vAlign w:val="center"/>
           </w:tcPr>
           <w:p>
-            <w:pPr>
-              <w:spacing w:after="0" w:line="264" w:lineRule="auto"/>
-            </w:pPr>
-            <w:r>
-              <w:rPr>
-                <w:rFonts w:ascii="微软雅黑" w:hAnsi="微软雅黑" w:eastAsia="微软雅黑" w:cs="微软雅黑"/>
-                <w:sz w:val="15"/>
-              </w:rPr>
-              <w:t>查看风控拦截记录</w:t>
+            <w:r>
+              <w:t>查询风险记录</w:t>
             </w:r>
           </w:p>
         </w:tc>
@@ -5105,15 +4479,8 @@
             <w:vAlign w:val="center"/>
           </w:tcPr>
           <w:p>
-            <w:pPr>
-              <w:spacing w:after="0" w:line="264" w:lineRule="auto"/>
-            </w:pPr>
-            <w:r>
-              <w:rPr>
-                <w:rFonts w:ascii="微软雅黑" w:hAnsi="微软雅黑" w:eastAsia="微软雅黑" w:cs="微软雅黑"/>
-                <w:sz w:val="15"/>
-              </w:rPr>
-              <w:t>风控管理员</w:t>
+            <w:r>
+              <w:t>风控专员、授权人员</w:t>
             </w:r>
           </w:p>
         </w:tc>
@@ -5123,14 +4490,7 @@
             <w:vAlign w:val="center"/>
           </w:tcPr>
           <w:p>
-            <w:pPr>
-              <w:spacing w:after="0" w:line="264" w:lineRule="auto"/>
-            </w:pPr>
-            <w:r>
-              <w:rPr>
-                <w:rFonts w:ascii="微软雅黑" w:hAnsi="微软雅黑" w:eastAsia="微软雅黑" w:cs="微软雅黑"/>
-                <w:sz w:val="15"/>
-              </w:rPr>
+            <w:r>
               <w:t>P1</w:t>
             </w:r>
           </w:p>
@@ -5141,14 +4501,7 @@
             <w:vAlign w:val="center"/>
           </w:tcPr>
           <w:p>
-            <w:pPr>
-              <w:spacing w:after="0" w:line="264" w:lineRule="auto"/>
-            </w:pPr>
-            <w:r>
-              <w:rPr>
-                <w:rFonts w:ascii="微软雅黑" w:hAnsi="微软雅黑" w:eastAsia="微软雅黑" w:cs="微软雅黑"/>
-                <w:sz w:val="15"/>
-              </w:rPr>
+            <w:r>
               <w:t>US-33</w:t>
             </w:r>
           </w:p>
@@ -5159,14 +4512,7 @@
             <w:vAlign w:val="center"/>
           </w:tcPr>
           <w:p>
-            <w:pPr>
-              <w:spacing w:after="0" w:line="264" w:lineRule="auto"/>
-            </w:pPr>
-            <w:r>
-              <w:rPr>
-                <w:rFonts w:ascii="微软雅黑" w:hAnsi="微软雅黑" w:eastAsia="微软雅黑" w:cs="微软雅黑"/>
-                <w:sz w:val="15"/>
-              </w:rPr>
+            <w:r>
               <w:t>查看规则命中、原因和关联交易。</w:t>
             </w:r>
           </w:p>
@@ -5196,11 +4542,7 @@
         <w:widowControl/>
       </w:pPr>
       <w:r>
-        <w:rPr>
-          <w:rFonts w:ascii="微软雅黑" w:hAnsi="微软雅黑" w:eastAsia="微软雅黑" w:cs="微软雅黑"/>
-          <w:sz w:val="19"/>
-        </w:rPr>
-        <w:t>图 1-2 按账户与交易模块展示参与者和用例。对交易用例，身份与对象权限校验、请求幂等、必要的风控检查和流水记录均是共享步骤。详细前置条件、成功保证和异常路径由 S2 的分析材料提供；其中超出本说明书范围或与本说明书冲突的建议值不作为最终验收标准。</w:t>
+        <w:t>图 1-2a—1-2d 引用组员按模块绘制的用例图。表 1-2 汇总 S2 和 S3 的专项用例；原图与用例表尚有不同：原图含银行卡绑定、人脸识别、独立日终对账等候选功能，S2 清单则含注销、待确认核对和资金恢复等原图未画的用例。两者都保留供小组评审，不用 Backlog 单方面删改原稿。交易用例共用身份与对象权限校验、请求幂等和必要的风控检查；资金流水仅记录实际资金事件。</w:t>
       </w:r>
     </w:p>
     <w:p>
@@ -5211,24 +4553,21 @@
       </w:pPr>
       <w:r>
         <w:drawing>
-          <wp:inline distT="0" distB="0" distL="114300" distR="114300">
-            <wp:extent cx="2453005" cy="6407785"/>
-            <wp:effectExtent l="0" t="0" r="635" b="8255"/>
-            <wp:docPr id="2" name="Picture 2"/>
+          <wp:inline xmlns:a="http://schemas.openxmlformats.org/drawingml/2006/main" xmlns:pic="http://schemas.openxmlformats.org/drawingml/2006/picture">
+            <wp:extent cx="5760720" cy="3981674"/>
+            <wp:docPr id="13" name="Picture 13"/>
             <wp:cNvGraphicFramePr>
-              <a:graphicFrameLocks xmlns:a="http://schemas.openxmlformats.org/drawingml/2006/main" noChangeAspect="1"/>
+              <a:graphicFrameLocks noChangeAspect="1"/>
             </wp:cNvGraphicFramePr>
-            <a:graphic xmlns:a="http://schemas.openxmlformats.org/drawingml/2006/main">
+            <a:graphic>
               <a:graphicData uri="http://schemas.openxmlformats.org/drawingml/2006/picture">
-                <pic:pic xmlns:pic="http://schemas.openxmlformats.org/drawingml/2006/picture">
+                <pic:pic>
                   <pic:nvPicPr>
-                    <pic:cNvPr id="2" name="Picture 2"/>
-                    <pic:cNvPicPr>
-                      <a:picLocks noChangeAspect="1"/>
-                    </pic:cNvPicPr>
+                    <pic:cNvPr id="0" name="模块-账户与认证.png"/>
+                    <pic:cNvPicPr/>
                   </pic:nvPicPr>
                   <pic:blipFill>
-                    <a:blip r:embed="rId8"/>
+                    <a:blip r:embed="rId22"/>
                     <a:stretch>
                       <a:fillRect/>
                     </a:stretch>
@@ -5236,11 +4575,9 @@
                   <pic:spPr>
                     <a:xfrm>
                       <a:off x="0" y="0"/>
-                      <a:ext cx="2453572" cy="6407999"/>
+                      <a:ext cx="5760720" cy="3981674"/>
                     </a:xfrm>
-                    <a:prstGeom prst="rect">
-                      <a:avLst/>
-                    </a:prstGeom>
+                    <a:prstGeom prst="rect"/>
                   </pic:spPr>
                 </pic:pic>
               </a:graphicData>
@@ -5256,11 +4593,7 @@
         <w:jc w:val="center"/>
       </w:pPr>
       <w:r>
-        <w:rPr>
-          <w:rFonts w:ascii="微软雅黑" w:hAnsi="微软雅黑" w:eastAsia="微软雅黑" w:cs="微软雅黑"/>
-          <w:sz w:val="19"/>
-        </w:rPr>
-        <w:t>图 1-2a 账户模块用例图，引用 S2 分析材料中的原图；正式用例范围以表 1-2 为准。</w:t>
+        <w:t>图 1-2a 账户与认证模块用例图，引用组员原图。人脸识别和银行卡绑定见原图及 S4 综合草稿，是否纳入需与 S2 的模拟渠道方案统一；S2 的账户注销、个人限额和操作记录见表 1-2。</w:t>
       </w:r>
     </w:p>
     <w:p>
@@ -5271,24 +4604,21 @@
       </w:pPr>
       <w:r>
         <w:drawing>
-          <wp:inline distT="0" distB="0" distL="114300" distR="114300">
-            <wp:extent cx="3994150" cy="6407785"/>
-            <wp:effectExtent l="0" t="0" r="13970" b="8255"/>
-            <wp:docPr id="3" name="Picture 3"/>
+          <wp:inline xmlns:a="http://schemas.openxmlformats.org/drawingml/2006/main" xmlns:pic="http://schemas.openxmlformats.org/drawingml/2006/picture">
+            <wp:extent cx="5760720" cy="3981674"/>
+            <wp:docPr id="14" name="Picture 14"/>
             <wp:cNvGraphicFramePr>
-              <a:graphicFrameLocks xmlns:a="http://schemas.openxmlformats.org/drawingml/2006/main" noChangeAspect="1"/>
+              <a:graphicFrameLocks noChangeAspect="1"/>
             </wp:cNvGraphicFramePr>
-            <a:graphic xmlns:a="http://schemas.openxmlformats.org/drawingml/2006/main">
+            <a:graphic>
               <a:graphicData uri="http://schemas.openxmlformats.org/drawingml/2006/picture">
-                <pic:pic xmlns:pic="http://schemas.openxmlformats.org/drawingml/2006/picture">
+                <pic:pic>
                   <pic:nvPicPr>
-                    <pic:cNvPr id="3" name="Picture 3"/>
-                    <pic:cNvPicPr>
-                      <a:picLocks noChangeAspect="1"/>
-                    </pic:cNvPicPr>
+                    <pic:cNvPr id="0" name="模块-存储交易.png"/>
+                    <pic:cNvPicPr/>
                   </pic:nvPicPr>
                   <pic:blipFill>
-                    <a:blip r:embed="rId9"/>
+                    <a:blip r:embed="rId23"/>
                     <a:stretch>
                       <a:fillRect/>
                     </a:stretch>
@@ -5296,11 +4626,9 @@
                   <pic:spPr>
                     <a:xfrm>
                       <a:off x="0" y="0"/>
-                      <a:ext cx="3994336" cy="6407999"/>
+                      <a:ext cx="5760720" cy="3981674"/>
                     </a:xfrm>
-                    <a:prstGeom prst="rect">
-                      <a:avLst/>
-                    </a:prstGeom>
+                    <a:prstGeom prst="rect"/>
                   </pic:spPr>
                 </pic:pic>
               </a:graphicData>
@@ -5316,11 +4644,99 @@
         <w:jc w:val="center"/>
       </w:pPr>
       <w:r>
-        <w:rPr>
-          <w:rFonts w:ascii="微软雅黑" w:hAnsi="微软雅黑" w:eastAsia="微软雅黑" w:cs="微软雅黑"/>
-          <w:sz w:val="19"/>
-        </w:rPr>
-        <w:t>图 1-2b 交易模块用例图，引用 S2 分析材料中的原图。两张用例图均以表 1-2 的正式用例清单为准；账户注销、个人限额、回单和恢复操作仍保留在 S2 分析材料中作为候选扩展。</w:t>
+        <w:t>图 1-2b 存储交易模块用例图，引用组员原图。模拟渠道的成功、失败和未知结果均需分析；存款适用自身单笔上限，取款与转账共用出账限额。待确认核对和失败恢复详见 S2 用例清单。</w:t>
+      </w:r>
+    </w:p>
+    <w:p>
+      <w:pPr>
+        <w:keepNext/>
+        <w:jc w:val="center"/>
+      </w:pPr>
+      <w:r>
+        <w:drawing>
+          <wp:inline xmlns:a="http://schemas.openxmlformats.org/drawingml/2006/main" xmlns:pic="http://schemas.openxmlformats.org/drawingml/2006/picture">
+            <wp:extent cx="5760720" cy="3981674"/>
+            <wp:docPr id="15" name="Picture 15"/>
+            <wp:cNvGraphicFramePr>
+              <a:graphicFrameLocks noChangeAspect="1"/>
+            </wp:cNvGraphicFramePr>
+            <a:graphic>
+              <a:graphicData uri="http://schemas.openxmlformats.org/drawingml/2006/picture">
+                <pic:pic>
+                  <pic:nvPicPr>
+                    <pic:cNvPr id="0" name="模块-风控.png"/>
+                    <pic:cNvPicPr/>
+                  </pic:nvPicPr>
+                  <pic:blipFill>
+                    <a:blip r:embed="rId24"/>
+                    <a:stretch>
+                      <a:fillRect/>
+                    </a:stretch>
+                  </pic:blipFill>
+                  <pic:spPr>
+                    <a:xfrm>
+                      <a:off x="0" y="0"/>
+                      <a:ext cx="5760720" cy="3981674"/>
+                    </a:xfrm>
+                    <a:prstGeom prst="rect"/>
+                  </pic:spPr>
+                </pic:pic>
+              </a:graphicData>
+            </a:graphic>
+          </wp:inline>
+        </w:drawing>
+      </w:r>
+    </w:p>
+    <w:p>
+      <w:pPr/>
+      <w:r>
+        <w:t>图 1-2c 风控模块用例图，引用组员原图。S3 清单包含规则配置、风险名单、告警处置和风险记录查询；是否在首个原型实现管理界面由小组确定。存款单笔上限与出账限额分开校验。</w:t>
+      </w:r>
+    </w:p>
+    <w:p>
+      <w:pPr>
+        <w:keepNext/>
+        <w:jc w:val="center"/>
+      </w:pPr>
+      <w:r>
+        <w:drawing>
+          <wp:inline xmlns:a="http://schemas.openxmlformats.org/drawingml/2006/main" xmlns:pic="http://schemas.openxmlformats.org/drawingml/2006/picture">
+            <wp:extent cx="5760720" cy="3981674"/>
+            <wp:docPr id="16" name="Picture 16"/>
+            <wp:cNvGraphicFramePr>
+              <a:graphicFrameLocks noChangeAspect="1"/>
+            </wp:cNvGraphicFramePr>
+            <a:graphic>
+              <a:graphicData uri="http://schemas.openxmlformats.org/drawingml/2006/picture">
+                <pic:pic>
+                  <pic:nvPicPr>
+                    <pic:cNvPr id="0" name="模块-对账运营.png"/>
+                    <pic:cNvPicPr/>
+                  </pic:nvPicPr>
+                  <pic:blipFill>
+                    <a:blip r:embed="rId25"/>
+                    <a:stretch>
+                      <a:fillRect/>
+                    </a:stretch>
+                  </pic:blipFill>
+                  <pic:spPr>
+                    <a:xfrm>
+                      <a:off x="0" y="0"/>
+                      <a:ext cx="5760720" cy="3981674"/>
+                    </a:xfrm>
+                    <a:prstGeom prst="rect"/>
+                  </pic:spPr>
+                </pic:pic>
+              </a:graphicData>
+            </a:graphic>
+          </wp:inline>
+        </w:drawing>
+      </w:r>
+    </w:p>
+    <w:p>
+      <w:pPr/>
+      <w:r>
+        <w:t>图 1-2d 对账运营模块用例图，引用组员原图。S2 专项稿列有待确认交易核对与失败资金恢复；原图另有独立日终对账、监管报表和差错单处理，是否纳入当前范围待小组核对。跨行明确失败时仍须完成资金恢复。</w:t>
       </w:r>
     </w:p>
     <w:p>
@@ -5328,19 +4744,7 @@
         <w:widowControl/>
       </w:pPr>
       <w:r>
-        <w:rPr>
-          <w:rFonts w:ascii="微软雅黑" w:hAnsi="微软雅黑" w:eastAsia="微软雅黑" w:cs="微软雅黑"/>
-          <w:b/>
-          <w:sz w:val="19"/>
-        </w:rPr>
-        <w:t>存款 UC-TR-01。</w:t>
-      </w:r>
-      <w:r>
-        <w:rPr>
-          <w:rFonts w:ascii="微软雅黑" w:hAnsi="微软雅黑" w:eastAsia="微软雅黑" w:cs="微软雅黑"/>
-          <w:sz w:val="19"/>
-        </w:rPr>
-        <w:t xml:space="preserve"> 客户提交本人账户、正金额和请求标识；系统先验证身份、账户归属和请求幂等，再校验新请求的金额。冻结账户可入账，不能因冻结拒绝存款。模拟入金明确成功后余额增加一次并追加一条资金流水；明确失败不入账；结果未知保持待确认，不显示“已到账”。</w:t>
+        <w:t>存款 UC-TR-01。 客户提交本人账户、正金额和请求标识；系统先验证身份、账户归属和请求幂等，再校验账户为正常状态及存款单笔上限。冻结账户的新存款被拒绝；冻结前已受理的存款仍继续确认。模拟入金明确成功后余额增加一次并追加一条资金流水；明确失败不入账；结果未知保持待确认，不显示“已到账”。</w:t>
       </w:r>
     </w:p>
     <w:p>
@@ -5396,11 +4800,7 @@
         <w:jc w:val="center"/>
       </w:pPr>
       <w:r>
-        <w:rPr>
-          <w:rFonts w:ascii="微软雅黑" w:hAnsi="微软雅黑" w:eastAsia="微软雅黑" w:cs="微软雅黑"/>
-          <w:sz w:val="19"/>
-        </w:rPr>
-        <w:t>图 1-3 存款活动图，引用 S2 分析材料中的原图。图中的初稿校验分支以本版规则为准：冻结账户允许存款，出账限额不用于存款；重复请求不得产生第二条入账流水。</w:t>
+        <w:t>图 1-3 存款活动图，引用 S2 分析材料中的原图。账户状态、存款单笔上限、请求幂等和渠道结果按 S2 原图及 S3 规则核对；重复请求不得产生第二条入账流水。</w:t>
       </w:r>
     </w:p>
     <w:p>
@@ -5488,19 +4888,7 @@
         <w:widowControl/>
       </w:pPr>
       <w:r>
-        <w:rPr>
-          <w:rFonts w:ascii="微软雅黑" w:hAnsi="微软雅黑" w:eastAsia="微软雅黑" w:cs="微软雅黑"/>
-          <w:b/>
-          <w:sz w:val="19"/>
-        </w:rPr>
-        <w:t>跨行转账 UC-TR-04。</w:t>
-      </w:r>
-      <w:r>
-        <w:rPr>
-          <w:rFonts w:ascii="微软雅黑" w:hAnsi="微软雅黑" w:eastAsia="微软雅黑" w:cs="微软雅黑"/>
-          <w:sz w:val="19"/>
-        </w:rPr>
-        <w:t xml:space="preserve"> 付款账户的可用余额在模拟清算期间被预留；“已受理”不等于成功。模拟外部银行明确成功且本地扣账及流水完整后显示成功；明确失败且完成资金释放后显示失败；超时或结果未知继续显示待确认，不自动退款。跨行功能优先级为 P1。</w:t>
+        <w:t>跨行转账 UC-TR-04。 付款账户的可用余额在模拟清算期间被占用；“已受理”不等于成功。模拟外部银行明确成功且本地扣账及流水完整后显示成功；明确失败且完成资金释放后显示失败；超时或结果未知继续显示待确认，不自动退款。S2 用例清单与 S4《用户故事清单》将其列为 P0/Must。</w:t>
       </w:r>
     </w:p>
     <w:p>
@@ -5556,11 +4944,7 @@
         <w:jc w:val="center"/>
       </w:pPr>
       <w:r>
-        <w:rPr>
-          <w:rFonts w:ascii="微软雅黑" w:hAnsi="微软雅黑" w:eastAsia="微软雅黑" w:cs="微软雅黑"/>
-          <w:sz w:val="19"/>
-        </w:rPr>
-        <w:t>图 1-5 跨行转账活动图，引用 S2 分析材料中的原图。明确失败但释放未完成时保持“恢复中”，不可先报告最终失败；跨行转账优先级按本版定为 P1。</w:t>
+        <w:t>图 1-5 跨行转账活动图，引用 S2 分析材料中的原图。明确失败但释放未完成时保持“恢复中”，不可先报告最终失败；S2 用例清单及 S4 故事清单将跨行转账列为 P0/Must。</w:t>
       </w:r>
     </w:p>
     <w:p>
@@ -5568,13 +4952,7 @@
         <w:widowControl/>
       </w:pPr>
       <w:r>
-        <w:rPr>
-          <w:b/>
-        </w:rPr>
-        <w:t>风控拦截。</w:t>
-      </w:r>
-      <w:r>
-        <w:t xml:space="preserve"> 图 1-6 展示出账前的校验与拒绝分支。风控拒绝记录为拦截事件，不能伪造成实际资金流水。具体限额和异常条件以第 2.4 节的表 1-3 为准；角色与权限说明见 S3 角色与风控需求说明。</w:t>
+        <w:t>交易准入与风控。 图 1-6 展示新存款与出账请求的账户状态、金额和限额校验。风控拒绝记录为拦截事件，不能伪造成实际资金流水。具体限额和异常条件见第 2.4 节表 1-3；角色与权限说明见 S3 角色与风控需求说明。</w:t>
       </w:r>
     </w:p>
     <w:p>
@@ -5585,24 +4963,21 @@
       </w:pPr>
       <w:r>
         <w:drawing>
-          <wp:inline distT="0" distB="0" distL="114300" distR="114300">
-            <wp:extent cx="6119495" cy="4523105"/>
-            <wp:effectExtent l="0" t="0" r="0" b="0"/>
-            <wp:docPr id="7" name="Picture 7"/>
+          <wp:inline xmlns:a="http://schemas.openxmlformats.org/drawingml/2006/main" xmlns:pic="http://schemas.openxmlformats.org/drawingml/2006/picture">
+            <wp:extent cx="5715000" cy="3370217"/>
+            <wp:docPr id="17" name="Picture 17"/>
             <wp:cNvGraphicFramePr>
-              <a:graphicFrameLocks xmlns:a="http://schemas.openxmlformats.org/drawingml/2006/main" noChangeAspect="1"/>
+              <a:graphicFrameLocks noChangeAspect="1"/>
             </wp:cNvGraphicFramePr>
-            <a:graphic xmlns:a="http://schemas.openxmlformats.org/drawingml/2006/main">
+            <a:graphic>
               <a:graphicData uri="http://schemas.openxmlformats.org/drawingml/2006/picture">
-                <pic:pic xmlns:pic="http://schemas.openxmlformats.org/drawingml/2006/picture">
+                <pic:pic>
                   <pic:nvPicPr>
-                    <pic:cNvPr id="7" name="Picture 7"/>
-                    <pic:cNvPicPr>
-                      <a:picLocks noChangeAspect="1"/>
-                    </pic:cNvPicPr>
+                    <pic:cNvPr id="0" name="风控拦截活动图-按S2S3.png"/>
+                    <pic:cNvPicPr/>
                   </pic:nvPicPr>
                   <pic:blipFill>
-                    <a:blip r:embed="rId13"/>
+                    <a:blip r:embed="rId26"/>
                     <a:stretch>
                       <a:fillRect/>
                     </a:stretch>
@@ -5610,11 +4985,9 @@
                   <pic:spPr>
                     <a:xfrm>
                       <a:off x="0" y="0"/>
-                      <a:ext cx="6120000" cy="4523478"/>
+                      <a:ext cx="5715000" cy="3370217"/>
                     </a:xfrm>
-                    <a:prstGeom prst="rect">
-                      <a:avLst/>
-                    </a:prstGeom>
+                    <a:prstGeom prst="rect"/>
                   </pic:spPr>
                 </pic:pic>
               </a:graphicData>
@@ -5629,11 +5002,7 @@
         <w:jc w:val="center"/>
       </w:pPr>
       <w:r>
-        <w:rPr>
-          <w:color w:val="4F5B69"/>
-          <w:sz w:val="18"/>
-        </w:rPr>
-        <w:t>图 1-6 风控拦截活动图。冻结账户仍可存款及合法转入，但不得发起新的出账。</w:t>
+        <w:t>图 1-6 依据 S2、S3 规则重新整理的交易准入与风控活动图，原图保留在 photo 目录。任一新请求校验失败均拒绝并留痕，B/R 不变；冻结账户禁止新存款、取款、转账及接收新的行内转入，冻结前已受理业务继续确认或恢复。</w:t>
       </w:r>
     </w:p>
     <w:p>
@@ -5654,81 +5023,7 @@
         <w:widowControl/>
       </w:pPr>
       <w:r>
-        <w:rPr>
-          <w:rFonts w:ascii="微软雅黑" w:hAnsi="微软雅黑" w:eastAsia="微软雅黑" w:cs="微软雅黑"/>
-          <w:sz w:val="19"/>
-        </w:rPr>
-        <w:t xml:space="preserve">表 1-3 统一 S1 纪要、S2 交易异常场景及 S3 风控规则。以 </w:t>
-      </w:r>
-      <w:r>
-        <w:rPr>
-          <w:rFonts w:ascii="Consolas" w:hAnsi="Consolas" w:eastAsia="Consolas" w:cs="Consolas"/>
-          <w:sz w:val="18"/>
-        </w:rPr>
-        <w:t>B</w:t>
-      </w:r>
-      <w:r>
-        <w:rPr>
-          <w:rFonts w:ascii="微软雅黑" w:hAnsi="微软雅黑" w:eastAsia="微软雅黑" w:cs="微软雅黑"/>
-          <w:sz w:val="19"/>
-        </w:rPr>
-        <w:t xml:space="preserve"> 表示账面余额，</w:t>
-      </w:r>
-      <w:r>
-        <w:rPr>
-          <w:rFonts w:ascii="Consolas" w:hAnsi="Consolas" w:eastAsia="Consolas" w:cs="Consolas"/>
-          <w:sz w:val="18"/>
-        </w:rPr>
-        <w:t>R</w:t>
-      </w:r>
-      <w:r>
-        <w:rPr>
-          <w:rFonts w:ascii="微软雅黑" w:hAnsi="微软雅黑" w:eastAsia="微软雅黑" w:cs="微软雅黑"/>
-          <w:sz w:val="19"/>
-        </w:rPr>
-        <w:t xml:space="preserve"> 表示待完成出账的预留资金，</w:t>
-      </w:r>
-      <w:r>
-        <w:rPr>
-          <w:rFonts w:ascii="Consolas" w:hAnsi="Consolas" w:eastAsia="Consolas" w:cs="Consolas"/>
-          <w:sz w:val="18"/>
-        </w:rPr>
-        <w:t>A</w:t>
-      </w:r>
-      <w:r>
-        <w:rPr>
-          <w:rFonts w:ascii="微软雅黑" w:hAnsi="微软雅黑" w:eastAsia="微软雅黑" w:cs="微软雅黑"/>
-          <w:sz w:val="19"/>
-        </w:rPr>
-        <w:t xml:space="preserve"> 表示可用余额，始终要求 </w:t>
-      </w:r>
-      <w:r>
-        <w:rPr>
-          <w:rFonts w:ascii="Consolas" w:hAnsi="Consolas" w:eastAsia="Consolas" w:cs="Consolas"/>
-          <w:sz w:val="18"/>
-        </w:rPr>
-        <w:t>A=B-R</w:t>
-      </w:r>
-      <w:r>
-        <w:rPr>
-          <w:rFonts w:ascii="微软雅黑" w:hAnsi="微软雅黑" w:eastAsia="微软雅黑" w:cs="微软雅黑"/>
-          <w:sz w:val="19"/>
-        </w:rPr>
-        <w:t xml:space="preserve"> 且 </w:t>
-      </w:r>
-      <w:r>
-        <w:rPr>
-          <w:rFonts w:ascii="Consolas" w:hAnsi="Consolas" w:eastAsia="Consolas" w:cs="Consolas"/>
-          <w:sz w:val="18"/>
-        </w:rPr>
-        <w:t>B≥0、0≤R≤B</w:t>
-      </w:r>
-      <w:r>
-        <w:rPr>
-          <w:rFonts w:ascii="微软雅黑" w:hAnsi="微软雅黑" w:eastAsia="微软雅黑" w:cs="微软雅黑"/>
-          <w:sz w:val="19"/>
-        </w:rPr>
-        <w:t>。冻结是账户状态，不等同于将全部余额预留。</w:t>
+        <w:t>表 1-3 沿用 S2《00-需求基线与规则》的 BR 编号，内容与 S3 风控规则对应；先前讨论纪要中的同号 BR 另有含义，不能混作引用。以 B 表示账面余额，R 表示待完成出账的占用资金，A 表示可用余额，始终要求 A=B-R 且 B≥0、0≤R≤B。冻结是账户状态，不等同于资金占用。</w:t>
       </w:r>
     </w:p>
     <w:tbl>
@@ -5786,15 +5081,7 @@
             <w:vAlign w:val="center"/>
           </w:tcPr>
           <w:p>
-            <w:pPr>
-              <w:spacing w:after="0" w:line="264" w:lineRule="auto"/>
-            </w:pPr>
-            <w:r>
-              <w:rPr>
-                <w:rFonts w:ascii="微软雅黑" w:hAnsi="微软雅黑" w:eastAsia="微软雅黑" w:cs="微软雅黑"/>
-                <w:b/>
-                <w:sz w:val="16"/>
-              </w:rPr>
+            <w:r>
               <w:t>规则</w:t>
             </w:r>
           </w:p>
@@ -5806,15 +5093,7 @@
             <w:vAlign w:val="center"/>
           </w:tcPr>
           <w:p>
-            <w:pPr>
-              <w:spacing w:after="0" w:line="264" w:lineRule="auto"/>
-            </w:pPr>
-            <w:r>
-              <w:rPr>
-                <w:rFonts w:ascii="微软雅黑" w:hAnsi="微软雅黑" w:eastAsia="微软雅黑" w:cs="微软雅黑"/>
-                <w:b/>
-                <w:sz w:val="16"/>
-              </w:rPr>
+            <w:r>
               <w:t>内容</w:t>
             </w:r>
           </w:p>
@@ -5826,15 +5105,7 @@
             <w:vAlign w:val="center"/>
           </w:tcPr>
           <w:p>
-            <w:pPr>
-              <w:spacing w:after="0" w:line="264" w:lineRule="auto"/>
-            </w:pPr>
-            <w:r>
-              <w:rPr>
-                <w:rFonts w:ascii="微软雅黑" w:hAnsi="微软雅黑" w:eastAsia="微软雅黑" w:cs="微软雅黑"/>
-                <w:b/>
-                <w:sz w:val="16"/>
-              </w:rPr>
+            <w:r>
               <w:t>可验证的异常结果</w:t>
             </w:r>
           </w:p>
@@ -5867,15 +5138,8 @@
             <w:vAlign w:val="center"/>
           </w:tcPr>
           <w:p>
-            <w:pPr>
-              <w:spacing w:after="0" w:line="264" w:lineRule="auto"/>
-            </w:pPr>
-            <w:r>
-              <w:rPr>
-                <w:rFonts w:ascii="微软雅黑" w:hAnsi="微软雅黑" w:eastAsia="微软雅黑" w:cs="微软雅黑"/>
-                <w:sz w:val="16"/>
-              </w:rPr>
-              <w:t>BR-01 冻结</w:t>
+            <w:r>
+              <w:t>BR-01 币种与金额</w:t>
             </w:r>
           </w:p>
         </w:tc>
@@ -5885,15 +5149,8 @@
             <w:vAlign w:val="center"/>
           </w:tcPr>
           <w:p>
-            <w:pPr>
-              <w:spacing w:after="0" w:line="264" w:lineRule="auto"/>
-            </w:pPr>
-            <w:r>
-              <w:rPr>
-                <w:rFonts w:ascii="微软雅黑" w:hAnsi="微软雅黑" w:eastAsia="微软雅黑" w:cs="微软雅黑"/>
-                <w:sz w:val="16"/>
-              </w:rPr>
-              <w:t>冻结账户禁止新的取款及本行/跨行转出；允许存款和合法转入。冻结前已受理交易继续确认或释放。</w:t>
+            <w:r>
+              <w:t>仅模拟人民币 CNY 和虚拟资金；金额大于零、最多两位小数，不计息费、不允许透支。</w:t>
             </w:r>
           </w:p>
         </w:tc>
@@ -5903,15 +5160,8 @@
             <w:vAlign w:val="center"/>
           </w:tcPr>
           <w:p>
-            <w:pPr>
-              <w:spacing w:after="0" w:line="264" w:lineRule="auto"/>
-            </w:pPr>
-            <w:r>
-              <w:rPr>
-                <w:rFonts w:ascii="微软雅黑" w:hAnsi="微软雅黑" w:eastAsia="微软雅黑" w:cs="微软雅黑"/>
-                <w:sz w:val="16"/>
-              </w:rPr>
-              <w:t>冻结后出账被拒绝；入账成功仍生成流水。</w:t>
+            <w:r>
+              <w:t>非法金额拒绝，资金不变。</w:t>
             </w:r>
           </w:p>
         </w:tc>
@@ -5943,15 +5193,8 @@
             <w:vAlign w:val="center"/>
           </w:tcPr>
           <w:p>
-            <w:pPr>
-              <w:spacing w:after="0" w:line="264" w:lineRule="auto"/>
-            </w:pPr>
-            <w:r>
-              <w:rPr>
-                <w:rFonts w:ascii="微软雅黑" w:hAnsi="微软雅黑" w:eastAsia="微软雅黑" w:cs="微软雅黑"/>
-                <w:sz w:val="16"/>
-              </w:rPr>
-              <w:t>BR-02 金额</w:t>
+            <w:r>
+              <w:t>BR-02 开户数量</w:t>
             </w:r>
           </w:p>
         </w:tc>
@@ -5961,15 +5204,8 @@
             <w:vAlign w:val="center"/>
           </w:tcPr>
           <w:p>
-            <w:pPr>
-              <w:spacing w:after="0" w:line="264" w:lineRule="auto"/>
-            </w:pPr>
-            <w:r>
-              <w:rPr>
-                <w:rFonts w:ascii="微软雅黑" w:hAnsi="微软雅黑" w:eastAsia="微软雅黑" w:cs="微软雅黑"/>
-                <w:sz w:val="16"/>
-              </w:rPr>
-              <w:t>仅处理模拟人民币，金额大于零、最多两位小数；出账不得超过可用余额，不得透支。</w:t>
+            <w:r>
+              <w:t>每名客户最多三个未注销账户，正常与冻结账户均计入；新账户初始 B=R=A=0。</w:t>
             </w:r>
           </w:p>
         </w:tc>
@@ -5979,29 +5215,8 @@
             <w:vAlign w:val="center"/>
           </w:tcPr>
           <w:p>
-            <w:pPr>
-              <w:spacing w:after="0" w:line="264" w:lineRule="auto"/>
-            </w:pPr>
-            <w:r>
-              <w:rPr>
-                <w:rFonts w:ascii="微软雅黑" w:hAnsi="微软雅黑" w:eastAsia="微软雅黑" w:cs="微软雅黑"/>
-                <w:sz w:val="16"/>
-              </w:rPr>
-              <w:t>非法金额或余额不足时拒绝，</w:t>
-            </w:r>
-            <w:r>
-              <w:rPr>
-                <w:rFonts w:ascii="Consolas" w:hAnsi="Consolas" w:eastAsia="Consolas" w:cs="Consolas"/>
-                <w:sz w:val="15"/>
-              </w:rPr>
-              <w:t>B、R</w:t>
-            </w:r>
-            <w:r>
-              <w:rPr>
-                <w:rFonts w:ascii="微软雅黑" w:hAnsi="微软雅黑" w:eastAsia="微软雅黑" w:cs="微软雅黑"/>
-                <w:sz w:val="16"/>
-              </w:rPr>
-              <w:t xml:space="preserve"> 不变。</w:t>
+            <w:r>
+              <w:t>达到上限拒绝再次开户。</w:t>
             </w:r>
           </w:p>
         </w:tc>
@@ -6033,15 +5248,8 @@
             <w:vAlign w:val="center"/>
           </w:tcPr>
           <w:p>
-            <w:pPr>
-              <w:spacing w:after="0" w:line="264" w:lineRule="auto"/>
-            </w:pPr>
-            <w:r>
-              <w:rPr>
-                <w:rFonts w:ascii="微软雅黑" w:hAnsi="微软雅黑" w:eastAsia="微软雅黑" w:cs="微软雅黑"/>
-                <w:sz w:val="16"/>
-              </w:rPr>
-              <w:t>BR-03 幂等</w:t>
+            <w:r>
+              <w:t>BR-03 账户状态</w:t>
             </w:r>
           </w:p>
         </w:tc>
@@ -6051,29 +5259,8 @@
             <w:vAlign w:val="center"/>
           </w:tcPr>
           <w:p>
-            <w:pPr>
-              <w:spacing w:after="0" w:line="264" w:lineRule="auto"/>
-            </w:pPr>
-            <w:r>
-              <w:rPr>
-                <w:rFonts w:ascii="微软雅黑" w:hAnsi="微软雅黑" w:eastAsia="微软雅黑" w:cs="微软雅黑"/>
-                <w:sz w:val="16"/>
-              </w:rPr>
-              <w:t xml:space="preserve">同一身份、业务类型和 </w:t>
-            </w:r>
-            <w:r>
-              <w:rPr>
-                <w:rFonts w:ascii="Consolas" w:hAnsi="Consolas" w:eastAsia="Consolas" w:cs="Consolas"/>
-                <w:sz w:val="15"/>
-              </w:rPr>
-              <w:t>requestId</w:t>
-            </w:r>
-            <w:r>
-              <w:rPr>
-                <w:rFonts w:ascii="微软雅黑" w:hAnsi="微软雅黑" w:eastAsia="微软雅黑" w:cs="微软雅黑"/>
-                <w:sz w:val="16"/>
-              </w:rPr>
-              <w:t xml:space="preserve"> 的相同请求只产生一次效果并返回原状态或结果；内容不同时返回冲突。已受理请求的重试不因账户后来冻结或限额变化而重新执行。</w:t>
+            <w:r>
+              <w:t>冻结账户禁止新存款、取款、转账及接收新的行内转入；已受理交易继续确认、核对或恢复。</w:t>
             </w:r>
           </w:p>
         </w:tc>
@@ -6083,15 +5270,8 @@
             <w:vAlign w:val="center"/>
           </w:tcPr>
           <w:p>
-            <w:pPr>
-              <w:spacing w:after="0" w:line="264" w:lineRule="auto"/>
-            </w:pPr>
-            <w:r>
-              <w:rPr>
-                <w:rFonts w:ascii="微软雅黑" w:hAnsi="微软雅黑" w:eastAsia="微软雅黑" w:cs="微软雅黑"/>
-                <w:sz w:val="16"/>
-              </w:rPr>
-              <w:t>重复点击或回执不增加第二次资金变化。</w:t>
+            <w:r>
+              <w:t>新收付被拒绝；旧交易不会永久悬挂。</w:t>
             </w:r>
           </w:p>
         </w:tc>
@@ -6123,15 +5303,8 @@
             <w:vAlign w:val="center"/>
           </w:tcPr>
           <w:p>
-            <w:pPr>
-              <w:spacing w:after="0" w:line="264" w:lineRule="auto"/>
-            </w:pPr>
-            <w:r>
-              <w:rPr>
-                <w:rFonts w:ascii="微软雅黑" w:hAnsi="微软雅黑" w:eastAsia="微软雅黑" w:cs="微软雅黑"/>
-                <w:sz w:val="16"/>
-              </w:rPr>
-              <w:t>BR-04 流水</w:t>
+            <w:r>
+              <w:t>BR-04 余额口径</w:t>
             </w:r>
           </w:p>
         </w:tc>
@@ -6141,15 +5314,8 @@
             <w:vAlign w:val="center"/>
           </w:tcPr>
           <w:p>
-            <w:pPr>
-              <w:spacing w:after="0" w:line="264" w:lineRule="auto"/>
-            </w:pPr>
-            <w:r>
-              <w:rPr>
-                <w:rFonts w:ascii="微软雅黑" w:hAnsi="微软雅黑" w:eastAsia="微软雅黑" w:cs="微软雅黑"/>
-                <w:sz w:val="16"/>
-              </w:rPr>
-              <w:t>实际入账、扣账和必要的纠正都追加资金流水，不修改、删除旧记录；拒绝与处理中记录单独保存。</w:t>
+            <w:r>
+              <w:t>账面余额 B、占用 R、可用余额 A 满足 A=B-R，且 B≥0、0≤R≤B。</w:t>
             </w:r>
           </w:p>
         </w:tc>
@@ -6159,15 +5325,8 @@
             <w:vAlign w:val="center"/>
           </w:tcPr>
           <w:p>
-            <w:pPr>
-              <w:spacing w:after="0" w:line="264" w:lineRule="auto"/>
-            </w:pPr>
-            <w:r>
-              <w:rPr>
-                <w:rFonts w:ascii="微软雅黑" w:hAnsi="微软雅黑" w:eastAsia="微软雅黑" w:cs="微软雅黑"/>
-                <w:sz w:val="16"/>
-              </w:rPr>
-              <w:t>资金变化可按交易号追溯，拒绝不会伪造成扣账流水。</w:t>
+            <w:r>
+              <w:t>并发及恢复后仍满足不变式。</w:t>
             </w:r>
           </w:p>
         </w:tc>
@@ -6199,15 +5358,8 @@
             <w:vAlign w:val="center"/>
           </w:tcPr>
           <w:p>
-            <w:pPr>
-              <w:spacing w:after="0" w:line="264" w:lineRule="auto"/>
-            </w:pPr>
-            <w:r>
-              <w:rPr>
-                <w:rFonts w:ascii="微软雅黑" w:hAnsi="微软雅黑" w:eastAsia="微软雅黑" w:cs="微软雅黑"/>
-                <w:sz w:val="16"/>
-              </w:rPr>
-              <w:t>BR-05 限额</w:t>
+            <w:r>
+              <w:t>BR-05 交易限额</w:t>
             </w:r>
           </w:p>
         </w:tc>
@@ -6217,15 +5369,8 @@
             <w:vAlign w:val="center"/>
           </w:tcPr>
           <w:p>
-            <w:pPr>
-              <w:spacing w:after="0" w:line="264" w:lineRule="auto"/>
-            </w:pPr>
-            <w:r>
-              <w:rPr>
-                <w:rFonts w:ascii="微软雅黑" w:hAnsi="微软雅黑" w:eastAsia="微软雅黑" w:cs="微软雅黑"/>
-                <w:sz w:val="16"/>
-              </w:rPr>
-              <w:t>出账单笔上限暂定 50,000 元（P0），每账户每日出账累计上限暂定 100,000 元（P1）；取款和转账共用。日累计按北京时间自然日统计已成功及仍占用资金的出账，明确失败并释放后不计入；存款不适用出账限额。</w:t>
+            <w:r>
+              <w:t>存款单笔上限建议 50,000 元；取款及两类转账共用出账单笔 10,000 元、每账户自然日累计 50,000 元。日累计含已成功及仍占用的出账，失败恢复后释放原日额度。</w:t>
             </w:r>
           </w:p>
         </w:tc>
@@ -6235,15 +5380,8 @@
             <w:vAlign w:val="center"/>
           </w:tcPr>
           <w:p>
-            <w:pPr>
-              <w:spacing w:after="0" w:line="264" w:lineRule="auto"/>
-            </w:pPr>
-            <w:r>
-              <w:rPr>
-                <w:rFonts w:ascii="微软雅黑" w:hAnsi="微软雅黑" w:eastAsia="微软雅黑" w:cs="微软雅黑"/>
-                <w:sz w:val="16"/>
-              </w:rPr>
-              <w:t>超限交易拦截，余额和预留不变；数值为课程演示参数。</w:t>
+            <w:r>
+              <w:t>超限拒绝，B/R 不变；数值为组员稿的课堂建议。</w:t>
             </w:r>
           </w:p>
         </w:tc>
@@ -6275,15 +5413,8 @@
             <w:vAlign w:val="center"/>
           </w:tcPr>
           <w:p>
-            <w:pPr>
-              <w:spacing w:after="0" w:line="264" w:lineRule="auto"/>
-            </w:pPr>
-            <w:r>
-              <w:rPr>
-                <w:rFonts w:ascii="微软雅黑" w:hAnsi="微软雅黑" w:eastAsia="微软雅黑" w:cs="微软雅黑"/>
-                <w:sz w:val="16"/>
-              </w:rPr>
-              <w:t>BR-06 本行转账</w:t>
+            <w:r>
+              <w:t>BR-09 冻结权限</w:t>
             </w:r>
           </w:p>
         </w:tc>
@@ -6293,15 +5424,8 @@
             <w:vAlign w:val="center"/>
           </w:tcPr>
           <w:p>
-            <w:pPr>
-              <w:spacing w:after="0" w:line="264" w:lineRule="auto"/>
-            </w:pPr>
-            <w:r>
-              <w:rPr>
-                <w:rFonts w:ascii="微软雅黑" w:hAnsi="微软雅黑" w:eastAsia="微软雅黑" w:cs="微软雅黑"/>
-                <w:sz w:val="16"/>
-              </w:rPr>
-              <w:t>付款方扣账、收款方入账及关联流水必须同时成立。</w:t>
+            <w:r>
+              <w:t>运营人员或风控专员可记录原因并冻结；全部有效原因解除后由运营人员解冻，风控冻结须有风险解除依据。</w:t>
             </w:r>
           </w:p>
         </w:tc>
@@ -6311,15 +5435,8 @@
             <w:vAlign w:val="center"/>
           </w:tcPr>
           <w:p>
-            <w:pPr>
-              <w:spacing w:after="0" w:line="264" w:lineRule="auto"/>
-            </w:pPr>
-            <w:r>
-              <w:rPr>
-                <w:rFonts w:ascii="微软雅黑" w:hAnsi="微软雅黑" w:eastAsia="微软雅黑" w:cs="微软雅黑"/>
-                <w:sz w:val="16"/>
-              </w:rPr>
-              <w:t>一方失败时双方余额保持原状，不能展示单边成功。</w:t>
+            <w:r>
+              <w:t>无依据不得解冻，操作留痕。</w:t>
             </w:r>
           </w:p>
         </w:tc>
@@ -6351,15 +5468,8 @@
             <w:vAlign w:val="center"/>
           </w:tcPr>
           <w:p>
-            <w:pPr>
-              <w:spacing w:after="0" w:line="264" w:lineRule="auto"/>
-            </w:pPr>
-            <w:r>
-              <w:rPr>
-                <w:rFonts w:ascii="微软雅黑" w:hAnsi="微软雅黑" w:eastAsia="微软雅黑" w:cs="微软雅黑"/>
-                <w:sz w:val="16"/>
-              </w:rPr>
-              <w:t>BR-07 模拟跨行</w:t>
+            <w:r>
+              <w:t>BR-11/12 幂等</w:t>
             </w:r>
           </w:p>
         </w:tc>
@@ -6369,15 +5479,8 @@
             <w:vAlign w:val="center"/>
           </w:tcPr>
           <w:p>
-            <w:pPr>
-              <w:spacing w:after="0" w:line="264" w:lineRule="auto"/>
-            </w:pPr>
-            <w:r>
-              <w:rPr>
-                <w:rFonts w:ascii="微软雅黑" w:hAnsi="微软雅黑" w:eastAsia="微软雅黑" w:cs="微软雅黑"/>
-                <w:sz w:val="16"/>
-              </w:rPr>
-              <w:t>受理时预留付款方资金；明确成功才扣账，明确失败且释放完成后才报告失败；未知结果保持待确认。</w:t>
+            <w:r>
+              <w:t>同一身份、业务类型和 requestId 的相同请求只产生一次效果；tradeNo 贯穿资金及外部处理，同号不同内容返回冲突。</w:t>
             </w:r>
           </w:p>
         </w:tc>
@@ -6387,15 +5490,8 @@
             <w:vAlign w:val="center"/>
           </w:tcPr>
           <w:p>
-            <w:pPr>
-              <w:spacing w:after="0" w:line="264" w:lineRule="auto"/>
-            </w:pPr>
-            <w:r>
-              <w:rPr>
-                <w:rFonts w:ascii="微软雅黑" w:hAnsi="微软雅黑" w:eastAsia="微软雅黑" w:cs="微软雅黑"/>
-                <w:sz w:val="16"/>
-              </w:rPr>
-              <w:t>超时不能直接退款或判成功；失败不造成资金损失。</w:t>
+            <w:r>
+              <w:t>重试和重复回执不产生第二次资金变化。</w:t>
             </w:r>
           </w:p>
         </w:tc>
@@ -6427,15 +5523,8 @@
             <w:vAlign w:val="center"/>
           </w:tcPr>
           <w:p>
-            <w:pPr>
-              <w:spacing w:after="0" w:line="264" w:lineRule="auto"/>
-            </w:pPr>
-            <w:r>
-              <w:rPr>
-                <w:rFonts w:ascii="微软雅黑" w:hAnsi="微软雅黑" w:eastAsia="微软雅黑" w:cs="微软雅黑"/>
-                <w:sz w:val="16"/>
-              </w:rPr>
-              <w:t>BR-08 权限</w:t>
+            <w:r>
+              <w:t>BR-13 存款入账</w:t>
             </w:r>
           </w:p>
         </w:tc>
@@ -6445,15 +5534,8 @@
             <w:vAlign w:val="center"/>
           </w:tcPr>
           <w:p>
-            <w:pPr>
-              <w:spacing w:after="0" w:line="264" w:lineRule="auto"/>
-            </w:pPr>
-            <w:r>
-              <w:rPr>
-                <w:rFonts w:ascii="微软雅黑" w:hAnsi="微软雅黑" w:eastAsia="微软雅黑" w:cs="微软雅黑"/>
-                <w:sz w:val="16"/>
-              </w:rPr>
-              <w:t>客户仅访问本人数据；运营、风控按角色和对象授权操作，重要操作记录操作者与原因。</w:t>
+            <w:r>
+              <w:t>渠道明确成功后 B 增加并追加入账流水；失败不入账，未知结果待确认。</w:t>
             </w:r>
           </w:p>
         </w:tc>
@@ -6463,15 +5545,283 @@
             <w:vAlign w:val="center"/>
           </w:tcPr>
           <w:p>
-            <w:pPr>
-              <w:spacing w:after="0" w:line="264" w:lineRule="auto"/>
-            </w:pPr>
-            <w:r>
-              <w:rPr>
-                <w:rFonts w:ascii="微软雅黑" w:hAnsi="微软雅黑" w:eastAsia="微软雅黑" w:cs="微软雅黑"/>
-                <w:sz w:val="16"/>
-              </w:rPr>
-              <w:t>替换他人账户号或交易号不能读写他人数据。</w:t>
+            <w:r>
+              <w:t>不能凭提交或超时显示已到账。</w:t>
+            </w:r>
+          </w:p>
+        </w:tc>
+      </w:tr>
+      <w:tr>
+        <w:tblPrEx>
+          <w:tblBorders>
+            <w:top w:val="single" w:color="auto" w:sz="4" w:space="0"/>
+            <w:left w:val="single" w:color="auto" w:sz="4" w:space="0"/>
+            <w:bottom w:val="single" w:color="auto" w:sz="4" w:space="0"/>
+            <w:right w:val="single" w:color="auto" w:sz="4" w:space="0"/>
+            <w:insideH w:val="single" w:color="auto" w:sz="4" w:space="0"/>
+            <w:insideV w:val="single" w:color="auto" w:sz="4" w:space="0"/>
+          </w:tblBorders>
+          <w:tblCellMar>
+            <w:top w:w="0" w:type="dxa"/>
+            <w:left w:w="108" w:type="dxa"/>
+            <w:bottom w:w="0" w:type="dxa"/>
+            <w:right w:w="108" w:type="dxa"/>
+          </w:tblCellMar>
+        </w:tblPrEx>
+        <w:trPr>
+          <w:cantSplit/>
+          <w:jc w:val="center"/>
+        </w:trPr>
+        <w:tc>
+          <w:tcPr>
+            <w:tcW w:w="1729" w:type="dxa"/>
+            <w:vAlign w:val="center"/>
+          </w:tcPr>
+          <w:p>
+            <w:r>
+              <w:t>BR-14 出账处理</w:t>
+            </w:r>
+          </w:p>
+        </w:tc>
+        <w:tc>
+          <w:tcPr>
+            <w:tcW w:w="5669" w:type="dxa"/>
+            <w:vAlign w:val="center"/>
+          </w:tcPr>
+          <w:p>
+            <w:r>
+              <w:t>取款与转账受理后先占用资金及额度；明确成功后扣账并释放占用，明确失败且恢复完成后释放。</w:t>
+            </w:r>
+          </w:p>
+        </w:tc>
+        <w:tc>
+          <w:tcPr>
+            <w:tcW w:w="2636" w:type="dxa"/>
+            <w:vAlign w:val="center"/>
+          </w:tcPr>
+          <w:p>
+            <w:r>
+              <w:t>未知结果保留占用，失败不造成重复资金效果。</w:t>
+            </w:r>
+          </w:p>
+        </w:tc>
+      </w:tr>
+      <w:tr>
+        <w:tblPrEx>
+          <w:tblBorders>
+            <w:top w:val="single" w:color="auto" w:sz="4" w:space="0"/>
+            <w:left w:val="single" w:color="auto" w:sz="4" w:space="0"/>
+            <w:bottom w:val="single" w:color="auto" w:sz="4" w:space="0"/>
+            <w:right w:val="single" w:color="auto" w:sz="4" w:space="0"/>
+            <w:insideH w:val="single" w:color="auto" w:sz="4" w:space="0"/>
+            <w:insideV w:val="single" w:color="auto" w:sz="4" w:space="0"/>
+          </w:tblBorders>
+          <w:tblCellMar>
+            <w:top w:w="0" w:type="dxa"/>
+            <w:left w:w="108" w:type="dxa"/>
+            <w:bottom w:w="0" w:type="dxa"/>
+            <w:right w:w="108" w:type="dxa"/>
+          </w:tblCellMar>
+        </w:tblPrEx>
+        <w:trPr>
+          <w:cantSplit/>
+          <w:jc w:val="center"/>
+        </w:trPr>
+        <w:tc>
+          <w:tcPr>
+            <w:tcW w:w="1729" w:type="dxa"/>
+            <w:vAlign w:val="center"/>
+          </w:tcPr>
+          <w:p>
+            <w:r>
+              <w:t>BR-15 本行转账</w:t>
+            </w:r>
+          </w:p>
+        </w:tc>
+        <w:tc>
+          <w:tcPr>
+            <w:tcW w:w="5669" w:type="dxa"/>
+            <w:vAlign w:val="center"/>
+          </w:tcPr>
+          <w:p>
+            <w:r>
+              <w:t>付款方扣账、收款方入账及双方关联流水必须一致后才能报告成功。</w:t>
+            </w:r>
+          </w:p>
+        </w:tc>
+        <w:tc>
+          <w:tcPr>
+            <w:tcW w:w="2636" w:type="dxa"/>
+            <w:vAlign w:val="center"/>
+          </w:tcPr>
+          <w:p>
+            <w:r>
+              <w:t>一方失败时不能展示单边成功。</w:t>
+            </w:r>
+          </w:p>
+        </w:tc>
+      </w:tr>
+      <w:tr>
+        <w:tblPrEx>
+          <w:tblBorders>
+            <w:top w:val="single" w:color="auto" w:sz="4" w:space="0"/>
+            <w:left w:val="single" w:color="auto" w:sz="4" w:space="0"/>
+            <w:bottom w:val="single" w:color="auto" w:sz="4" w:space="0"/>
+            <w:right w:val="single" w:color="auto" w:sz="4" w:space="0"/>
+            <w:insideH w:val="single" w:color="auto" w:sz="4" w:space="0"/>
+            <w:insideV w:val="single" w:color="auto" w:sz="4" w:space="0"/>
+          </w:tblBorders>
+          <w:tblCellMar>
+            <w:top w:w="0" w:type="dxa"/>
+            <w:left w:w="108" w:type="dxa"/>
+            <w:bottom w:w="0" w:type="dxa"/>
+            <w:right w:w="108" w:type="dxa"/>
+          </w:tblCellMar>
+        </w:tblPrEx>
+        <w:trPr>
+          <w:cantSplit/>
+          <w:jc w:val="center"/>
+        </w:trPr>
+        <w:tc>
+          <w:tcPr>
+            <w:tcW w:w="1729" w:type="dxa"/>
+            <w:vAlign w:val="center"/>
+          </w:tcPr>
+          <w:p>
+            <w:r>
+              <w:t>BR-16/17 模拟跨行与恢复</w:t>
+            </w:r>
+          </w:p>
+        </w:tc>
+        <w:tc>
+          <w:tcPr>
+            <w:tcW w:w="5669" w:type="dxa"/>
+            <w:vAlign w:val="center"/>
+          </w:tcPr>
+          <w:p>
+            <w:r>
+              <w:t>外部明确成功且本地完成才报告成功；外部明确失败且释放完成才报告失败；未知保持待确认，恢复未完成保持恢复中。</w:t>
+            </w:r>
+          </w:p>
+        </w:tc>
+        <w:tc>
+          <w:tcPr>
+            <w:tcW w:w="2636" w:type="dxa"/>
+            <w:vAlign w:val="center"/>
+          </w:tcPr>
+          <w:p>
+            <w:r>
+              <w:t>超时不能直接退款或判成功。</w:t>
+            </w:r>
+          </w:p>
+        </w:tc>
+      </w:tr>
+      <w:tr>
+        <w:tblPrEx>
+          <w:tblBorders>
+            <w:top w:val="single" w:color="auto" w:sz="4" w:space="0"/>
+            <w:left w:val="single" w:color="auto" w:sz="4" w:space="0"/>
+            <w:bottom w:val="single" w:color="auto" w:sz="4" w:space="0"/>
+            <w:right w:val="single" w:color="auto" w:sz="4" w:space="0"/>
+            <w:insideH w:val="single" w:color="auto" w:sz="4" w:space="0"/>
+            <w:insideV w:val="single" w:color="auto" w:sz="4" w:space="0"/>
+          </w:tblBorders>
+          <w:tblCellMar>
+            <w:top w:w="0" w:type="dxa"/>
+            <w:left w:w="108" w:type="dxa"/>
+            <w:bottom w:w="0" w:type="dxa"/>
+            <w:right w:w="108" w:type="dxa"/>
+          </w:tblCellMar>
+        </w:tblPrEx>
+        <w:trPr>
+          <w:cantSplit/>
+          <w:jc w:val="center"/>
+        </w:trPr>
+        <w:tc>
+          <w:tcPr>
+            <w:tcW w:w="1729" w:type="dxa"/>
+            <w:vAlign w:val="center"/>
+          </w:tcPr>
+          <w:p>
+            <w:r>
+              <w:t>BR-19 资金流水</w:t>
+            </w:r>
+          </w:p>
+        </w:tc>
+        <w:tc>
+          <w:tcPr>
+            <w:tcW w:w="5669" w:type="dxa"/>
+            <w:vAlign w:val="center"/>
+          </w:tcPr>
+          <w:p>
+            <w:r>
+              <w:t>只记录实际入账、扣账或纠正；拒绝与处理过程另存，历史流水不修改或删除。</w:t>
+            </w:r>
+          </w:p>
+        </w:tc>
+        <w:tc>
+          <w:tcPr>
+            <w:tcW w:w="2636" w:type="dxa"/>
+            <w:vAlign w:val="center"/>
+          </w:tcPr>
+          <w:p>
+            <w:r>
+              <w:t>资金变化可按交易号追溯。</w:t>
+            </w:r>
+          </w:p>
+        </w:tc>
+      </w:tr>
+      <w:tr>
+        <w:tblPrEx>
+          <w:tblBorders>
+            <w:top w:val="single" w:color="auto" w:sz="4" w:space="0"/>
+            <w:left w:val="single" w:color="auto" w:sz="4" w:space="0"/>
+            <w:bottom w:val="single" w:color="auto" w:sz="4" w:space="0"/>
+            <w:right w:val="single" w:color="auto" w:sz="4" w:space="0"/>
+            <w:insideH w:val="single" w:color="auto" w:sz="4" w:space="0"/>
+            <w:insideV w:val="single" w:color="auto" w:sz="4" w:space="0"/>
+          </w:tblBorders>
+          <w:tblCellMar>
+            <w:top w:w="0" w:type="dxa"/>
+            <w:left w:w="108" w:type="dxa"/>
+            <w:bottom w:w="0" w:type="dxa"/>
+            <w:right w:w="108" w:type="dxa"/>
+          </w:tblCellMar>
+        </w:tblPrEx>
+        <w:trPr>
+          <w:cantSplit/>
+          <w:jc w:val="center"/>
+        </w:trPr>
+        <w:tc>
+          <w:tcPr>
+            <w:tcW w:w="1729" w:type="dxa"/>
+            <w:vAlign w:val="center"/>
+          </w:tcPr>
+          <w:p>
+            <w:r>
+              <w:t>BR-20 权限与审计</w:t>
+            </w:r>
+          </w:p>
+        </w:tc>
+        <w:tc>
+          <w:tcPr>
+            <w:tcW w:w="5669" w:type="dxa"/>
+            <w:vAlign w:val="center"/>
+          </w:tcPr>
+          <w:p>
+            <w:r>
+              <w:t>客户仅访问本人数据；后台人员按角色及对象范围授权，重要操作记录操作者、时间、原因与结果。</w:t>
+            </w:r>
+          </w:p>
+        </w:tc>
+        <w:tc>
+          <w:tcPr>
+            <w:tcW w:w="2636" w:type="dxa"/>
+            <w:vAlign w:val="center"/>
+          </w:tcPr>
+          <w:p>
+            <w:r>
+              <w:t>越权访问被拒绝，审计可追溯。</w:t>
             </w:r>
           </w:p>
         </w:tc>
@@ -6544,43 +5894,7 @@
         <w:widowControl/>
       </w:pPr>
       <w:r>
-        <w:rPr>
-          <w:rFonts w:ascii="微软雅黑" w:hAnsi="微软雅黑" w:eastAsia="微软雅黑" w:cs="微软雅黑"/>
-          <w:sz w:val="19"/>
-        </w:rPr>
-        <w:t>从“客户开立账户”“账户发生交易”“交易命中规则”“跨行转账等待结果”等用例中的名词短语提取候选类。登录页面、表单和数据库连接属于界面或实现细节，不进入实验一的分析类模型。S5 的</w:t>
-      </w:r>
-      <w:r>
-        <w:fldChar w:fldCharType="begin"/>
-      </w:r>
-      <w:r>
-        <w:instrText xml:space="preserve"> HYPERLINK "候选类-CRC与领域模型.md" \h </w:instrText>
-      </w:r>
-      <w:r>
-        <w:fldChar w:fldCharType="separate"/>
-      </w:r>
-      <w:r>
-        <w:rPr>
-          <w:rFonts w:ascii="微软雅黑" w:hAnsi="微软雅黑" w:eastAsia="微软雅黑" w:cs="微软雅黑"/>
-          <w:color w:val="175A78"/>
-          <w:u w:val="single"/>
-        </w:rPr>
-        <w:t>候选类与 CRC 原稿</w:t>
-      </w:r>
-      <w:r>
-        <w:rPr>
-          <w:rFonts w:ascii="微软雅黑" w:hAnsi="微软雅黑" w:eastAsia="微软雅黑" w:cs="微软雅黑"/>
-          <w:color w:val="175A78"/>
-          <w:u w:val="single"/>
-        </w:rPr>
-        <w:fldChar w:fldCharType="end"/>
-      </w:r>
-      <w:r>
-        <w:rPr>
-          <w:rFonts w:ascii="微软雅黑" w:hAnsi="微软雅黑" w:eastAsia="微软雅黑" w:cs="微软雅黑"/>
-          <w:sz w:val="19"/>
-        </w:rPr>
-        <w:t>提供了分析过程；整合时仅保留与当前范围一致的核心概念。</w:t>
+        <w:t>从“客户开立账户”“账户发生交易”“交易命中规则”“跨行转账等待结果”等用例中的名词短语提取候选类。登录页面、表单和数据库连接属于界面或实现细节，不进入实验一的分析类模型。S5 的候选类与 CRC 原稿提供了候选概念；其中银行卡、告警、独立对账等概念须随功能范围评审，不能直接删除原稿。原稿的一客户一账户关系与 S2、S4 的最多三个未注销账户规则不一致，本图暂按业务专项材料表达为一对多，待 S5 复核。</w:t>
       </w:r>
     </w:p>
     <w:p>
@@ -6644,15 +5958,7 @@
             <w:vAlign w:val="center"/>
           </w:tcPr>
           <w:p>
-            <w:pPr>
-              <w:spacing w:after="0" w:line="264" w:lineRule="auto"/>
-            </w:pPr>
-            <w:r>
-              <w:rPr>
-                <w:rFonts w:ascii="微软雅黑" w:hAnsi="微软雅黑" w:eastAsia="微软雅黑" w:cs="微软雅黑"/>
-                <w:b/>
-                <w:sz w:val="16"/>
-              </w:rPr>
+            <w:r>
               <w:t>候选类</w:t>
             </w:r>
           </w:p>
@@ -6664,15 +5970,7 @@
             <w:vAlign w:val="center"/>
           </w:tcPr>
           <w:p>
-            <w:pPr>
-              <w:spacing w:after="0" w:line="264" w:lineRule="auto"/>
-            </w:pPr>
-            <w:r>
-              <w:rPr>
-                <w:rFonts w:ascii="微软雅黑" w:hAnsi="微软雅黑" w:eastAsia="微软雅黑" w:cs="微软雅黑"/>
-                <w:b/>
-                <w:sz w:val="16"/>
-              </w:rPr>
+            <w:r>
               <w:t>职责</w:t>
             </w:r>
           </w:p>
@@ -6684,15 +5982,7 @@
             <w:vAlign w:val="center"/>
           </w:tcPr>
           <w:p>
-            <w:pPr>
-              <w:spacing w:after="0" w:line="264" w:lineRule="auto"/>
-            </w:pPr>
-            <w:r>
-              <w:rPr>
-                <w:rFonts w:ascii="微软雅黑" w:hAnsi="微软雅黑" w:eastAsia="微软雅黑" w:cs="微软雅黑"/>
-                <w:b/>
-                <w:sz w:val="16"/>
-              </w:rPr>
+            <w:r>
               <w:t>协作者</w:t>
             </w:r>
           </w:p>
@@ -6725,14 +6015,7 @@
             <w:vAlign w:val="center"/>
           </w:tcPr>
           <w:p>
-            <w:pPr>
-              <w:spacing w:after="0" w:line="264" w:lineRule="auto"/>
-            </w:pPr>
-            <w:r>
-              <w:rPr>
-                <w:rFonts w:ascii="微软雅黑" w:hAnsi="微软雅黑" w:eastAsia="微软雅黑" w:cs="微软雅黑"/>
-                <w:sz w:val="16"/>
-              </w:rPr>
+            <w:r>
               <w:t>Customer 客户</w:t>
             </w:r>
           </w:p>
@@ -6743,14 +6026,7 @@
             <w:vAlign w:val="center"/>
           </w:tcPr>
           <w:p>
-            <w:pPr>
-              <w:spacing w:after="0" w:line="264" w:lineRule="auto"/>
-            </w:pPr>
-            <w:r>
-              <w:rPr>
-                <w:rFonts w:ascii="微软雅黑" w:hAnsi="微软雅黑" w:eastAsia="微软雅黑" w:cs="微软雅黑"/>
-                <w:sz w:val="16"/>
-              </w:rPr>
+            <w:r>
               <w:t>持有身份与实名状态，关联本人账户</w:t>
             </w:r>
           </w:p>
@@ -6761,14 +6037,7 @@
             <w:vAlign w:val="center"/>
           </w:tcPr>
           <w:p>
-            <w:pPr>
-              <w:spacing w:after="0" w:line="264" w:lineRule="auto"/>
-            </w:pPr>
-            <w:r>
-              <w:rPr>
-                <w:rFonts w:ascii="微软雅黑" w:hAnsi="微软雅黑" w:eastAsia="微软雅黑" w:cs="微软雅黑"/>
-                <w:sz w:val="16"/>
-              </w:rPr>
+            <w:r>
               <w:t>Account</w:t>
             </w:r>
           </w:p>
@@ -6801,14 +6070,7 @@
             <w:vAlign w:val="center"/>
           </w:tcPr>
           <w:p>
-            <w:pPr>
-              <w:spacing w:after="0" w:line="264" w:lineRule="auto"/>
-            </w:pPr>
-            <w:r>
-              <w:rPr>
-                <w:rFonts w:ascii="微软雅黑" w:hAnsi="微软雅黑" w:eastAsia="微软雅黑" w:cs="微软雅黑"/>
-                <w:sz w:val="16"/>
-              </w:rPr>
+            <w:r>
               <w:t>Account 账户</w:t>
             </w:r>
           </w:p>
@@ -6819,14 +6081,7 @@
             <w:vAlign w:val="center"/>
           </w:tcPr>
           <w:p>
-            <w:pPr>
-              <w:spacing w:after="0" w:line="264" w:lineRule="auto"/>
-            </w:pPr>
-            <w:r>
-              <w:rPr>
-                <w:rFonts w:ascii="微软雅黑" w:hAnsi="微软雅黑" w:eastAsia="微软雅黑" w:cs="微软雅黑"/>
-                <w:sz w:val="16"/>
-              </w:rPr>
+            <w:r>
               <w:t>维护归属、状态、账面余额与预留金额，保证可用余额非负</w:t>
             </w:r>
           </w:p>
@@ -6837,14 +6092,7 @@
             <w:vAlign w:val="center"/>
           </w:tcPr>
           <w:p>
-            <w:pPr>
-              <w:spacing w:after="0" w:line="264" w:lineRule="auto"/>
-            </w:pPr>
-            <w:r>
-              <w:rPr>
-                <w:rFonts w:ascii="微软雅黑" w:hAnsi="微软雅黑" w:eastAsia="微软雅黑" w:cs="微软雅黑"/>
-                <w:sz w:val="16"/>
-              </w:rPr>
+            <w:r>
               <w:t>Customer、Transaction</w:t>
             </w:r>
           </w:p>
@@ -6877,14 +6125,7 @@
             <w:vAlign w:val="center"/>
           </w:tcPr>
           <w:p>
-            <w:pPr>
-              <w:spacing w:after="0" w:line="264" w:lineRule="auto"/>
-            </w:pPr>
-            <w:r>
-              <w:rPr>
-                <w:rFonts w:ascii="微软雅黑" w:hAnsi="微软雅黑" w:eastAsia="微软雅黑" w:cs="微软雅黑"/>
-                <w:sz w:val="16"/>
-              </w:rPr>
+            <w:r>
               <w:t>Transaction 交易</w:t>
             </w:r>
           </w:p>
@@ -6895,14 +6136,7 @@
             <w:vAlign w:val="center"/>
           </w:tcPr>
           <w:p>
-            <w:pPr>
-              <w:spacing w:after="0" w:line="264" w:lineRule="auto"/>
-            </w:pPr>
-            <w:r>
-              <w:rPr>
-                <w:rFonts w:ascii="微软雅黑" w:hAnsi="微软雅黑" w:eastAsia="微软雅黑" w:cs="微软雅黑"/>
-                <w:sz w:val="16"/>
-              </w:rPr>
+            <w:r>
               <w:t>标识请求和交易结果，关联资金流水与幂等标识</w:t>
             </w:r>
           </w:p>
@@ -6913,14 +6147,7 @@
             <w:vAlign w:val="center"/>
           </w:tcPr>
           <w:p>
-            <w:pPr>
-              <w:spacing w:after="0" w:line="264" w:lineRule="auto"/>
-            </w:pPr>
-            <w:r>
-              <w:rPr>
-                <w:rFonts w:ascii="微软雅黑" w:hAnsi="微软雅黑" w:eastAsia="微软雅黑" w:cs="微软雅黑"/>
-                <w:sz w:val="16"/>
-              </w:rPr>
+            <w:r>
               <w:t>Account、TransferOrder、RiskEvent</w:t>
             </w:r>
           </w:p>
@@ -6953,14 +6180,7 @@
             <w:vAlign w:val="center"/>
           </w:tcPr>
           <w:p>
-            <w:pPr>
-              <w:spacing w:after="0" w:line="264" w:lineRule="auto"/>
-            </w:pPr>
-            <w:r>
-              <w:rPr>
-                <w:rFonts w:ascii="微软雅黑" w:hAnsi="微软雅黑" w:eastAsia="微软雅黑" w:cs="微软雅黑"/>
-                <w:sz w:val="16"/>
-              </w:rPr>
+            <w:r>
               <w:t>FundEntry 资金流水</w:t>
             </w:r>
           </w:p>
@@ -6971,14 +6191,7 @@
             <w:vAlign w:val="center"/>
           </w:tcPr>
           <w:p>
-            <w:pPr>
-              <w:spacing w:after="0" w:line="264" w:lineRule="auto"/>
-            </w:pPr>
-            <w:r>
-              <w:rPr>
-                <w:rFonts w:ascii="微软雅黑" w:hAnsi="微软雅黑" w:eastAsia="微软雅黑" w:cs="微软雅黑"/>
-                <w:sz w:val="16"/>
-              </w:rPr>
+            <w:r>
               <w:t>记录一次实际入账、扣账或纠正，保留交易号与账户关联</w:t>
             </w:r>
           </w:p>
@@ -6989,14 +6202,7 @@
             <w:vAlign w:val="center"/>
           </w:tcPr>
           <w:p>
-            <w:pPr>
-              <w:spacing w:after="0" w:line="264" w:lineRule="auto"/>
-            </w:pPr>
-            <w:r>
-              <w:rPr>
-                <w:rFonts w:ascii="微软雅黑" w:hAnsi="微软雅黑" w:eastAsia="微软雅黑" w:cs="微软雅黑"/>
-                <w:sz w:val="16"/>
-              </w:rPr>
+            <w:r>
               <w:t>Transaction、Account</w:t>
             </w:r>
           </w:p>
@@ -7029,14 +6235,7 @@
             <w:vAlign w:val="center"/>
           </w:tcPr>
           <w:p>
-            <w:pPr>
-              <w:spacing w:after="0" w:line="264" w:lineRule="auto"/>
-            </w:pPr>
-            <w:r>
-              <w:rPr>
-                <w:rFonts w:ascii="微软雅黑" w:hAnsi="微软雅黑" w:eastAsia="微软雅黑" w:cs="微软雅黑"/>
-                <w:sz w:val="16"/>
-              </w:rPr>
+            <w:r>
               <w:t>TransferOrder 转账单</w:t>
             </w:r>
           </w:p>
@@ -7047,14 +6246,7 @@
             <w:vAlign w:val="center"/>
           </w:tcPr>
           <w:p>
-            <w:pPr>
-              <w:spacing w:after="0" w:line="264" w:lineRule="auto"/>
-            </w:pPr>
-            <w:r>
-              <w:rPr>
-                <w:rFonts w:ascii="微软雅黑" w:hAnsi="微软雅黑" w:eastAsia="微软雅黑" w:cs="微软雅黑"/>
-                <w:sz w:val="16"/>
-              </w:rPr>
+            <w:r>
               <w:t>描述付款、收款、金额及模拟跨行处理状态</w:t>
             </w:r>
           </w:p>
@@ -7065,14 +6257,7 @@
             <w:vAlign w:val="center"/>
           </w:tcPr>
           <w:p>
-            <w:pPr>
-              <w:spacing w:after="0" w:line="264" w:lineRule="auto"/>
-            </w:pPr>
-            <w:r>
-              <w:rPr>
-                <w:rFonts w:ascii="微软雅黑" w:hAnsi="微软雅黑" w:eastAsia="微软雅黑" w:cs="微软雅黑"/>
-                <w:sz w:val="16"/>
-              </w:rPr>
+            <w:r>
               <w:t>Transaction、Account</w:t>
             </w:r>
           </w:p>
@@ -7105,14 +6290,7 @@
             <w:vAlign w:val="center"/>
           </w:tcPr>
           <w:p>
-            <w:pPr>
-              <w:spacing w:after="0" w:line="264" w:lineRule="auto"/>
-            </w:pPr>
-            <w:r>
-              <w:rPr>
-                <w:rFonts w:ascii="微软雅黑" w:hAnsi="微软雅黑" w:eastAsia="微软雅黑" w:cs="微软雅黑"/>
-                <w:sz w:val="16"/>
-              </w:rPr>
+            <w:r>
               <w:t>RiskRule 风控规则</w:t>
             </w:r>
           </w:p>
@@ -7123,14 +6301,7 @@
             <w:vAlign w:val="center"/>
           </w:tcPr>
           <w:p>
-            <w:pPr>
-              <w:spacing w:after="0" w:line="264" w:lineRule="auto"/>
-            </w:pPr>
-            <w:r>
-              <w:rPr>
-                <w:rFonts w:ascii="微软雅黑" w:hAnsi="微软雅黑" w:eastAsia="微软雅黑" w:cs="微软雅黑"/>
-                <w:sz w:val="16"/>
-              </w:rPr>
+            <w:r>
               <w:t>定义单笔及日累计限额条件</w:t>
             </w:r>
           </w:p>
@@ -7141,14 +6312,7 @@
             <w:vAlign w:val="center"/>
           </w:tcPr>
           <w:p>
-            <w:pPr>
-              <w:spacing w:after="0" w:line="264" w:lineRule="auto"/>
-            </w:pPr>
-            <w:r>
-              <w:rPr>
-                <w:rFonts w:ascii="微软雅黑" w:hAnsi="微软雅黑" w:eastAsia="微软雅黑" w:cs="微软雅黑"/>
-                <w:sz w:val="16"/>
-              </w:rPr>
+            <w:r>
               <w:t>RiskEvent</w:t>
             </w:r>
           </w:p>
@@ -7181,14 +6345,7 @@
             <w:vAlign w:val="center"/>
           </w:tcPr>
           <w:p>
-            <w:pPr>
-              <w:spacing w:after="0" w:line="264" w:lineRule="auto"/>
-            </w:pPr>
-            <w:r>
-              <w:rPr>
-                <w:rFonts w:ascii="微软雅黑" w:hAnsi="微软雅黑" w:eastAsia="微软雅黑" w:cs="微软雅黑"/>
-                <w:sz w:val="16"/>
-              </w:rPr>
+            <w:r>
               <w:t>RiskEvent 拦截事件</w:t>
             </w:r>
           </w:p>
@@ -7199,14 +6356,7 @@
             <w:vAlign w:val="center"/>
           </w:tcPr>
           <w:p>
-            <w:pPr>
-              <w:spacing w:after="0" w:line="264" w:lineRule="auto"/>
-            </w:pPr>
-            <w:r>
-              <w:rPr>
-                <w:rFonts w:ascii="微软雅黑" w:hAnsi="微软雅黑" w:eastAsia="微软雅黑" w:cs="微软雅黑"/>
-                <w:sz w:val="16"/>
-              </w:rPr>
+            <w:r>
               <w:t>记录规则命中、原因和关联交易</w:t>
             </w:r>
           </w:p>
@@ -7217,14 +6367,7 @@
             <w:vAlign w:val="center"/>
           </w:tcPr>
           <w:p>
-            <w:pPr>
-              <w:spacing w:after="0" w:line="264" w:lineRule="auto"/>
-            </w:pPr>
-            <w:r>
-              <w:rPr>
-                <w:rFonts w:ascii="微软雅黑" w:hAnsi="微软雅黑" w:eastAsia="微软雅黑" w:cs="微软雅黑"/>
-                <w:sz w:val="16"/>
-              </w:rPr>
+            <w:r>
               <w:t>RiskRule、Transaction</w:t>
             </w:r>
           </w:p>
@@ -7321,11 +6464,7 @@
         <w:widowControl/>
       </w:pPr>
       <w:r>
-        <w:rPr>
-          <w:rFonts w:ascii="微软雅黑" w:hAnsi="微软雅黑" w:eastAsia="微软雅黑" w:cs="微软雅黑"/>
-          <w:sz w:val="19"/>
-        </w:rPr>
-        <w:t>以下指标为后续原型需要验证的目标，不是已完成的测试结论。统一测试环境和实际结果在实验四记录。</w:t>
+        <w:t>以下采用 S3 的 NFR 编号和口径，均为拟验证目标，不是已完成的测试结论。统一测试环境和实际结果在实验四记录。</w:t>
       </w:r>
     </w:p>
     <w:tbl>
@@ -7384,15 +6523,7 @@
             <w:vAlign w:val="center"/>
           </w:tcPr>
           <w:p>
-            <w:pPr>
-              <w:spacing w:after="0" w:line="264" w:lineRule="auto"/>
-            </w:pPr>
-            <w:r>
-              <w:rPr>
-                <w:rFonts w:ascii="微软雅黑" w:hAnsi="微软雅黑" w:eastAsia="微软雅黑" w:cs="微软雅黑"/>
-                <w:b/>
-                <w:sz w:val="16"/>
-              </w:rPr>
+            <w:r>
               <w:t>编号</w:t>
             </w:r>
           </w:p>
@@ -7404,15 +6535,7 @@
             <w:vAlign w:val="center"/>
           </w:tcPr>
           <w:p>
-            <w:pPr>
-              <w:spacing w:after="0" w:line="264" w:lineRule="auto"/>
-            </w:pPr>
-            <w:r>
-              <w:rPr>
-                <w:rFonts w:ascii="微软雅黑" w:hAnsi="微软雅黑" w:eastAsia="微软雅黑" w:cs="微软雅黑"/>
-                <w:b/>
-                <w:sz w:val="16"/>
-              </w:rPr>
+            <w:r>
               <w:t>类别</w:t>
             </w:r>
           </w:p>
@@ -7424,15 +6547,7 @@
             <w:vAlign w:val="center"/>
           </w:tcPr>
           <w:p>
-            <w:pPr>
-              <w:spacing w:after="0" w:line="264" w:lineRule="auto"/>
-            </w:pPr>
-            <w:r>
-              <w:rPr>
-                <w:rFonts w:ascii="微软雅黑" w:hAnsi="微软雅黑" w:eastAsia="微软雅黑" w:cs="微软雅黑"/>
-                <w:b/>
-                <w:sz w:val="16"/>
-              </w:rPr>
+            <w:r>
               <w:t>可验证要求</w:t>
             </w:r>
           </w:p>
@@ -7444,15 +6559,7 @@
             <w:vAlign w:val="center"/>
           </w:tcPr>
           <w:p>
-            <w:pPr>
-              <w:spacing w:after="0" w:line="264" w:lineRule="auto"/>
-            </w:pPr>
-            <w:r>
-              <w:rPr>
-                <w:rFonts w:ascii="微软雅黑" w:hAnsi="微软雅黑" w:eastAsia="微软雅黑" w:cs="微软雅黑"/>
-                <w:b/>
-                <w:sz w:val="16"/>
-              </w:rPr>
+            <w:r>
               <w:t>验证方法</w:t>
             </w:r>
           </w:p>
@@ -7485,14 +6592,7 @@
             <w:vAlign w:val="center"/>
           </w:tcPr>
           <w:p>
-            <w:pPr>
-              <w:spacing w:after="0" w:line="264" w:lineRule="auto"/>
-            </w:pPr>
-            <w:r>
-              <w:rPr>
-                <w:rFonts w:ascii="微软雅黑" w:hAnsi="微软雅黑" w:eastAsia="微软雅黑" w:cs="微软雅黑"/>
-                <w:sz w:val="16"/>
-              </w:rPr>
+            <w:r>
               <w:t>NFR-01</w:t>
             </w:r>
           </w:p>
@@ -7503,15 +6603,8 @@
             <w:vAlign w:val="center"/>
           </w:tcPr>
           <w:p>
-            <w:pPr>
-              <w:spacing w:after="0" w:line="264" w:lineRule="auto"/>
-            </w:pPr>
-            <w:r>
-              <w:rPr>
-                <w:rFonts w:ascii="微软雅黑" w:hAnsi="微软雅黑" w:eastAsia="微软雅黑" w:cs="微软雅黑"/>
-                <w:sz w:val="16"/>
-              </w:rPr>
-              <w:t>性能</w:t>
+            <w:r>
+              <w:t>权限隔离</w:t>
             </w:r>
           </w:p>
         </w:tc>
@@ -7521,15 +6614,8 @@
             <w:vAlign w:val="center"/>
           </w:tcPr>
           <w:p>
-            <w:pPr>
-              <w:spacing w:after="0" w:line="264" w:lineRule="auto"/>
-            </w:pPr>
-            <w:r>
-              <w:rPr>
-                <w:rFonts w:ascii="微软雅黑" w:hAnsi="微软雅黑" w:eastAsia="微软雅黑" w:cs="微软雅黑"/>
-                <w:sz w:val="16"/>
-              </w:rPr>
-              <w:t>10 名并发模拟客户、预热 1 分钟、持续 2 分钟时，普通查询和交易受理响应的 P95 不超过 2 秒；异步跨行最终结果不计入受理响应。</w:t>
+            <w:r>
+              <w:t>客户无法通过替换账户号、交易号或请求标识访问他人数据；后台操作检查对象范围。</w:t>
             </w:r>
           </w:p>
         </w:tc>
@@ -7539,15 +6625,8 @@
             <w:vAlign w:val="center"/>
           </w:tcPr>
           <w:p>
-            <w:pPr>
-              <w:spacing w:after="0" w:line="264" w:lineRule="auto"/>
-            </w:pPr>
-            <w:r>
-              <w:rPr>
-                <w:rFonts w:ascii="微软雅黑" w:hAnsi="微软雅黑" w:eastAsia="微软雅黑" w:cs="微软雅黑"/>
-                <w:sz w:val="16"/>
-              </w:rPr>
-              <w:t>接口压测，记录环境与 P95。</w:t>
+            <w:r>
+              <w:t>双客户与后台越权用例。</w:t>
             </w:r>
           </w:p>
         </w:tc>
@@ -7579,14 +6658,7 @@
             <w:vAlign w:val="center"/>
           </w:tcPr>
           <w:p>
-            <w:pPr>
-              <w:spacing w:after="0" w:line="264" w:lineRule="auto"/>
-            </w:pPr>
-            <w:r>
-              <w:rPr>
-                <w:rFonts w:ascii="微软雅黑" w:hAnsi="微软雅黑" w:eastAsia="微软雅黑" w:cs="微软雅黑"/>
-                <w:sz w:val="16"/>
-              </w:rPr>
+            <w:r>
               <w:t>NFR-02</w:t>
             </w:r>
           </w:p>
@@ -7597,15 +6669,8 @@
             <w:vAlign w:val="center"/>
           </w:tcPr>
           <w:p>
-            <w:pPr>
-              <w:spacing w:after="0" w:line="264" w:lineRule="auto"/>
-            </w:pPr>
-            <w:r>
-              <w:rPr>
-                <w:rFonts w:ascii="微软雅黑" w:hAnsi="微软雅黑" w:eastAsia="微软雅黑" w:cs="微软雅黑"/>
-                <w:sz w:val="16"/>
-              </w:rPr>
-              <w:t>资金可靠性</w:t>
+            <w:r>
+              <w:t>资金一致性</w:t>
             </w:r>
           </w:p>
         </w:tc>
@@ -7615,29 +6680,8 @@
             <w:vAlign w:val="center"/>
           </w:tcPr>
           <w:p>
-            <w:pPr>
-              <w:spacing w:after="0" w:line="264" w:lineRule="auto"/>
-            </w:pPr>
-            <w:r>
-              <w:rPr>
-                <w:rFonts w:ascii="微软雅黑" w:hAnsi="微软雅黑" w:eastAsia="微软雅黑" w:cs="微软雅黑"/>
-                <w:sz w:val="16"/>
-              </w:rPr>
-              <w:t xml:space="preserve">余额满足 </w:t>
-            </w:r>
-            <w:r>
-              <w:rPr>
-                <w:rFonts w:ascii="Consolas" w:hAnsi="Consolas" w:eastAsia="Consolas" w:cs="Consolas"/>
-                <w:sz w:val="15"/>
-              </w:rPr>
-              <w:t>A=B-R</w:t>
-            </w:r>
-            <w:r>
-              <w:rPr>
-                <w:rFonts w:ascii="微软雅黑" w:hAnsi="微软雅黑" w:eastAsia="微软雅黑" w:cs="微软雅黑"/>
-                <w:sz w:val="16"/>
-              </w:rPr>
-              <w:t>；重复请求、重复回执不造成第二次资金效果；本行转账双方一致。</w:t>
+            <w:r>
+              <w:t>始终满足 A=B-R；重复请求、回执及恢复重试不造成第二次资金效果；限额不被并发穿透。</w:t>
             </w:r>
           </w:p>
         </w:tc>
@@ -7647,15 +6691,8 @@
             <w:vAlign w:val="center"/>
           </w:tcPr>
           <w:p>
-            <w:pPr>
-              <w:spacing w:after="0" w:line="264" w:lineRule="auto"/>
-            </w:pPr>
-            <w:r>
-              <w:rPr>
-                <w:rFonts w:ascii="微软雅黑" w:hAnsi="微软雅黑" w:eastAsia="微软雅黑" w:cs="微软雅黑"/>
-                <w:sz w:val="16"/>
-              </w:rPr>
-              <w:t>并发、幂等及故障注入用例。</w:t>
+            <w:r>
+              <w:t>并发、幂等与故障注入用例。</w:t>
             </w:r>
           </w:p>
         </w:tc>
@@ -7687,14 +6724,7 @@
             <w:vAlign w:val="center"/>
           </w:tcPr>
           <w:p>
-            <w:pPr>
-              <w:spacing w:after="0" w:line="264" w:lineRule="auto"/>
-            </w:pPr>
-            <w:r>
-              <w:rPr>
-                <w:rFonts w:ascii="微软雅黑" w:hAnsi="微软雅黑" w:eastAsia="微软雅黑" w:cs="微软雅黑"/>
-                <w:sz w:val="16"/>
-              </w:rPr>
+            <w:r>
               <w:t>NFR-03</w:t>
             </w:r>
           </w:p>
@@ -7705,15 +6735,8 @@
             <w:vAlign w:val="center"/>
           </w:tcPr>
           <w:p>
-            <w:pPr>
-              <w:spacing w:after="0" w:line="264" w:lineRule="auto"/>
-            </w:pPr>
-            <w:r>
-              <w:rPr>
-                <w:rFonts w:ascii="微软雅黑" w:hAnsi="微软雅黑" w:eastAsia="微软雅黑" w:cs="微软雅黑"/>
-                <w:sz w:val="16"/>
-              </w:rPr>
-              <w:t>未决处理</w:t>
+            <w:r>
+              <w:t>可追溯</w:t>
             </w:r>
           </w:p>
         </w:tc>
@@ -7723,15 +6746,8 @@
             <w:vAlign w:val="center"/>
           </w:tcPr>
           <w:p>
-            <w:pPr>
-              <w:spacing w:after="0" w:line="264" w:lineRule="auto"/>
-            </w:pPr>
-            <w:r>
-              <w:rPr>
-                <w:rFonts w:ascii="微软雅黑" w:hAnsi="微软雅黑" w:eastAsia="微软雅黑" w:cs="微软雅黑"/>
-                <w:sz w:val="16"/>
-              </w:rPr>
-              <w:t>模拟外部结果未知时返回“待确认”，保留必要资金预留；获得明确结果后才能结算或释放。</w:t>
+            <w:r>
+              <w:t>tradeNo、requestId 串联交易状态、资金记录、外部结果及恢复日志；日志不存密码和完整令牌。</w:t>
             </w:r>
           </w:p>
         </w:tc>
@@ -7741,15 +6757,8 @@
             <w:vAlign w:val="center"/>
           </w:tcPr>
           <w:p>
-            <w:pPr>
-              <w:spacing w:after="0" w:line="264" w:lineRule="auto"/>
-            </w:pPr>
-            <w:r>
-              <w:rPr>
-                <w:rFonts w:ascii="微软雅黑" w:hAnsi="微软雅黑" w:eastAsia="微软雅黑" w:cs="微软雅黑"/>
-                <w:sz w:val="16"/>
-              </w:rPr>
-              <w:t>模拟超时、迟到回执和失败恢复。</w:t>
+            <w:r>
+              <w:t>日志抽查。</w:t>
             </w:r>
           </w:p>
         </w:tc>
@@ -7781,14 +6790,7 @@
             <w:vAlign w:val="center"/>
           </w:tcPr>
           <w:p>
-            <w:pPr>
-              <w:spacing w:after="0" w:line="264" w:lineRule="auto"/>
-            </w:pPr>
-            <w:r>
-              <w:rPr>
-                <w:rFonts w:ascii="微软雅黑" w:hAnsi="微软雅黑" w:eastAsia="微软雅黑" w:cs="微软雅黑"/>
-                <w:sz w:val="16"/>
-              </w:rPr>
+            <w:r>
               <w:t>NFR-04</w:t>
             </w:r>
           </w:p>
@@ -7799,15 +6801,8 @@
             <w:vAlign w:val="center"/>
           </w:tcPr>
           <w:p>
-            <w:pPr>
-              <w:spacing w:after="0" w:line="264" w:lineRule="auto"/>
-            </w:pPr>
-            <w:r>
-              <w:rPr>
-                <w:rFonts w:ascii="微软雅黑" w:hAnsi="微软雅黑" w:eastAsia="微软雅黑" w:cs="微软雅黑"/>
-                <w:sz w:val="16"/>
-              </w:rPr>
-              <w:t>身份与权限</w:t>
+            <w:r>
+              <w:t>响应目标</w:t>
             </w:r>
           </w:p>
         </w:tc>
@@ -7817,15 +6812,8 @@
             <w:vAlign w:val="center"/>
           </w:tcPr>
           <w:p>
-            <w:pPr>
-              <w:spacing w:after="0" w:line="264" w:lineRule="auto"/>
-            </w:pPr>
-            <w:r>
-              <w:rPr>
-                <w:rFonts w:ascii="微软雅黑" w:hAnsi="微软雅黑" w:eastAsia="微软雅黑" w:cs="微软雅黑"/>
-                <w:sz w:val="16"/>
-              </w:rPr>
-              <w:t>密码不存明文；客户无法通过替换账户号或交易号读取他人数据；后台角色受对象授权限制。</w:t>
+            <w:r>
+              <w:t>10 名并发模拟客户、预热 1 分钟、持续 2 分钟时，受理和查询 P95 不超过 2 秒。</w:t>
             </w:r>
           </w:p>
         </w:tc>
@@ -7835,15 +6823,8 @@
             <w:vAlign w:val="center"/>
           </w:tcPr>
           <w:p>
-            <w:pPr>
-              <w:spacing w:after="0" w:line="264" w:lineRule="auto"/>
-            </w:pPr>
-            <w:r>
-              <w:rPr>
-                <w:rFonts w:ascii="微软雅黑" w:hAnsi="微软雅黑" w:eastAsia="微软雅黑" w:cs="微软雅黑"/>
-                <w:sz w:val="16"/>
-              </w:rPr>
-              <w:t>代码审查和双客户越权测试。</w:t>
+            <w:r>
+              <w:t>接口压测，记录环境与 P95。</w:t>
             </w:r>
           </w:p>
         </w:tc>
@@ -7875,14 +6856,7 @@
             <w:vAlign w:val="center"/>
           </w:tcPr>
           <w:p>
-            <w:pPr>
-              <w:spacing w:after="0" w:line="264" w:lineRule="auto"/>
-            </w:pPr>
-            <w:r>
-              <w:rPr>
-                <w:rFonts w:ascii="微软雅黑" w:hAnsi="微软雅黑" w:eastAsia="微软雅黑" w:cs="微软雅黑"/>
-                <w:sz w:val="16"/>
-              </w:rPr>
+            <w:r>
               <w:t>NFR-05</w:t>
             </w:r>
           </w:p>
@@ -7893,15 +6867,8 @@
             <w:vAlign w:val="center"/>
           </w:tcPr>
           <w:p>
-            <w:pPr>
-              <w:spacing w:after="0" w:line="264" w:lineRule="auto"/>
-            </w:pPr>
-            <w:r>
-              <w:rPr>
-                <w:rFonts w:ascii="微软雅黑" w:hAnsi="微软雅黑" w:eastAsia="微软雅黑" w:cs="微软雅黑"/>
-                <w:sz w:val="16"/>
-              </w:rPr>
-              <w:t>隐私与审计</w:t>
+            <w:r>
+              <w:t>超时与持续核对</w:t>
             </w:r>
           </w:p>
         </w:tc>
@@ -7911,15 +6878,8 @@
             <w:vAlign w:val="center"/>
           </w:tcPr>
           <w:p>
-            <w:pPr>
-              <w:spacing w:after="0" w:line="264" w:lineRule="auto"/>
-            </w:pPr>
-            <w:r>
-              <w:rPr>
-                <w:rFonts w:ascii="微软雅黑" w:hAnsi="微软雅黑" w:eastAsia="微软雅黑" w:cs="微软雅黑"/>
-                <w:sz w:val="16"/>
-              </w:rPr>
-              <w:t>手机号、证件信息适当脱敏；日志不含密码和完整令牌；资金及管理员操作保留交易号、时间、结果。</w:t>
+            <w:r>
+              <w:t>外部调用 5 秒无明确结果返回待确认；按 S3 建议持续查询，仍未知时转运营待处理。</w:t>
             </w:r>
           </w:p>
         </w:tc>
@@ -7929,15 +6889,8 @@
             <w:vAlign w:val="center"/>
           </w:tcPr>
           <w:p>
-            <w:pPr>
-              <w:spacing w:after="0" w:line="264" w:lineRule="auto"/>
-            </w:pPr>
-            <w:r>
-              <w:rPr>
-                <w:rFonts w:ascii="微软雅黑" w:hAnsi="微软雅黑" w:eastAsia="微软雅黑" w:cs="微软雅黑"/>
-                <w:sz w:val="16"/>
-              </w:rPr>
-              <w:t>界面、日志与审计记录抽查。</w:t>
+            <w:r>
+              <w:t>模拟超时与迟到回执。</w:t>
             </w:r>
           </w:p>
         </w:tc>
@@ -7969,14 +6922,7 @@
             <w:vAlign w:val="center"/>
           </w:tcPr>
           <w:p>
-            <w:pPr>
-              <w:spacing w:after="0" w:line="264" w:lineRule="auto"/>
-            </w:pPr>
-            <w:r>
-              <w:rPr>
-                <w:rFonts w:ascii="微软雅黑" w:hAnsi="微软雅黑" w:eastAsia="微软雅黑" w:cs="微软雅黑"/>
-                <w:sz w:val="16"/>
-              </w:rPr>
+            <w:r>
               <w:t>NFR-06</w:t>
             </w:r>
           </w:p>
@@ -7987,15 +6933,8 @@
             <w:vAlign w:val="center"/>
           </w:tcPr>
           <w:p>
-            <w:pPr>
-              <w:spacing w:after="0" w:line="264" w:lineRule="auto"/>
-            </w:pPr>
-            <w:r>
-              <w:rPr>
-                <w:rFonts w:ascii="微软雅黑" w:hAnsi="微软雅黑" w:eastAsia="微软雅黑" w:cs="微软雅黑"/>
-                <w:sz w:val="16"/>
-              </w:rPr>
-              <w:t>可用与可解释</w:t>
+            <w:r>
+              <w:t>可解释反馈</w:t>
             </w:r>
           </w:p>
         </w:tc>
@@ -8005,15 +6944,8 @@
             <w:vAlign w:val="center"/>
           </w:tcPr>
           <w:p>
-            <w:pPr>
-              <w:spacing w:after="0" w:line="264" w:lineRule="auto"/>
-            </w:pPr>
-            <w:r>
-              <w:rPr>
-                <w:rFonts w:ascii="微软雅黑" w:hAnsi="微软雅黑" w:eastAsia="微软雅黑" w:cs="微软雅黑"/>
-                <w:sz w:val="16"/>
-              </w:rPr>
-              <w:t>故障时明确提示失败、处理中或待确认；不得把“已受理”显示为“已到账”，不得静默丢失请求。</w:t>
+            <w:r>
+              <w:t>区分已接收、处理中、待确认、成功、失败和恢复中；已接收不得显示已到账。</w:t>
             </w:r>
           </w:p>
         </w:tc>
@@ -8023,15 +6955,8 @@
             <w:vAlign w:val="center"/>
           </w:tcPr>
           <w:p>
-            <w:pPr>
-              <w:spacing w:after="0" w:line="264" w:lineRule="auto"/>
-            </w:pPr>
-            <w:r>
-              <w:rPr>
-                <w:rFonts w:ascii="微软雅黑" w:hAnsi="微软雅黑" w:eastAsia="微软雅黑" w:cs="微软雅黑"/>
-                <w:sz w:val="16"/>
-              </w:rPr>
-              <w:t>停止模拟渠道并检查界面和状态查询。</w:t>
+            <w:r>
+              <w:t>界面与状态查询走查。</w:t>
             </w:r>
           </w:p>
         </w:tc>
@@ -8063,14 +6988,7 @@
             <w:vAlign w:val="center"/>
           </w:tcPr>
           <w:p>
-            <w:pPr>
-              <w:spacing w:after="0" w:line="264" w:lineRule="auto"/>
-            </w:pPr>
-            <w:r>
-              <w:rPr>
-                <w:rFonts w:ascii="微软雅黑" w:hAnsi="微软雅黑" w:eastAsia="微软雅黑" w:cs="微软雅黑"/>
-                <w:sz w:val="16"/>
-              </w:rPr>
+            <w:r>
               <w:t>NFR-07</w:t>
             </w:r>
           </w:p>
@@ -8081,15 +6999,8 @@
             <w:vAlign w:val="center"/>
           </w:tcPr>
           <w:p>
-            <w:pPr>
-              <w:spacing w:after="0" w:line="264" w:lineRule="auto"/>
-            </w:pPr>
-            <w:r>
-              <w:rPr>
-                <w:rFonts w:ascii="微软雅黑" w:hAnsi="微软雅黑" w:eastAsia="微软雅黑" w:cs="微软雅黑"/>
-                <w:sz w:val="16"/>
-              </w:rPr>
-              <w:t>可维护性</w:t>
+            <w:r>
+              <w:t>身份认证</w:t>
             </w:r>
           </w:p>
         </w:tc>
@@ -8099,15 +7010,8 @@
             <w:vAlign w:val="center"/>
           </w:tcPr>
           <w:p>
-            <w:pPr>
-              <w:spacing w:after="0" w:line="264" w:lineRule="auto"/>
-            </w:pPr>
-            <w:r>
-              <w:rPr>
-                <w:rFonts w:ascii="微软雅黑" w:hAnsi="微软雅黑" w:eastAsia="微软雅黑" w:cs="微软雅黑"/>
-                <w:sz w:val="16"/>
-              </w:rPr>
-              <w:t>风控限额作为配置参数，调整演示阈值不修改交易核心逻辑；用例、图和规则编号可互相追踪。</w:t>
+            <w:r>
+              <w:t>密码加盐哈希存储，会话失效规则明确；未登录与越权分别返回 401、403。</w:t>
             </w:r>
           </w:p>
         </w:tc>
@@ -8117,15 +7021,8 @@
             <w:vAlign w:val="center"/>
           </w:tcPr>
           <w:p>
-            <w:pPr>
-              <w:spacing w:after="0" w:line="264" w:lineRule="auto"/>
-            </w:pPr>
-            <w:r>
-              <w:rPr>
-                <w:rFonts w:ascii="微软雅黑" w:hAnsi="微软雅黑" w:eastAsia="微软雅黑" w:cs="微软雅黑"/>
-                <w:sz w:val="16"/>
-              </w:rPr>
-              <w:t>改配置演示及文档检查。</w:t>
+            <w:r>
+              <w:t>代码审查与接口测试。</w:t>
             </w:r>
           </w:p>
         </w:tc>
@@ -8157,15 +7054,8 @@
             <w:vAlign w:val="center"/>
           </w:tcPr>
           <w:p>
-            <w:pPr>
-              <w:spacing w:after="0" w:line="264" w:lineRule="auto"/>
-            </w:pPr>
-            <w:r>
-              <w:rPr>
-                <w:rFonts w:ascii="微软雅黑" w:hAnsi="微软雅黑" w:eastAsia="微软雅黑" w:cs="微软雅黑"/>
-                <w:sz w:val="16"/>
-              </w:rPr>
-              <w:t>NFR-08</w:t>
+            <w:r>
+              <w:t>NFR-09</w:t>
             </w:r>
           </w:p>
         </w:tc>
@@ -8175,14 +7065,205 @@
             <w:vAlign w:val="center"/>
           </w:tcPr>
           <w:p>
-            <w:pPr>
-              <w:spacing w:after="0" w:line="264" w:lineRule="auto"/>
-            </w:pPr>
-            <w:r>
-              <w:rPr>
-                <w:rFonts w:ascii="微软雅黑" w:hAnsi="微软雅黑" w:eastAsia="微软雅黑" w:cs="微软雅黑"/>
-                <w:sz w:val="16"/>
-              </w:rPr>
+            <w:r>
+              <w:t>数据保护</w:t>
+            </w:r>
+          </w:p>
+        </w:tc>
+        <w:tc>
+          <w:tcPr>
+            <w:tcW w:w="4535" w:type="dxa"/>
+            <w:vAlign w:val="center"/>
+          </w:tcPr>
+          <w:p>
+            <w:r>
+              <w:t>卡号、证件号和手机号按权限脱敏；日志不含密码与令牌。</w:t>
+            </w:r>
+          </w:p>
+        </w:tc>
+        <w:tc>
+          <w:tcPr>
+            <w:tcW w:w="2551" w:type="dxa"/>
+            <w:vAlign w:val="center"/>
+          </w:tcPr>
+          <w:p>
+            <w:r>
+              <w:t>界面及日志核查。</w:t>
+            </w:r>
+          </w:p>
+        </w:tc>
+      </w:tr>
+      <w:tr>
+        <w:tblPrEx>
+          <w:tblBorders>
+            <w:top w:val="single" w:color="auto" w:sz="4" w:space="0"/>
+            <w:left w:val="single" w:color="auto" w:sz="4" w:space="0"/>
+            <w:bottom w:val="single" w:color="auto" w:sz="4" w:space="0"/>
+            <w:right w:val="single" w:color="auto" w:sz="4" w:space="0"/>
+            <w:insideH w:val="single" w:color="auto" w:sz="4" w:space="0"/>
+            <w:insideV w:val="single" w:color="auto" w:sz="4" w:space="0"/>
+          </w:tblBorders>
+          <w:tblCellMar>
+            <w:top w:w="0" w:type="dxa"/>
+            <w:left w:w="108" w:type="dxa"/>
+            <w:bottom w:w="0" w:type="dxa"/>
+            <w:right w:w="108" w:type="dxa"/>
+          </w:tblCellMar>
+        </w:tblPrEx>
+        <w:trPr>
+          <w:cantSplit/>
+          <w:jc w:val="center"/>
+        </w:trPr>
+        <w:tc>
+          <w:tcPr>
+            <w:tcW w:w="1446" w:type="dxa"/>
+            <w:vAlign w:val="center"/>
+          </w:tcPr>
+          <w:p>
+            <w:r>
+              <w:t>NFR-10</w:t>
+            </w:r>
+          </w:p>
+        </w:tc>
+        <w:tc>
+          <w:tcPr>
+            <w:tcW w:w="1502" w:type="dxa"/>
+            <w:vAlign w:val="center"/>
+          </w:tcPr>
+          <w:p>
+            <w:r>
+              <w:t>操作审计</w:t>
+            </w:r>
+          </w:p>
+        </w:tc>
+        <w:tc>
+          <w:tcPr>
+            <w:tcW w:w="4535" w:type="dxa"/>
+            <w:vAlign w:val="center"/>
+          </w:tcPr>
+          <w:p>
+            <w:r>
+              <w:t>冻结、解冻、限额变更、核对和恢复记录操作者、时间、对象、原因与结果。</w:t>
+            </w:r>
+          </w:p>
+        </w:tc>
+        <w:tc>
+          <w:tcPr>
+            <w:tcW w:w="2551" w:type="dxa"/>
+            <w:vAlign w:val="center"/>
+          </w:tcPr>
+          <w:p>
+            <w:r>
+              <w:t>审计记录抽查。</w:t>
+            </w:r>
+          </w:p>
+        </w:tc>
+      </w:tr>
+      <w:tr>
+        <w:tblPrEx>
+          <w:tblBorders>
+            <w:top w:val="single" w:color="auto" w:sz="4" w:space="0"/>
+            <w:left w:val="single" w:color="auto" w:sz="4" w:space="0"/>
+            <w:bottom w:val="single" w:color="auto" w:sz="4" w:space="0"/>
+            <w:right w:val="single" w:color="auto" w:sz="4" w:space="0"/>
+            <w:insideH w:val="single" w:color="auto" w:sz="4" w:space="0"/>
+            <w:insideV w:val="single" w:color="auto" w:sz="4" w:space="0"/>
+          </w:tblBorders>
+          <w:tblCellMar>
+            <w:top w:w="0" w:type="dxa"/>
+            <w:left w:w="108" w:type="dxa"/>
+            <w:bottom w:w="0" w:type="dxa"/>
+            <w:right w:w="108" w:type="dxa"/>
+          </w:tblCellMar>
+        </w:tblPrEx>
+        <w:trPr>
+          <w:cantSplit/>
+          <w:jc w:val="center"/>
+        </w:trPr>
+        <w:tc>
+          <w:tcPr>
+            <w:tcW w:w="1446" w:type="dxa"/>
+            <w:vAlign w:val="center"/>
+          </w:tcPr>
+          <w:p>
+            <w:r>
+              <w:t>NFR-12</w:t>
+            </w:r>
+          </w:p>
+        </w:tc>
+        <w:tc>
+          <w:tcPr>
+            <w:tcW w:w="1502" w:type="dxa"/>
+            <w:vAlign w:val="center"/>
+          </w:tcPr>
+          <w:p>
+            <w:r>
+              <w:t>可维护性</w:t>
+            </w:r>
+          </w:p>
+        </w:tc>
+        <w:tc>
+          <w:tcPr>
+            <w:tcW w:w="4535" w:type="dxa"/>
+            <w:vAlign w:val="center"/>
+          </w:tcPr>
+          <w:p>
+            <w:r>
+              <w:t>限额与规则参数配置化，调整无需修改交易核心逻辑。</w:t>
+            </w:r>
+          </w:p>
+        </w:tc>
+        <w:tc>
+          <w:tcPr>
+            <w:tcW w:w="2551" w:type="dxa"/>
+            <w:vAlign w:val="center"/>
+          </w:tcPr>
+          <w:p>
+            <w:r>
+              <w:t>配置变更演示。</w:t>
+            </w:r>
+          </w:p>
+        </w:tc>
+      </w:tr>
+      <w:tr>
+        <w:tblPrEx>
+          <w:tblBorders>
+            <w:top w:val="single" w:color="auto" w:sz="4" w:space="0"/>
+            <w:left w:val="single" w:color="auto" w:sz="4" w:space="0"/>
+            <w:bottom w:val="single" w:color="auto" w:sz="4" w:space="0"/>
+            <w:right w:val="single" w:color="auto" w:sz="4" w:space="0"/>
+            <w:insideH w:val="single" w:color="auto" w:sz="4" w:space="0"/>
+            <w:insideV w:val="single" w:color="auto" w:sz="4" w:space="0"/>
+          </w:tblBorders>
+          <w:tblCellMar>
+            <w:top w:w="0" w:type="dxa"/>
+            <w:left w:w="108" w:type="dxa"/>
+            <w:bottom w:w="0" w:type="dxa"/>
+            <w:right w:w="108" w:type="dxa"/>
+          </w:tblCellMar>
+        </w:tblPrEx>
+        <w:trPr>
+          <w:cantSplit/>
+          <w:jc w:val="center"/>
+        </w:trPr>
+        <w:tc>
+          <w:tcPr>
+            <w:tcW w:w="1446" w:type="dxa"/>
+            <w:vAlign w:val="center"/>
+          </w:tcPr>
+          <w:p>
+            <w:r>
+              <w:t>NFR-14</w:t>
+            </w:r>
+          </w:p>
+        </w:tc>
+        <w:tc>
+          <w:tcPr>
+            <w:tcW w:w="1502" w:type="dxa"/>
+            <w:vAlign w:val="center"/>
+          </w:tcPr>
+          <w:p>
+            <w:r>
               <w:t>兼容性</w:t>
             </w:r>
           </w:p>
@@ -8193,15 +7274,8 @@
             <w:vAlign w:val="center"/>
           </w:tcPr>
           <w:p>
-            <w:pPr>
-              <w:spacing w:after="0" w:line="264" w:lineRule="auto"/>
-            </w:pPr>
-            <w:r>
-              <w:rPr>
-                <w:rFonts w:ascii="微软雅黑" w:hAnsi="微软雅黑" w:eastAsia="微软雅黑" w:cs="微软雅黑"/>
-                <w:sz w:val="16"/>
-              </w:rPr>
-              <w:t>页面在 Chrome、Edge 的课程测试版本和 1366×768 及以上分辨率可用。</w:t>
+            <w:r>
+              <w:t>页面在 Chrome、Edge 最近两个大版本及 1366×768 以上分辨率可用。</w:t>
             </w:r>
           </w:p>
         </w:tc>
@@ -8211,14 +7285,7 @@
             <w:vAlign w:val="center"/>
           </w:tcPr>
           <w:p>
-            <w:pPr>
-              <w:spacing w:after="0" w:line="264" w:lineRule="auto"/>
-            </w:pPr>
-            <w:r>
-              <w:rPr>
-                <w:rFonts w:ascii="微软雅黑" w:hAnsi="微软雅黑" w:eastAsia="微软雅黑" w:cs="微软雅黑"/>
-                <w:sz w:val="16"/>
-              </w:rPr>
+            <w:r>
               <w:t>手工浏览器检查。</w:t>
             </w:r>
           </w:p>
@@ -8299,15 +7366,7 @@
             <w:vAlign w:val="center"/>
           </w:tcPr>
           <w:p>
-            <w:pPr>
-              <w:spacing w:after="0" w:line="264" w:lineRule="auto"/>
-            </w:pPr>
-            <w:r>
-              <w:rPr>
-                <w:rFonts w:ascii="微软雅黑" w:hAnsi="微软雅黑" w:eastAsia="微软雅黑" w:cs="微软雅黑"/>
-                <w:b/>
-                <w:sz w:val="16"/>
-              </w:rPr>
+            <w:r>
               <w:t>来源</w:t>
             </w:r>
           </w:p>
@@ -8319,15 +7378,7 @@
             <w:vAlign w:val="center"/>
           </w:tcPr>
           <w:p>
-            <w:pPr>
-              <w:spacing w:after="0" w:line="264" w:lineRule="auto"/>
-            </w:pPr>
-            <w:r>
-              <w:rPr>
-                <w:rFonts w:ascii="微软雅黑" w:hAnsi="微软雅黑" w:eastAsia="微软雅黑" w:cs="微软雅黑"/>
-                <w:b/>
-                <w:sz w:val="16"/>
-              </w:rPr>
+            <w:r>
               <w:t>本文采用的内容</w:t>
             </w:r>
           </w:p>
@@ -8339,15 +7390,7 @@
             <w:vAlign w:val="center"/>
           </w:tcPr>
           <w:p>
-            <w:pPr>
-              <w:spacing w:after="0" w:line="264" w:lineRule="auto"/>
-            </w:pPr>
-            <w:r>
-              <w:rPr>
-                <w:rFonts w:ascii="微软雅黑" w:hAnsi="微软雅黑" w:eastAsia="微软雅黑" w:cs="微软雅黑"/>
-                <w:b/>
-                <w:sz w:val="16"/>
-              </w:rPr>
+            <w:r>
               <w:t>整合处理</w:t>
             </w:r>
           </w:p>
@@ -8380,65 +7423,8 @@
             <w:vAlign w:val="center"/>
           </w:tcPr>
           <w:p>
-            <w:pPr>
-              <w:spacing w:after="0" w:line="264" w:lineRule="auto"/>
-            </w:pPr>
-            <w:r>
-              <w:fldChar w:fldCharType="begin"/>
-            </w:r>
-            <w:r>
-              <w:instrText xml:space="preserve"> HYPERLINK "需求确认会议纪要.md" \h </w:instrText>
-            </w:r>
-            <w:r>
-              <w:fldChar w:fldCharType="separate"/>
-            </w:r>
-            <w:r>
-              <w:rPr>
-                <w:rFonts w:ascii="微软雅黑" w:hAnsi="微软雅黑" w:eastAsia="微软雅黑" w:cs="微软雅黑"/>
-                <w:color w:val="175A78"/>
-                <w:u w:val="single"/>
-              </w:rPr>
-              <w:t>S1 需求纪要</w:t>
-            </w:r>
-            <w:r>
-              <w:rPr>
-                <w:rFonts w:ascii="微软雅黑" w:hAnsi="微软雅黑" w:eastAsia="微软雅黑" w:cs="微软雅黑"/>
-                <w:color w:val="175A78"/>
-                <w:u w:val="single"/>
-              </w:rPr>
-              <w:fldChar w:fldCharType="end"/>
-            </w:r>
-            <w:r>
-              <w:rPr>
-                <w:rFonts w:ascii="微软雅黑" w:hAnsi="微软雅黑" w:eastAsia="微软雅黑" w:cs="微软雅黑"/>
-                <w:sz w:val="16"/>
-              </w:rPr>
-              <w:t>、</w:t>
-            </w:r>
-            <w:r>
-              <w:fldChar w:fldCharType="begin"/>
-            </w:r>
-            <w:r>
-              <w:instrText xml:space="preserve"> HYPERLINK "../../BACKLOG.md" \h </w:instrText>
-            </w:r>
-            <w:r>
-              <w:fldChar w:fldCharType="separate"/>
-            </w:r>
-            <w:r>
-              <w:rPr>
-                <w:rFonts w:ascii="微软雅黑" w:hAnsi="微软雅黑" w:eastAsia="微软雅黑" w:cs="微软雅黑"/>
-                <w:color w:val="175A78"/>
-                <w:u w:val="single"/>
-              </w:rPr>
-              <w:t>Backlog</w:t>
-            </w:r>
-            <w:r>
-              <w:rPr>
-                <w:rFonts w:ascii="微软雅黑" w:hAnsi="微软雅黑" w:eastAsia="微软雅黑" w:cs="微软雅黑"/>
-                <w:color w:val="175A78"/>
-                <w:u w:val="single"/>
-              </w:rPr>
-              <w:fldChar w:fldCharType="end"/>
+            <w:r>
+              <w:t>S2 账户与交易材料</w:t>
             </w:r>
           </w:p>
         </w:tc>
@@ -8448,15 +7434,8 @@
             <w:vAlign w:val="center"/>
           </w:tcPr>
           <w:p>
-            <w:pPr>
-              <w:spacing w:after="0" w:line="264" w:lineRule="auto"/>
-            </w:pPr>
-            <w:r>
-              <w:rPr>
-                <w:rFonts w:ascii="微软雅黑" w:hAnsi="微软雅黑" w:eastAsia="微软雅黑" w:cs="微软雅黑"/>
-                <w:sz w:val="16"/>
-              </w:rPr>
-              <w:t>范围、非目标、BR-01—08、P0/P1/P2</w:t>
+            <w:r>
+              <w:t>账户与交易用例编号、事件流、业务规则及异常分支</w:t>
             </w:r>
           </w:p>
         </w:tc>
@@ -8466,15 +7445,8 @@
             <w:vAlign w:val="center"/>
           </w:tcPr>
           <w:p>
-            <w:pPr>
-              <w:spacing w:after="0" w:line="264" w:lineRule="auto"/>
-            </w:pPr>
-            <w:r>
-              <w:rPr>
-                <w:rFonts w:ascii="微软雅黑" w:hAnsi="微软雅黑" w:eastAsia="微软雅黑" w:cs="微软雅黑"/>
-                <w:sz w:val="16"/>
-              </w:rPr>
-              <w:t>作为待小组确认的优先级与边界工作基线；对账信息仅作为流水查询的延伸，不设独立对账功能。</w:t>
+            <w:r>
+              <w:t>保留注销、个人限额、回单、待确认核对与恢复用例；BR 编号和模拟金额以 S2 专项稿为准。</w:t>
             </w:r>
           </w:p>
         </w:tc>
@@ -8506,33 +7478,8 @@
             <w:vAlign w:val="center"/>
           </w:tcPr>
           <w:p>
-            <w:pPr>
-              <w:spacing w:after="0" w:line="264" w:lineRule="auto"/>
-            </w:pPr>
-            <w:r>
-              <w:fldChar w:fldCharType="begin"/>
-            </w:r>
-            <w:r>
-              <w:instrText xml:space="preserve"> HYPERLINK "数字银行账户与交易模块需求分析/README.md" \h </w:instrText>
-            </w:r>
-            <w:r>
-              <w:fldChar w:fldCharType="separate"/>
-            </w:r>
-            <w:r>
-              <w:rPr>
-                <w:rFonts w:ascii="微软雅黑" w:hAnsi="微软雅黑" w:eastAsia="微软雅黑" w:cs="微软雅黑"/>
-                <w:color w:val="175A78"/>
-                <w:u w:val="single"/>
-              </w:rPr>
-              <w:t>S2 账户与交易材料</w:t>
-            </w:r>
-            <w:r>
-              <w:rPr>
-                <w:rFonts w:ascii="微软雅黑" w:hAnsi="微软雅黑" w:eastAsia="微软雅黑" w:cs="微软雅黑"/>
-                <w:color w:val="175A78"/>
-                <w:u w:val="single"/>
-              </w:rPr>
-              <w:fldChar w:fldCharType="end"/>
+            <w:r>
+              <w:t>S3 角色与风控</w:t>
             </w:r>
           </w:p>
         </w:tc>
@@ -8542,15 +7489,8 @@
             <w:vAlign w:val="center"/>
           </w:tcPr>
           <w:p>
-            <w:pPr>
-              <w:spacing w:after="0" w:line="264" w:lineRule="auto"/>
-            </w:pPr>
-            <w:r>
-              <w:rPr>
-                <w:rFonts w:ascii="微软雅黑" w:hAnsi="微软雅黑" w:eastAsia="微软雅黑" w:cs="微软雅黑"/>
-                <w:sz w:val="16"/>
-              </w:rPr>
-              <w:t>用例编号、事件流、幂等、资金预留与异常分支</w:t>
+            <w:r>
+              <w:t>角色权限、风控规则、NFR 编号与指标</w:t>
             </w:r>
           </w:p>
         </w:tc>
@@ -8560,15 +7500,8 @@
             <w:vAlign w:val="center"/>
           </w:tcPr>
           <w:p>
-            <w:pPr>
-              <w:spacing w:after="0" w:line="264" w:lineRule="auto"/>
-            </w:pPr>
-            <w:r>
-              <w:rPr>
-                <w:rFonts w:ascii="微软雅黑" w:hAnsi="微软雅黑" w:eastAsia="微软雅黑" w:cs="微软雅黑"/>
-                <w:sz w:val="16"/>
-              </w:rPr>
-              <w:t>原稿中的账户注销、个人限额、回单及恢复管理为扩展；与纪要不同的冻结和限额建议值未进入本版。</w:t>
+            <w:r>
+              <w:t>冻结与限额规则同 S2；规则配置、名单及告警用例保留，原型实现优先级待确认。</w:t>
             </w:r>
           </w:p>
         </w:tc>
@@ -8600,33 +7533,8 @@
             <w:vAlign w:val="center"/>
           </w:tcPr>
           <w:p>
-            <w:pPr>
-              <w:spacing w:after="0" w:line="264" w:lineRule="auto"/>
-            </w:pPr>
-            <w:r>
-              <w:fldChar w:fldCharType="begin"/>
-            </w:r>
-            <w:r>
-              <w:instrText xml:space="preserve"> HYPERLINK "S3-角色与风控与非功能需求说明.md" \h </w:instrText>
-            </w:r>
-            <w:r>
-              <w:fldChar w:fldCharType="separate"/>
-            </w:r>
-            <w:r>
-              <w:rPr>
-                <w:rFonts w:ascii="微软雅黑" w:hAnsi="微软雅黑" w:eastAsia="微软雅黑" w:cs="微软雅黑"/>
-                <w:color w:val="175A78"/>
-                <w:u w:val="single"/>
-              </w:rPr>
-              <w:t>S3 角色与风控</w:t>
-            </w:r>
-            <w:r>
-              <w:rPr>
-                <w:rFonts w:ascii="微软雅黑" w:hAnsi="微软雅黑" w:eastAsia="微软雅黑" w:cs="微软雅黑"/>
-                <w:color w:val="175A78"/>
-                <w:u w:val="single"/>
-              </w:rPr>
-              <w:fldChar w:fldCharType="end"/>
+            <w:r>
+              <w:t>S4 故事地图及用户故事清单</w:t>
             </w:r>
           </w:p>
         </w:tc>
@@ -8636,15 +7544,8 @@
             <w:vAlign w:val="center"/>
           </w:tcPr>
           <w:p>
-            <w:pPr>
-              <w:spacing w:after="0" w:line="264" w:lineRule="auto"/>
-            </w:pPr>
-            <w:r>
-              <w:rPr>
-                <w:rFonts w:ascii="微软雅黑" w:hAnsi="微软雅黑" w:eastAsia="微软雅黑" w:cs="微软雅黑"/>
-                <w:sz w:val="16"/>
-              </w:rPr>
-              <w:t>数据授权、拦截记录、可测量非功能需求</w:t>
+            <w:r>
+              <w:t>用户活动、Must/Should/Could 和验收要点</w:t>
             </w:r>
           </w:p>
         </w:tc>
@@ -8654,15 +7555,8 @@
             <w:vAlign w:val="center"/>
           </w:tcPr>
           <w:p>
-            <w:pPr>
-              <w:spacing w:after="0" w:line="264" w:lineRule="auto"/>
-            </w:pPr>
-            <w:r>
-              <w:rPr>
-                <w:rFonts w:ascii="微软雅黑" w:hAnsi="微软雅黑" w:eastAsia="微软雅黑" w:cs="微软雅黑"/>
-                <w:sz w:val="16"/>
-              </w:rPr>
-              <w:t>柜员、风控主管、审计员和规则审批为候选扩展；限额数值按 S1 统一。</w:t>
+            <w:r>
+              <w:t>纳入注销与跨行转账的 Must 故事；回单、核对和恢复分别按清单跟踪。</w:t>
             </w:r>
           </w:p>
         </w:tc>
@@ -8694,65 +7588,8 @@
             <w:vAlign w:val="center"/>
           </w:tcPr>
           <w:p>
-            <w:pPr>
-              <w:spacing w:after="0" w:line="264" w:lineRule="auto"/>
-            </w:pPr>
-            <w:r>
-              <w:fldChar w:fldCharType="begin"/>
-            </w:r>
-            <w:r>
-              <w:instrText xml:space="preserve"> HYPERLINK "数字银行核心业务用户故事地图/数字银行核心业务用户故事地图_完整版.png" \h </w:instrText>
-            </w:r>
-            <w:r>
-              <w:fldChar w:fldCharType="separate"/>
-            </w:r>
-            <w:r>
-              <w:rPr>
-                <w:rFonts w:ascii="微软雅黑" w:hAnsi="微软雅黑" w:eastAsia="微软雅黑" w:cs="微软雅黑"/>
-                <w:color w:val="175A78"/>
-                <w:u w:val="single"/>
-              </w:rPr>
-              <w:t>S4 故事地图</w:t>
-            </w:r>
-            <w:r>
-              <w:rPr>
-                <w:rFonts w:ascii="微软雅黑" w:hAnsi="微软雅黑" w:eastAsia="微软雅黑" w:cs="微软雅黑"/>
-                <w:color w:val="175A78"/>
-                <w:u w:val="single"/>
-              </w:rPr>
-              <w:fldChar w:fldCharType="end"/>
-            </w:r>
-            <w:r>
-              <w:rPr>
-                <w:rFonts w:ascii="微软雅黑" w:hAnsi="微软雅黑" w:eastAsia="微软雅黑" w:cs="微软雅黑"/>
-                <w:sz w:val="16"/>
-              </w:rPr>
-              <w:t>、</w:t>
-            </w:r>
-            <w:r>
-              <w:fldChar w:fldCharType="begin"/>
-            </w:r>
-            <w:r>
-              <w:instrText xml:space="preserve"> HYPERLINK "需求分析与迭代规划.md" \h </w:instrText>
-            </w:r>
-            <w:r>
-              <w:fldChar w:fldCharType="separate"/>
-            </w:r>
-            <w:r>
-              <w:rPr>
-                <w:rFonts w:ascii="微软雅黑" w:hAnsi="微软雅黑" w:eastAsia="微软雅黑" w:cs="微软雅黑"/>
-                <w:color w:val="175A78"/>
-                <w:u w:val="single"/>
-              </w:rPr>
-              <w:t>综合草稿</w:t>
-            </w:r>
-            <w:r>
-              <w:rPr>
-                <w:rFonts w:ascii="微软雅黑" w:hAnsi="微软雅黑" w:eastAsia="微软雅黑" w:cs="微软雅黑"/>
-                <w:color w:val="175A78"/>
-                <w:u w:val="single"/>
-              </w:rPr>
-              <w:fldChar w:fldCharType="end"/>
+            <w:r>
+              <w:t>S5 候选类与 CRC</w:t>
             </w:r>
           </w:p>
         </w:tc>
@@ -8762,15 +7599,8 @@
             <w:vAlign w:val="center"/>
           </w:tcPr>
           <w:p>
-            <w:pPr>
-              <w:spacing w:after="0" w:line="264" w:lineRule="auto"/>
-            </w:pPr>
-            <w:r>
-              <w:rPr>
-                <w:rFonts w:ascii="微软雅黑" w:hAnsi="微软雅黑" w:eastAsia="微软雅黑" w:cs="微软雅黑"/>
-                <w:sz w:val="16"/>
-              </w:rPr>
-              <w:t>用户活动顺序、故事切片和模块划分</w:t>
+            <w:r>
+              <w:t>名词短语筛选、CRC 职责与候选领域关系</w:t>
             </w:r>
           </w:p>
         </w:tc>
@@ -8780,15 +7610,8 @@
             <w:vAlign w:val="center"/>
           </w:tcPr>
           <w:p>
-            <w:pPr>
-              <w:spacing w:after="0" w:line="264" w:lineRule="auto"/>
-            </w:pPr>
-            <w:r>
-              <w:rPr>
-                <w:rFonts w:ascii="微软雅黑" w:hAnsi="微软雅黑" w:eastAsia="微软雅黑" w:cs="微软雅黑"/>
-                <w:sz w:val="16"/>
-              </w:rPr>
-              <w:t>不采纳真实通道、绑定银行卡、计息、人脸识别及未经证实的调研或已完成测试陈述。</w:t>
+            <w:r>
+              <w:t>保留银行卡、告警及对账等候选概念供范围评审；账户基数与 S2/S4 有分歧，待 S5 复核。</w:t>
             </w:r>
           </w:p>
         </w:tc>
@@ -8820,33 +7643,8 @@
             <w:vAlign w:val="center"/>
           </w:tcPr>
           <w:p>
-            <w:pPr>
-              <w:spacing w:after="0" w:line="264" w:lineRule="auto"/>
-            </w:pPr>
-            <w:r>
-              <w:fldChar w:fldCharType="begin"/>
-            </w:r>
-            <w:r>
-              <w:instrText xml:space="preserve"> HYPERLINK "候选类-CRC与领域模型.md" \h </w:instrText>
-            </w:r>
-            <w:r>
-              <w:fldChar w:fldCharType="separate"/>
-            </w:r>
-            <w:r>
-              <w:rPr>
-                <w:rFonts w:ascii="微软雅黑" w:hAnsi="微软雅黑" w:eastAsia="微软雅黑" w:cs="微软雅黑"/>
-                <w:color w:val="175A78"/>
-                <w:u w:val="single"/>
-              </w:rPr>
-              <w:t>S5 候选类与 CRC</w:t>
-            </w:r>
-            <w:r>
-              <w:rPr>
-                <w:rFonts w:ascii="微软雅黑" w:hAnsi="微软雅黑" w:eastAsia="微软雅黑" w:cs="微软雅黑"/>
-                <w:color w:val="175A78"/>
-                <w:u w:val="single"/>
-              </w:rPr>
-              <w:fldChar w:fldCharType="end"/>
+            <w:r>
+              <w:t>讨论纪要与 Backlog</w:t>
             </w:r>
           </w:p>
         </w:tc>
@@ -8856,15 +7654,8 @@
             <w:vAlign w:val="center"/>
           </w:tcPr>
           <w:p>
-            <w:pPr>
-              <w:spacing w:after="0" w:line="264" w:lineRule="auto"/>
-            </w:pPr>
-            <w:r>
-              <w:rPr>
-                <w:rFonts w:ascii="微软雅黑" w:hAnsi="微软雅黑" w:eastAsia="微软雅黑" w:cs="微软雅黑"/>
-                <w:sz w:val="16"/>
-              </w:rPr>
-              <w:t>名词短语筛选、CRC 职责、领域关系</w:t>
+            <w:r>
+              <w:t>跨组整合与任务跟踪</w:t>
             </w:r>
           </w:p>
         </w:tc>
@@ -8874,15 +7665,8 @@
             <w:vAlign w:val="center"/>
           </w:tcPr>
           <w:p>
-            <w:pPr>
-              <w:spacing w:after="0" w:line="264" w:lineRule="auto"/>
-            </w:pPr>
-            <w:r>
-              <w:rPr>
-                <w:rFonts w:ascii="微软雅黑" w:hAnsi="微软雅黑" w:eastAsia="微软雅黑" w:cs="微软雅黑"/>
-                <w:sz w:val="16"/>
-              </w:rPr>
-              <w:t>将技术适配器和超范围的银行卡/日终差错实体留待后续设计；领域模型采用本版核心概念。</w:t>
+            <w:r>
+              <w:t>两者先前使用的 BR 编号、范围和优先级与组员专项稿不一致，以专项稿为本版依据；最终仍需小组统一。</w:t>
             </w:r>
           </w:p>
         </w:tc>
